--- a/jb53500/guide-rolling-project.docx
+++ b/jb53500/guide-rolling-project.docx
@@ -4,7 +4,9 @@
   <w:body>
     <w:p>
       <w:pPr>
+        <w:bidi/>
         <w:spacing w:after="0" w:before="2200"/>
+        <w:jc w:val="right"/>
       </w:pPr>
     </w:p>
     <w:p>
@@ -100,6 +102,10 @@
       </w:r>
     </w:p>
     <w:p>
+      <w:pPr>
+        <w:bidi/>
+        <w:jc w:val="right"/>
+      </w:pPr>
       <w:r>
         <w:br w:type="page"/>
       </w:r>
@@ -720,6 +726,10 @@
       </w:r>
     </w:p>
     <w:p>
+      <w:pPr>
+        <w:bidi/>
+        <w:jc w:val="right"/>
+      </w:pPr>
       <w:r>
         <w:br w:type="page"/>
       </w:r>
@@ -751,7 +761,7 @@
       <w:pPr>
         <w:bidi/>
         <w:spacing w:after="140" w:before="0" w:line="300"/>
-        <w:jc w:val="both"/>
+        <w:jc w:val="right"/>
       </w:pPr>
       <w:r>
         <w:rPr>
@@ -768,7 +778,7 @@
       <w:pPr>
         <w:bidi/>
         <w:spacing w:after="140" w:before="0" w:line="300"/>
-        <w:jc w:val="both"/>
+        <w:jc w:val="right"/>
       </w:pPr>
       <w:r>
         <w:rPr>
@@ -785,7 +795,7 @@
       <w:pPr>
         <w:bidi/>
         <w:spacing w:after="140" w:before="0" w:line="300"/>
-        <w:jc w:val="both"/>
+        <w:jc w:val="right"/>
       </w:pPr>
       <w:r>
         <w:rPr>
@@ -822,7 +832,7 @@
       <w:pPr>
         <w:bidi/>
         <w:spacing w:after="140" w:before="0" w:line="300"/>
-        <w:jc w:val="both"/>
+        <w:jc w:val="right"/>
       </w:pPr>
       <w:r>
         <w:rPr>
@@ -868,7 +878,7 @@
             <w:pPr>
               <w:bidi/>
               <w:spacing w:after="0" w:before="0" w:line="280"/>
-              <w:jc w:val="both"/>
+              <w:jc w:val="right"/>
             </w:pPr>
             <w:r>
               <w:rPr>
@@ -898,7 +908,9 @@
     </w:tbl>
     <w:p>
       <w:pPr>
+        <w:bidi/>
         <w:spacing w:after="120"/>
+        <w:jc w:val="right"/>
       </w:pPr>
     </w:p>
     <w:tbl>
@@ -934,7 +946,7 @@
             <w:pPr>
               <w:bidi/>
               <w:spacing w:after="0" w:before="0" w:line="280"/>
-              <w:jc w:val="both"/>
+              <w:jc w:val="right"/>
             </w:pPr>
             <w:r>
               <w:rPr>
@@ -964,12 +976,16 @@
     </w:tbl>
     <w:p>
       <w:pPr>
+        <w:bidi/>
         <w:spacing w:after="120"/>
-      </w:pPr>
-    </w:p>
-    <w:p>
-      <w:pPr>
+        <w:jc w:val="right"/>
+      </w:pPr>
+    </w:p>
+    <w:p>
+      <w:pPr>
+        <w:bidi/>
         <w:spacing w:after="60"/>
+        <w:jc w:val="right"/>
       </w:pPr>
     </w:p>
     <w:tbl>
@@ -1575,7 +1591,9 @@
     </w:tbl>
     <w:p>
       <w:pPr>
+        <w:bidi/>
         <w:spacing w:after="160"/>
+        <w:jc w:val="right"/>
       </w:pPr>
     </w:p>
     <w:p>
@@ -1602,7 +1620,7 @@
       <w:pPr>
         <w:bidi/>
         <w:spacing w:after="140" w:before="0" w:line="300"/>
-        <w:jc w:val="both"/>
+        <w:jc w:val="right"/>
       </w:pPr>
       <w:r>
         <w:rPr>
@@ -1619,7 +1637,7 @@
       <w:pPr>
         <w:bidi/>
         <w:spacing w:after="140" w:before="0" w:line="300"/>
-        <w:jc w:val="both"/>
+        <w:jc w:val="right"/>
       </w:pPr>
       <w:r>
         <w:rPr>
@@ -1661,7 +1679,7 @@
         </w:numPr>
         <w:bidi/>
         <w:spacing w:after="70" w:line="290"/>
-        <w:jc w:val="both"/>
+        <w:jc w:val="right"/>
       </w:pPr>
       <w:r>
         <w:rPr>
@@ -1683,7 +1701,7 @@
         </w:numPr>
         <w:bidi/>
         <w:spacing w:after="70" w:line="290"/>
-        <w:jc w:val="both"/>
+        <w:jc w:val="right"/>
       </w:pPr>
       <w:r>
         <w:rPr>
@@ -1705,7 +1723,7 @@
         </w:numPr>
         <w:bidi/>
         <w:spacing w:after="70" w:line="290"/>
-        <w:jc w:val="both"/>
+        <w:jc w:val="right"/>
       </w:pPr>
       <w:r>
         <w:rPr>
@@ -1727,7 +1745,7 @@
         </w:numPr>
         <w:bidi/>
         <w:spacing w:after="70" w:line="290"/>
-        <w:jc w:val="both"/>
+        <w:jc w:val="right"/>
       </w:pPr>
       <w:r>
         <w:rPr>
@@ -1749,7 +1767,7 @@
         </w:numPr>
         <w:bidi/>
         <w:spacing w:after="70" w:line="290"/>
-        <w:jc w:val="both"/>
+        <w:jc w:val="right"/>
       </w:pPr>
       <w:r>
         <w:rPr>
@@ -1771,7 +1789,7 @@
         </w:numPr>
         <w:bidi/>
         <w:spacing w:after="70" w:line="290"/>
-        <w:jc w:val="both"/>
+        <w:jc w:val="right"/>
       </w:pPr>
       <w:r>
         <w:rPr>
@@ -1786,7 +1804,9 @@
     </w:p>
     <w:p>
       <w:pPr>
+        <w:bidi/>
         <w:spacing w:after="80"/>
+        <w:jc w:val="right"/>
       </w:pPr>
     </w:p>
     <w:p>
@@ -1813,7 +1833,7 @@
       <w:pPr>
         <w:bidi/>
         <w:spacing w:after="80" w:before="0" w:line="300"/>
-        <w:jc w:val="both"/>
+        <w:jc w:val="right"/>
       </w:pPr>
       <w:r>
         <w:rPr>
@@ -1837,7 +1857,7 @@
         </w:numPr>
         <w:bidi/>
         <w:spacing w:after="70" w:line="290"/>
-        <w:jc w:val="both"/>
+        <w:jc w:val="right"/>
       </w:pPr>
       <w:r>
         <w:rPr>
@@ -1859,7 +1879,7 @@
         </w:numPr>
         <w:bidi/>
         <w:spacing w:after="70" w:line="290"/>
-        <w:jc w:val="both"/>
+        <w:jc w:val="right"/>
       </w:pPr>
       <w:r>
         <w:rPr>
@@ -1881,7 +1901,7 @@
         </w:numPr>
         <w:bidi/>
         <w:spacing w:after="70" w:line="290"/>
-        <w:jc w:val="both"/>
+        <w:jc w:val="right"/>
       </w:pPr>
       <w:r>
         <w:rPr>
@@ -1896,14 +1916,16 @@
     </w:p>
     <w:p>
       <w:pPr>
+        <w:bidi/>
         <w:spacing w:after="80"/>
+        <w:jc w:val="right"/>
       </w:pPr>
     </w:p>
     <w:p>
       <w:pPr>
         <w:bidi/>
         <w:spacing w:after="80" w:before="0" w:line="300"/>
-        <w:jc w:val="both"/>
+        <w:jc w:val="right"/>
       </w:pPr>
       <w:r>
         <w:rPr>
@@ -1927,7 +1949,7 @@
         </w:numPr>
         <w:bidi/>
         <w:spacing w:after="70" w:line="290"/>
-        <w:jc w:val="both"/>
+        <w:jc w:val="right"/>
       </w:pPr>
       <w:r>
         <w:rPr>
@@ -1949,7 +1971,7 @@
         </w:numPr>
         <w:bidi/>
         <w:spacing w:after="70" w:line="290"/>
-        <w:jc w:val="both"/>
+        <w:jc w:val="right"/>
       </w:pPr>
       <w:r>
         <w:rPr>
@@ -1971,7 +1993,7 @@
         </w:numPr>
         <w:bidi/>
         <w:spacing w:after="70" w:line="290"/>
-        <w:jc w:val="both"/>
+        <w:jc w:val="right"/>
       </w:pPr>
       <w:r>
         <w:rPr>
@@ -1985,6 +2007,10 @@
       </w:r>
     </w:p>
     <w:p>
+      <w:pPr>
+        <w:bidi/>
+        <w:jc w:val="right"/>
+      </w:pPr>
       <w:r>
         <w:br w:type="page"/>
       </w:r>
@@ -2016,7 +2042,7 @@
       <w:pPr>
         <w:bidi/>
         <w:spacing w:after="140" w:before="0" w:line="300"/>
-        <w:jc w:val="both"/>
+        <w:jc w:val="right"/>
       </w:pPr>
       <w:r>
         <w:rPr>
@@ -2033,7 +2059,7 @@
       <w:pPr>
         <w:bidi/>
         <w:spacing w:after="140" w:before="0" w:line="300"/>
-        <w:jc w:val="both"/>
+        <w:jc w:val="right"/>
       </w:pPr>
       <w:r>
         <w:rPr>
@@ -2070,7 +2096,7 @@
       <w:pPr>
         <w:bidi/>
         <w:spacing w:after="140" w:before="0" w:line="300"/>
-        <w:jc w:val="both"/>
+        <w:jc w:val="right"/>
       </w:pPr>
       <w:r>
         <w:rPr>
@@ -2087,7 +2113,7 @@
       <w:pPr>
         <w:bidi/>
         <w:spacing w:after="140" w:before="0" w:line="300"/>
-        <w:jc w:val="both"/>
+        <w:jc w:val="right"/>
       </w:pPr>
       <w:r>
         <w:rPr>
@@ -2104,7 +2130,7 @@
       <w:pPr>
         <w:bidi/>
         <w:spacing w:after="140" w:before="0" w:line="300"/>
-        <w:jc w:val="both"/>
+        <w:jc w:val="right"/>
       </w:pPr>
       <w:r>
         <w:rPr>
@@ -2680,7 +2706,9 @@
     </w:tbl>
     <w:p>
       <w:pPr>
+        <w:bidi/>
         <w:spacing w:after="160"/>
+        <w:jc w:val="right"/>
       </w:pPr>
     </w:p>
     <w:tbl>
@@ -2716,7 +2744,7 @@
             <w:pPr>
               <w:bidi/>
               <w:spacing w:after="0" w:before="0" w:line="280"/>
-              <w:jc w:val="both"/>
+              <w:jc w:val="right"/>
             </w:pPr>
             <w:r>
               <w:rPr>
@@ -2745,6 +2773,10 @@
       </w:tr>
     </w:tbl>
     <w:p>
+      <w:pPr>
+        <w:bidi/>
+        <w:jc w:val="right"/>
+      </w:pPr>
       <w:r>
         <w:br w:type="page"/>
       </w:r>
@@ -2776,7 +2808,7 @@
       <w:pPr>
         <w:bidi/>
         <w:spacing w:after="140" w:before="0" w:line="300"/>
-        <w:jc w:val="both"/>
+        <w:jc w:val="right"/>
       </w:pPr>
       <w:r>
         <w:rPr>
@@ -2793,7 +2825,7 @@
       <w:pPr>
         <w:bidi/>
         <w:spacing w:after="140" w:before="0" w:line="300"/>
-        <w:jc w:val="both"/>
+        <w:jc w:val="right"/>
       </w:pPr>
       <w:r>
         <w:rPr>
@@ -2830,7 +2862,7 @@
       <w:pPr>
         <w:bidi/>
         <w:spacing w:after="110" w:before="0" w:line="300"/>
-        <w:jc w:val="both"/>
+        <w:jc w:val="right"/>
       </w:pPr>
       <w:r>
         <w:rPr>
@@ -2859,7 +2891,7 @@
       <w:pPr>
         <w:bidi/>
         <w:spacing w:after="110" w:before="0" w:line="300"/>
-        <w:jc w:val="both"/>
+        <w:jc w:val="right"/>
       </w:pPr>
       <w:r>
         <w:rPr>
@@ -2888,7 +2920,7 @@
       <w:pPr>
         <w:bidi/>
         <w:spacing w:after="110" w:before="0" w:line="300"/>
-        <w:jc w:val="both"/>
+        <w:jc w:val="right"/>
       </w:pPr>
       <w:r>
         <w:rPr>
@@ -2942,7 +2974,7 @@
         </w:numPr>
         <w:bidi/>
         <w:spacing w:after="70" w:line="290"/>
-        <w:jc w:val="both"/>
+        <w:jc w:val="right"/>
       </w:pPr>
       <w:r>
         <w:rPr>
@@ -2964,7 +2996,7 @@
         </w:numPr>
         <w:bidi/>
         <w:spacing w:after="70" w:line="290"/>
-        <w:jc w:val="both"/>
+        <w:jc w:val="right"/>
       </w:pPr>
       <w:r>
         <w:rPr>
@@ -2986,7 +3018,7 @@
         </w:numPr>
         <w:bidi/>
         <w:spacing w:after="70" w:line="290"/>
-        <w:jc w:val="both"/>
+        <w:jc w:val="right"/>
       </w:pPr>
       <w:r>
         <w:rPr>
@@ -3001,7 +3033,9 @@
     </w:p>
     <w:p>
       <w:pPr>
+        <w:bidi/>
         <w:spacing w:after="80"/>
+        <w:jc w:val="right"/>
       </w:pPr>
     </w:p>
     <w:p>
@@ -3028,7 +3062,7 @@
       <w:pPr>
         <w:bidi/>
         <w:spacing w:after="110" w:before="0" w:line="300"/>
-        <w:jc w:val="both"/>
+        <w:jc w:val="right"/>
       </w:pPr>
       <w:r>
         <w:rPr>
@@ -3057,7 +3091,7 @@
       <w:pPr>
         <w:bidi/>
         <w:spacing w:after="110" w:before="0" w:line="300"/>
-        <w:jc w:val="both"/>
+        <w:jc w:val="right"/>
       </w:pPr>
       <w:r>
         <w:rPr>
@@ -3086,7 +3120,7 @@
       <w:pPr>
         <w:bidi/>
         <w:spacing w:after="110" w:before="0" w:line="300"/>
-        <w:jc w:val="both"/>
+        <w:jc w:val="right"/>
       </w:pPr>
       <w:r>
         <w:rPr>
@@ -3115,7 +3149,7 @@
       <w:pPr>
         <w:bidi/>
         <w:spacing w:after="110" w:before="0" w:line="300"/>
-        <w:jc w:val="both"/>
+        <w:jc w:val="right"/>
       </w:pPr>
       <w:r>
         <w:rPr>
@@ -3493,10 +3527,16 @@
     </w:tbl>
     <w:p>
       <w:pPr>
+        <w:bidi/>
         <w:spacing w:after="160"/>
-      </w:pPr>
-    </w:p>
-    <w:p>
+        <w:jc w:val="right"/>
+      </w:pPr>
+    </w:p>
+    <w:p>
+      <w:pPr>
+        <w:bidi/>
+        <w:jc w:val="right"/>
+      </w:pPr>
       <w:r>
         <w:br w:type="page"/>
       </w:r>
@@ -3525,7 +3565,7 @@
       <w:pPr>
         <w:bidi/>
         <w:spacing w:after="140" w:before="0" w:line="300"/>
-        <w:jc w:val="both"/>
+        <w:jc w:val="right"/>
       </w:pPr>
       <w:r>
         <w:rPr>
@@ -3540,7 +3580,9 @@
     </w:p>
     <w:p>
       <w:pPr>
+        <w:bidi/>
         <w:spacing w:after="60"/>
+        <w:jc w:val="right"/>
       </w:pPr>
     </w:p>
     <w:p>
@@ -3907,7 +3949,9 @@
     </w:tbl>
     <w:p>
       <w:pPr>
+        <w:bidi/>
         <w:spacing w:after="180"/>
+        <w:jc w:val="right"/>
       </w:pPr>
     </w:p>
     <w:p>
@@ -4274,7 +4318,9 @@
     </w:tbl>
     <w:p>
       <w:pPr>
+        <w:bidi/>
         <w:spacing w:after="180"/>
+        <w:jc w:val="right"/>
       </w:pPr>
     </w:p>
     <w:p>
@@ -4641,7 +4687,9 @@
     </w:tbl>
     <w:p>
       <w:pPr>
+        <w:bidi/>
         <w:spacing w:after="180"/>
+        <w:jc w:val="right"/>
       </w:pPr>
     </w:p>
     <w:p>
@@ -5008,7 +5056,9 @@
     </w:tbl>
     <w:p>
       <w:pPr>
+        <w:bidi/>
         <w:spacing w:after="180"/>
+        <w:jc w:val="right"/>
       </w:pPr>
     </w:p>
     <w:p>
@@ -5375,7 +5425,9 @@
     </w:tbl>
     <w:p>
       <w:pPr>
+        <w:bidi/>
         <w:spacing w:after="180"/>
+        <w:jc w:val="right"/>
       </w:pPr>
     </w:p>
     <w:p>
@@ -5742,7 +5794,9 @@
     </w:tbl>
     <w:p>
       <w:pPr>
+        <w:bidi/>
         <w:spacing w:after="180"/>
+        <w:jc w:val="right"/>
       </w:pPr>
     </w:p>
     <w:p>
@@ -6109,7 +6163,9 @@
     </w:tbl>
     <w:p>
       <w:pPr>
+        <w:bidi/>
         <w:spacing w:after="180"/>
+        <w:jc w:val="right"/>
       </w:pPr>
     </w:p>
     <w:p>
@@ -6476,7 +6532,9 @@
     </w:tbl>
     <w:p>
       <w:pPr>
+        <w:bidi/>
         <w:spacing w:after="180"/>
+        <w:jc w:val="right"/>
       </w:pPr>
     </w:p>
     <w:p>
@@ -6843,7 +6901,9 @@
     </w:tbl>
     <w:p>
       <w:pPr>
+        <w:bidi/>
         <w:spacing w:after="180"/>
+        <w:jc w:val="right"/>
       </w:pPr>
     </w:p>
     <w:p>
@@ -7210,7 +7270,9 @@
     </w:tbl>
     <w:p>
       <w:pPr>
+        <w:bidi/>
         <w:spacing w:after="180"/>
+        <w:jc w:val="right"/>
       </w:pPr>
     </w:p>
     <w:p>
@@ -7242,7 +7304,7 @@
         </w:numPr>
         <w:bidi/>
         <w:spacing w:after="70" w:line="290"/>
-        <w:jc w:val="both"/>
+        <w:jc w:val="right"/>
       </w:pPr>
       <w:r>
         <w:rPr>
@@ -7264,7 +7326,7 @@
         </w:numPr>
         <w:bidi/>
         <w:spacing w:after="70" w:line="290"/>
-        <w:jc w:val="both"/>
+        <w:jc w:val="right"/>
       </w:pPr>
       <w:r>
         <w:rPr>
@@ -7286,7 +7348,7 @@
         </w:numPr>
         <w:bidi/>
         <w:spacing w:after="70" w:line="290"/>
-        <w:jc w:val="both"/>
+        <w:jc w:val="right"/>
       </w:pPr>
       <w:r>
         <w:rPr>
@@ -7308,7 +7370,7 @@
         </w:numPr>
         <w:bidi/>
         <w:spacing w:after="70" w:line="290"/>
-        <w:jc w:val="both"/>
+        <w:jc w:val="right"/>
       </w:pPr>
       <w:r>
         <w:rPr>
@@ -7330,7 +7392,7 @@
         </w:numPr>
         <w:bidi/>
         <w:spacing w:after="70" w:line="290"/>
-        <w:jc w:val="both"/>
+        <w:jc w:val="right"/>
       </w:pPr>
       <w:r>
         <w:rPr>
@@ -7352,7 +7414,7 @@
         </w:numPr>
         <w:bidi/>
         <w:spacing w:after="70" w:line="290"/>
-        <w:jc w:val="both"/>
+        <w:jc w:val="right"/>
       </w:pPr>
       <w:r>
         <w:rPr>
@@ -7374,7 +7436,7 @@
         </w:numPr>
         <w:bidi/>
         <w:spacing w:after="70" w:line="290"/>
-        <w:jc w:val="both"/>
+        <w:jc w:val="right"/>
       </w:pPr>
       <w:r>
         <w:rPr>
@@ -7396,7 +7458,7 @@
         </w:numPr>
         <w:bidi/>
         <w:spacing w:after="70" w:line="290"/>
-        <w:jc w:val="both"/>
+        <w:jc w:val="right"/>
       </w:pPr>
       <w:r>
         <w:rPr>
@@ -7418,7 +7480,7 @@
         </w:numPr>
         <w:bidi/>
         <w:spacing w:after="70" w:line="290"/>
-        <w:jc w:val="both"/>
+        <w:jc w:val="right"/>
       </w:pPr>
       <w:r>
         <w:rPr>
@@ -7440,7 +7502,7 @@
         </w:numPr>
         <w:bidi/>
         <w:spacing w:after="70" w:line="290"/>
-        <w:jc w:val="both"/>
+        <w:jc w:val="right"/>
       </w:pPr>
       <w:r>
         <w:rPr>
@@ -7455,7 +7517,9 @@
     </w:p>
     <w:p>
       <w:pPr>
+        <w:bidi/>
         <w:spacing w:after="100"/>
+        <w:jc w:val="right"/>
       </w:pPr>
     </w:p>
     <w:tbl>
@@ -7491,7 +7555,7 @@
             <w:pPr>
               <w:bidi/>
               <w:spacing w:after="60" w:before="0" w:line="300"/>
-              <w:jc w:val="both"/>
+              <w:jc w:val="right"/>
             </w:pPr>
             <w:r>
               <w:rPr>
@@ -7510,7 +7574,7 @@
             <w:pPr>
               <w:bidi/>
               <w:spacing w:after="0" w:before="0" w:line="280"/>
-              <w:jc w:val="both"/>
+              <w:jc w:val="right"/>
             </w:pPr>
             <w:r>
               <w:rPr>
@@ -7529,6 +7593,10 @@
       </w:tr>
     </w:tbl>
     <w:p>
+      <w:pPr>
+        <w:bidi/>
+        <w:jc w:val="right"/>
+      </w:pPr>
       <w:r>
         <w:br w:type="page"/>
       </w:r>
@@ -7560,7 +7628,7 @@
       <w:pPr>
         <w:bidi/>
         <w:spacing w:after="140" w:before="0" w:line="300"/>
-        <w:jc w:val="both"/>
+        <w:jc w:val="right"/>
       </w:pPr>
       <w:r>
         <w:rPr>
@@ -7577,7 +7645,7 @@
       <w:pPr>
         <w:bidi/>
         <w:spacing w:after="140" w:before="0" w:line="300"/>
-        <w:jc w:val="both"/>
+        <w:jc w:val="right"/>
       </w:pPr>
       <w:r>
         <w:rPr>
@@ -7594,7 +7662,7 @@
       <w:pPr>
         <w:bidi/>
         <w:spacing w:after="140" w:before="0" w:line="300"/>
-        <w:jc w:val="both"/>
+        <w:jc w:val="right"/>
       </w:pPr>
       <w:r>
         <w:rPr>
@@ -7609,7 +7677,9 @@
     </w:p>
     <w:p>
       <w:pPr>
+        <w:bidi/>
         <w:spacing w:after="100"/>
+        <w:jc w:val="right"/>
       </w:pPr>
     </w:p>
     <w:p>
@@ -7678,7 +7748,7 @@
       <w:pPr>
         <w:bidi/>
         <w:spacing w:after="140" w:before="0" w:line="300"/>
-        <w:jc w:val="both"/>
+        <w:jc w:val="right"/>
       </w:pPr>
       <w:r>
         <w:rPr>
@@ -7695,7 +7765,7 @@
       <w:pPr>
         <w:bidi/>
         <w:spacing w:after="140" w:before="0" w:line="300"/>
-        <w:jc w:val="both"/>
+        <w:jc w:val="right"/>
       </w:pPr>
       <w:r>
         <w:rPr>
@@ -7712,7 +7782,7 @@
       <w:pPr>
         <w:bidi/>
         <w:spacing w:after="140" w:before="0" w:line="300"/>
-        <w:jc w:val="both"/>
+        <w:jc w:val="right"/>
       </w:pPr>
       <w:r>
         <w:rPr>
@@ -7964,7 +8034,9 @@
     </w:tbl>
     <w:p>
       <w:pPr>
+        <w:bidi/>
         <w:spacing w:after="160"/>
+        <w:jc w:val="right"/>
       </w:pPr>
     </w:p>
     <w:p>
@@ -7996,7 +8068,7 @@
         </w:numPr>
         <w:bidi/>
         <w:spacing w:after="70" w:line="290"/>
-        <w:jc w:val="both"/>
+        <w:jc w:val="right"/>
       </w:pPr>
       <w:r>
         <w:rPr>
@@ -8018,7 +8090,7 @@
         </w:numPr>
         <w:bidi/>
         <w:spacing w:after="70" w:line="290"/>
-        <w:jc w:val="both"/>
+        <w:jc w:val="right"/>
       </w:pPr>
       <w:r>
         <w:rPr>
@@ -8040,7 +8112,7 @@
         </w:numPr>
         <w:bidi/>
         <w:spacing w:after="70" w:line="290"/>
-        <w:jc w:val="both"/>
+        <w:jc w:val="right"/>
       </w:pPr>
       <w:r>
         <w:rPr>
@@ -8055,7 +8127,9 @@
     </w:p>
     <w:p>
       <w:pPr>
+        <w:bidi/>
         <w:spacing w:after="120"/>
+        <w:jc w:val="right"/>
       </w:pPr>
     </w:p>
     <w:p>
@@ -8087,7 +8161,7 @@
         </w:numPr>
         <w:bidi/>
         <w:spacing w:after="70" w:line="290"/>
-        <w:jc w:val="both"/>
+        <w:jc w:val="right"/>
       </w:pPr>
       <w:r>
         <w:rPr>
@@ -8109,7 +8183,7 @@
         </w:numPr>
         <w:bidi/>
         <w:spacing w:after="70" w:line="290"/>
-        <w:jc w:val="both"/>
+        <w:jc w:val="right"/>
       </w:pPr>
       <w:r>
         <w:rPr>
@@ -8131,7 +8205,7 @@
         </w:numPr>
         <w:bidi/>
         <w:spacing w:after="70" w:line="290"/>
-        <w:jc w:val="both"/>
+        <w:jc w:val="right"/>
       </w:pPr>
       <w:r>
         <w:rPr>
@@ -8146,7 +8220,9 @@
     </w:p>
     <w:p>
       <w:pPr>
+        <w:bidi/>
         <w:spacing w:after="140"/>
+        <w:jc w:val="right"/>
       </w:pPr>
     </w:p>
     <w:tbl>
@@ -8182,7 +8258,7 @@
             <w:pPr>
               <w:bidi/>
               <w:spacing w:after="0" w:before="0" w:line="280"/>
-              <w:jc w:val="both"/>
+              <w:jc w:val="right"/>
             </w:pPr>
             <w:r>
               <w:rPr>
@@ -8212,7 +8288,9 @@
     </w:tbl>
     <w:p>
       <w:pPr>
+        <w:bidi/>
         <w:spacing w:after="120"/>
+        <w:jc w:val="right"/>
       </w:pPr>
     </w:p>
     <w:tbl>
@@ -8248,7 +8326,7 @@
             <w:pPr>
               <w:bidi/>
               <w:spacing w:after="0" w:before="0" w:line="280"/>
-              <w:jc w:val="both"/>
+              <w:jc w:val="right"/>
             </w:pPr>
             <w:r>
               <w:rPr>
@@ -8278,7 +8356,9 @@
     </w:tbl>
     <w:p>
       <w:pPr>
+        <w:bidi/>
         <w:spacing w:after="140"/>
+        <w:jc w:val="right"/>
       </w:pPr>
     </w:p>
     <w:tbl>
@@ -8314,7 +8394,7 @@
             <w:pPr>
               <w:bidi/>
               <w:spacing w:after="60" w:before="0" w:line="300"/>
-              <w:jc w:val="both"/>
+              <w:jc w:val="right"/>
             </w:pPr>
             <w:r>
               <w:rPr>
@@ -8333,7 +8413,7 @@
             <w:pPr>
               <w:bidi/>
               <w:spacing w:after="0" w:before="0" w:line="280"/>
-              <w:jc w:val="both"/>
+              <w:jc w:val="right"/>
             </w:pPr>
             <w:r>
               <w:rPr>
@@ -8352,6 +8432,10 @@
       </w:tr>
     </w:tbl>
     <w:p>
+      <w:pPr>
+        <w:bidi/>
+        <w:jc w:val="right"/>
+      </w:pPr>
       <w:r>
         <w:br w:type="page"/>
       </w:r>
@@ -8422,7 +8506,7 @@
       <w:pPr>
         <w:bidi/>
         <w:spacing w:after="140" w:before="0" w:line="300"/>
-        <w:jc w:val="both"/>
+        <w:jc w:val="right"/>
       </w:pPr>
       <w:r>
         <w:rPr>
@@ -8439,7 +8523,7 @@
       <w:pPr>
         <w:bidi/>
         <w:spacing w:after="140" w:before="0" w:line="300"/>
-        <w:jc w:val="both"/>
+        <w:jc w:val="right"/>
       </w:pPr>
       <w:r>
         <w:rPr>
@@ -8456,7 +8540,7 @@
       <w:pPr>
         <w:bidi/>
         <w:spacing w:after="140" w:before="0" w:line="300"/>
-        <w:jc w:val="both"/>
+        <w:jc w:val="right"/>
       </w:pPr>
       <w:r>
         <w:rPr>
@@ -8772,7 +8856,9 @@
     </w:tbl>
     <w:p>
       <w:pPr>
+        <w:bidi/>
         <w:spacing w:after="160"/>
+        <w:jc w:val="right"/>
       </w:pPr>
     </w:p>
     <w:p>
@@ -8804,7 +8890,7 @@
         </w:numPr>
         <w:bidi/>
         <w:spacing w:after="70" w:line="290"/>
-        <w:jc w:val="both"/>
+        <w:jc w:val="right"/>
       </w:pPr>
       <w:r>
         <w:rPr>
@@ -8826,7 +8912,7 @@
         </w:numPr>
         <w:bidi/>
         <w:spacing w:after="70" w:line="290"/>
-        <w:jc w:val="both"/>
+        <w:jc w:val="right"/>
       </w:pPr>
       <w:r>
         <w:rPr>
@@ -8848,7 +8934,7 @@
         </w:numPr>
         <w:bidi/>
         <w:spacing w:after="70" w:line="290"/>
-        <w:jc w:val="both"/>
+        <w:jc w:val="right"/>
       </w:pPr>
       <w:r>
         <w:rPr>
@@ -8870,7 +8956,7 @@
         </w:numPr>
         <w:bidi/>
         <w:spacing w:after="70" w:line="290"/>
-        <w:jc w:val="both"/>
+        <w:jc w:val="right"/>
       </w:pPr>
       <w:r>
         <w:rPr>
@@ -8892,7 +8978,7 @@
         </w:numPr>
         <w:bidi/>
         <w:spacing w:after="70" w:line="290"/>
-        <w:jc w:val="both"/>
+        <w:jc w:val="right"/>
       </w:pPr>
       <w:r>
         <w:rPr>
@@ -8907,7 +8993,9 @@
     </w:p>
     <w:p>
       <w:pPr>
+        <w:bidi/>
         <w:spacing w:after="120"/>
+        <w:jc w:val="right"/>
       </w:pPr>
     </w:p>
     <w:p>
@@ -8939,7 +9027,7 @@
         </w:numPr>
         <w:bidi/>
         <w:spacing w:after="70" w:line="290"/>
-        <w:jc w:val="both"/>
+        <w:jc w:val="right"/>
       </w:pPr>
       <w:r>
         <w:rPr>
@@ -8961,7 +9049,7 @@
         </w:numPr>
         <w:bidi/>
         <w:spacing w:after="70" w:line="290"/>
-        <w:jc w:val="both"/>
+        <w:jc w:val="right"/>
       </w:pPr>
       <w:r>
         <w:rPr>
@@ -8983,7 +9071,7 @@
         </w:numPr>
         <w:bidi/>
         <w:spacing w:after="70" w:line="290"/>
-        <w:jc w:val="both"/>
+        <w:jc w:val="right"/>
       </w:pPr>
       <w:r>
         <w:rPr>
@@ -8998,7 +9086,9 @@
     </w:p>
     <w:p>
       <w:pPr>
+        <w:bidi/>
         <w:spacing w:after="140"/>
+        <w:jc w:val="right"/>
       </w:pPr>
     </w:p>
     <w:tbl>
@@ -9034,7 +9124,7 @@
             <w:pPr>
               <w:bidi/>
               <w:spacing w:after="0" w:before="0" w:line="280"/>
-              <w:jc w:val="both"/>
+              <w:jc w:val="right"/>
             </w:pPr>
             <w:r>
               <w:rPr>
@@ -9064,7 +9154,9 @@
     </w:tbl>
     <w:p>
       <w:pPr>
+        <w:bidi/>
         <w:spacing w:after="120"/>
+        <w:jc w:val="right"/>
       </w:pPr>
     </w:p>
     <w:tbl>
@@ -9100,7 +9192,7 @@
             <w:pPr>
               <w:bidi/>
               <w:spacing w:after="0" w:before="0" w:line="280"/>
-              <w:jc w:val="both"/>
+              <w:jc w:val="right"/>
             </w:pPr>
             <w:r>
               <w:rPr>
@@ -9130,7 +9222,9 @@
     </w:tbl>
     <w:p>
       <w:pPr>
+        <w:bidi/>
         <w:spacing w:after="140"/>
+        <w:jc w:val="right"/>
       </w:pPr>
     </w:p>
     <w:tbl>
@@ -9166,7 +9260,7 @@
             <w:pPr>
               <w:bidi/>
               <w:spacing w:after="60" w:before="0" w:line="300"/>
-              <w:jc w:val="both"/>
+              <w:jc w:val="right"/>
             </w:pPr>
             <w:r>
               <w:rPr>
@@ -9185,7 +9279,7 @@
             <w:pPr>
               <w:bidi/>
               <w:spacing w:after="0" w:before="0" w:line="280"/>
-              <w:jc w:val="both"/>
+              <w:jc w:val="right"/>
             </w:pPr>
             <w:r>
               <w:rPr>
@@ -9204,6 +9298,10 @@
       </w:tr>
     </w:tbl>
     <w:p>
+      <w:pPr>
+        <w:bidi/>
+        <w:jc w:val="right"/>
+      </w:pPr>
       <w:r>
         <w:br w:type="page"/>
       </w:r>
@@ -9274,7 +9372,7 @@
       <w:pPr>
         <w:bidi/>
         <w:spacing w:after="140" w:before="0" w:line="300"/>
-        <w:jc w:val="both"/>
+        <w:jc w:val="right"/>
       </w:pPr>
       <w:r>
         <w:rPr>
@@ -9291,7 +9389,7 @@
       <w:pPr>
         <w:bidi/>
         <w:spacing w:after="140" w:before="0" w:line="300"/>
-        <w:jc w:val="both"/>
+        <w:jc w:val="right"/>
       </w:pPr>
       <w:r>
         <w:rPr>
@@ -9308,7 +9406,7 @@
       <w:pPr>
         <w:bidi/>
         <w:spacing w:after="140" w:before="0" w:line="300"/>
-        <w:jc w:val="both"/>
+        <w:jc w:val="right"/>
       </w:pPr>
       <w:r>
         <w:rPr>
@@ -9325,7 +9423,7 @@
       <w:pPr>
         <w:bidi/>
         <w:spacing w:after="140" w:before="0" w:line="300"/>
-        <w:jc w:val="both"/>
+        <w:jc w:val="right"/>
       </w:pPr>
       <w:r>
         <w:rPr>
@@ -9837,7 +9935,9 @@
     </w:tbl>
     <w:p>
       <w:pPr>
+        <w:bidi/>
         <w:spacing w:after="160"/>
+        <w:jc w:val="right"/>
       </w:pPr>
     </w:p>
     <w:p>
@@ -9869,7 +9969,7 @@
         </w:numPr>
         <w:bidi/>
         <w:spacing w:after="70" w:line="290"/>
-        <w:jc w:val="both"/>
+        <w:jc w:val="right"/>
       </w:pPr>
       <w:r>
         <w:rPr>
@@ -9891,7 +9991,7 @@
         </w:numPr>
         <w:bidi/>
         <w:spacing w:after="70" w:line="290"/>
-        <w:jc w:val="both"/>
+        <w:jc w:val="right"/>
       </w:pPr>
       <w:r>
         <w:rPr>
@@ -9913,7 +10013,7 @@
         </w:numPr>
         <w:bidi/>
         <w:spacing w:after="70" w:line="290"/>
-        <w:jc w:val="both"/>
+        <w:jc w:val="right"/>
       </w:pPr>
       <w:r>
         <w:rPr>
@@ -9935,7 +10035,7 @@
         </w:numPr>
         <w:bidi/>
         <w:spacing w:after="70" w:line="290"/>
-        <w:jc w:val="both"/>
+        <w:jc w:val="right"/>
       </w:pPr>
       <w:r>
         <w:rPr>
@@ -9957,7 +10057,7 @@
         </w:numPr>
         <w:bidi/>
         <w:spacing w:after="70" w:line="290"/>
-        <w:jc w:val="both"/>
+        <w:jc w:val="right"/>
       </w:pPr>
       <w:r>
         <w:rPr>
@@ -9979,7 +10079,7 @@
         </w:numPr>
         <w:bidi/>
         <w:spacing w:after="70" w:line="290"/>
-        <w:jc w:val="both"/>
+        <w:jc w:val="right"/>
       </w:pPr>
       <w:r>
         <w:rPr>
@@ -9994,7 +10094,9 @@
     </w:p>
     <w:p>
       <w:pPr>
+        <w:bidi/>
         <w:spacing w:after="120"/>
+        <w:jc w:val="right"/>
       </w:pPr>
     </w:p>
     <w:p>
@@ -10026,7 +10128,7 @@
         </w:numPr>
         <w:bidi/>
         <w:spacing w:after="70" w:line="290"/>
-        <w:jc w:val="both"/>
+        <w:jc w:val="right"/>
       </w:pPr>
       <w:r>
         <w:rPr>
@@ -10048,7 +10150,7 @@
         </w:numPr>
         <w:bidi/>
         <w:spacing w:after="70" w:line="290"/>
-        <w:jc w:val="both"/>
+        <w:jc w:val="right"/>
       </w:pPr>
       <w:r>
         <w:rPr>
@@ -10070,7 +10172,7 @@
         </w:numPr>
         <w:bidi/>
         <w:spacing w:after="70" w:line="290"/>
-        <w:jc w:val="both"/>
+        <w:jc w:val="right"/>
       </w:pPr>
       <w:r>
         <w:rPr>
@@ -10092,7 +10194,7 @@
         </w:numPr>
         <w:bidi/>
         <w:spacing w:after="70" w:line="290"/>
-        <w:jc w:val="both"/>
+        <w:jc w:val="right"/>
       </w:pPr>
       <w:r>
         <w:rPr>
@@ -10107,7 +10209,9 @@
     </w:p>
     <w:p>
       <w:pPr>
+        <w:bidi/>
         <w:spacing w:after="140"/>
+        <w:jc w:val="right"/>
       </w:pPr>
     </w:p>
     <w:tbl>
@@ -10143,7 +10247,7 @@
             <w:pPr>
               <w:bidi/>
               <w:spacing w:after="0" w:before="0" w:line="280"/>
-              <w:jc w:val="both"/>
+              <w:jc w:val="right"/>
             </w:pPr>
             <w:r>
               <w:rPr>
@@ -10173,7 +10277,9 @@
     </w:tbl>
     <w:p>
       <w:pPr>
+        <w:bidi/>
         <w:spacing w:after="120"/>
+        <w:jc w:val="right"/>
       </w:pPr>
     </w:p>
     <w:tbl>
@@ -10209,7 +10315,7 @@
             <w:pPr>
               <w:bidi/>
               <w:spacing w:after="0" w:before="0" w:line="280"/>
-              <w:jc w:val="both"/>
+              <w:jc w:val="right"/>
             </w:pPr>
             <w:r>
               <w:rPr>
@@ -10239,7 +10345,9 @@
     </w:tbl>
     <w:p>
       <w:pPr>
+        <w:bidi/>
         <w:spacing w:after="140"/>
+        <w:jc w:val="right"/>
       </w:pPr>
     </w:p>
     <w:tbl>
@@ -10275,7 +10383,7 @@
             <w:pPr>
               <w:bidi/>
               <w:spacing w:after="60" w:before="0" w:line="300"/>
-              <w:jc w:val="both"/>
+              <w:jc w:val="right"/>
             </w:pPr>
             <w:r>
               <w:rPr>
@@ -10294,7 +10402,7 @@
             <w:pPr>
               <w:bidi/>
               <w:spacing w:after="0" w:before="0" w:line="280"/>
-              <w:jc w:val="both"/>
+              <w:jc w:val="right"/>
             </w:pPr>
             <w:r>
               <w:rPr>
@@ -10313,6 +10421,10 @@
       </w:tr>
     </w:tbl>
     <w:p>
+      <w:pPr>
+        <w:bidi/>
+        <w:jc w:val="right"/>
+      </w:pPr>
       <w:r>
         <w:br w:type="page"/>
       </w:r>
@@ -10383,7 +10495,7 @@
       <w:pPr>
         <w:bidi/>
         <w:spacing w:after="140" w:before="0" w:line="300"/>
-        <w:jc w:val="both"/>
+        <w:jc w:val="right"/>
       </w:pPr>
       <w:r>
         <w:rPr>
@@ -10400,7 +10512,7 @@
       <w:pPr>
         <w:bidi/>
         <w:spacing w:after="140" w:before="0" w:line="300"/>
-        <w:jc w:val="both"/>
+        <w:jc w:val="right"/>
       </w:pPr>
       <w:r>
         <w:rPr>
@@ -10417,7 +10529,7 @@
       <w:pPr>
         <w:bidi/>
         <w:spacing w:after="140" w:before="0" w:line="300"/>
-        <w:jc w:val="both"/>
+        <w:jc w:val="right"/>
       </w:pPr>
       <w:r>
         <w:rPr>
@@ -10669,7 +10781,9 @@
     </w:tbl>
     <w:p>
       <w:pPr>
+        <w:bidi/>
         <w:spacing w:after="160"/>
+        <w:jc w:val="right"/>
       </w:pPr>
     </w:p>
     <w:p>
@@ -10701,7 +10815,7 @@
         </w:numPr>
         <w:bidi/>
         <w:spacing w:after="70" w:line="290"/>
-        <w:jc w:val="both"/>
+        <w:jc w:val="right"/>
       </w:pPr>
       <w:r>
         <w:rPr>
@@ -10723,7 +10837,7 @@
         </w:numPr>
         <w:bidi/>
         <w:spacing w:after="70" w:line="290"/>
-        <w:jc w:val="both"/>
+        <w:jc w:val="right"/>
       </w:pPr>
       <w:r>
         <w:rPr>
@@ -10745,7 +10859,7 @@
         </w:numPr>
         <w:bidi/>
         <w:spacing w:after="70" w:line="290"/>
-        <w:jc w:val="both"/>
+        <w:jc w:val="right"/>
       </w:pPr>
       <w:r>
         <w:rPr>
@@ -10767,7 +10881,7 @@
         </w:numPr>
         <w:bidi/>
         <w:spacing w:after="70" w:line="290"/>
-        <w:jc w:val="both"/>
+        <w:jc w:val="right"/>
       </w:pPr>
       <w:r>
         <w:rPr>
@@ -10782,7 +10896,9 @@
     </w:p>
     <w:p>
       <w:pPr>
+        <w:bidi/>
         <w:spacing w:after="120"/>
+        <w:jc w:val="right"/>
       </w:pPr>
     </w:p>
     <w:p>
@@ -10814,7 +10930,7 @@
         </w:numPr>
         <w:bidi/>
         <w:spacing w:after="70" w:line="290"/>
-        <w:jc w:val="both"/>
+        <w:jc w:val="right"/>
       </w:pPr>
       <w:r>
         <w:rPr>
@@ -10836,7 +10952,7 @@
         </w:numPr>
         <w:bidi/>
         <w:spacing w:after="70" w:line="290"/>
-        <w:jc w:val="both"/>
+        <w:jc w:val="right"/>
       </w:pPr>
       <w:r>
         <w:rPr>
@@ -10858,7 +10974,7 @@
         </w:numPr>
         <w:bidi/>
         <w:spacing w:after="70" w:line="290"/>
-        <w:jc w:val="both"/>
+        <w:jc w:val="right"/>
       </w:pPr>
       <w:r>
         <w:rPr>
@@ -10873,7 +10989,9 @@
     </w:p>
     <w:p>
       <w:pPr>
+        <w:bidi/>
         <w:spacing w:after="140"/>
+        <w:jc w:val="right"/>
       </w:pPr>
     </w:p>
     <w:tbl>
@@ -10909,7 +11027,7 @@
             <w:pPr>
               <w:bidi/>
               <w:spacing w:after="0" w:before="0" w:line="280"/>
-              <w:jc w:val="both"/>
+              <w:jc w:val="right"/>
             </w:pPr>
             <w:r>
               <w:rPr>
@@ -10939,7 +11057,9 @@
     </w:tbl>
     <w:p>
       <w:pPr>
+        <w:bidi/>
         <w:spacing w:after="120"/>
+        <w:jc w:val="right"/>
       </w:pPr>
     </w:p>
     <w:tbl>
@@ -10975,7 +11095,7 @@
             <w:pPr>
               <w:bidi/>
               <w:spacing w:after="0" w:before="0" w:line="280"/>
-              <w:jc w:val="both"/>
+              <w:jc w:val="right"/>
             </w:pPr>
             <w:r>
               <w:rPr>
@@ -11005,7 +11125,9 @@
     </w:tbl>
     <w:p>
       <w:pPr>
+        <w:bidi/>
         <w:spacing w:after="140"/>
+        <w:jc w:val="right"/>
       </w:pPr>
     </w:p>
     <w:tbl>
@@ -11041,7 +11163,7 @@
             <w:pPr>
               <w:bidi/>
               <w:spacing w:after="60" w:before="0" w:line="300"/>
-              <w:jc w:val="both"/>
+              <w:jc w:val="right"/>
             </w:pPr>
             <w:r>
               <w:rPr>
@@ -11060,7 +11182,7 @@
             <w:pPr>
               <w:bidi/>
               <w:spacing w:after="0" w:before="0" w:line="280"/>
-              <w:jc w:val="both"/>
+              <w:jc w:val="right"/>
             </w:pPr>
             <w:r>
               <w:rPr>
@@ -11079,6 +11201,10 @@
       </w:tr>
     </w:tbl>
     <w:p>
+      <w:pPr>
+        <w:bidi/>
+        <w:jc w:val="right"/>
+      </w:pPr>
       <w:r>
         <w:br w:type="page"/>
       </w:r>
@@ -11149,7 +11275,7 @@
       <w:pPr>
         <w:bidi/>
         <w:spacing w:after="140" w:before="0" w:line="300"/>
-        <w:jc w:val="both"/>
+        <w:jc w:val="right"/>
       </w:pPr>
       <w:r>
         <w:rPr>
@@ -11166,7 +11292,7 @@
       <w:pPr>
         <w:bidi/>
         <w:spacing w:after="140" w:before="0" w:line="300"/>
-        <w:jc w:val="both"/>
+        <w:jc w:val="right"/>
       </w:pPr>
       <w:r>
         <w:rPr>
@@ -11183,7 +11309,7 @@
       <w:pPr>
         <w:bidi/>
         <w:spacing w:after="140" w:before="0" w:line="300"/>
-        <w:jc w:val="both"/>
+        <w:jc w:val="right"/>
       </w:pPr>
       <w:r>
         <w:rPr>
@@ -11200,7 +11326,7 @@
       <w:pPr>
         <w:bidi/>
         <w:spacing w:after="140" w:before="0" w:line="300"/>
-        <w:jc w:val="both"/>
+        <w:jc w:val="right"/>
       </w:pPr>
       <w:r>
         <w:rPr>
@@ -11582,7 +11708,9 @@
     </w:tbl>
     <w:p>
       <w:pPr>
+        <w:bidi/>
         <w:spacing w:after="160"/>
+        <w:jc w:val="right"/>
       </w:pPr>
     </w:p>
     <w:p>
@@ -11614,7 +11742,7 @@
         </w:numPr>
         <w:bidi/>
         <w:spacing w:after="70" w:line="290"/>
-        <w:jc w:val="both"/>
+        <w:jc w:val="right"/>
       </w:pPr>
       <w:r>
         <w:rPr>
@@ -11636,7 +11764,7 @@
         </w:numPr>
         <w:bidi/>
         <w:spacing w:after="70" w:line="290"/>
-        <w:jc w:val="both"/>
+        <w:jc w:val="right"/>
       </w:pPr>
       <w:r>
         <w:rPr>
@@ -11658,7 +11786,7 @@
         </w:numPr>
         <w:bidi/>
         <w:spacing w:after="70" w:line="290"/>
-        <w:jc w:val="both"/>
+        <w:jc w:val="right"/>
       </w:pPr>
       <w:r>
         <w:rPr>
@@ -11673,7 +11801,9 @@
     </w:p>
     <w:p>
       <w:pPr>
+        <w:bidi/>
         <w:spacing w:after="120"/>
+        <w:jc w:val="right"/>
       </w:pPr>
     </w:p>
     <w:p>
@@ -11705,7 +11835,7 @@
         </w:numPr>
         <w:bidi/>
         <w:spacing w:after="70" w:line="290"/>
-        <w:jc w:val="both"/>
+        <w:jc w:val="right"/>
       </w:pPr>
       <w:r>
         <w:rPr>
@@ -11727,7 +11857,7 @@
         </w:numPr>
         <w:bidi/>
         <w:spacing w:after="70" w:line="290"/>
-        <w:jc w:val="both"/>
+        <w:jc w:val="right"/>
       </w:pPr>
       <w:r>
         <w:rPr>
@@ -11749,7 +11879,7 @@
         </w:numPr>
         <w:bidi/>
         <w:spacing w:after="70" w:line="290"/>
-        <w:jc w:val="both"/>
+        <w:jc w:val="right"/>
       </w:pPr>
       <w:r>
         <w:rPr>
@@ -11764,7 +11894,9 @@
     </w:p>
     <w:p>
       <w:pPr>
+        <w:bidi/>
         <w:spacing w:after="140"/>
+        <w:jc w:val="right"/>
       </w:pPr>
     </w:p>
     <w:tbl>
@@ -11800,7 +11932,7 @@
             <w:pPr>
               <w:bidi/>
               <w:spacing w:after="0" w:before="0" w:line="280"/>
-              <w:jc w:val="both"/>
+              <w:jc w:val="right"/>
             </w:pPr>
             <w:r>
               <w:rPr>
@@ -11830,7 +11962,9 @@
     </w:tbl>
     <w:p>
       <w:pPr>
+        <w:bidi/>
         <w:spacing w:after="120"/>
+        <w:jc w:val="right"/>
       </w:pPr>
     </w:p>
     <w:tbl>
@@ -11866,7 +12000,7 @@
             <w:pPr>
               <w:bidi/>
               <w:spacing w:after="0" w:before="0" w:line="280"/>
-              <w:jc w:val="both"/>
+              <w:jc w:val="right"/>
             </w:pPr>
             <w:r>
               <w:rPr>
@@ -11896,7 +12030,9 @@
     </w:tbl>
     <w:p>
       <w:pPr>
+        <w:bidi/>
         <w:spacing w:after="140"/>
+        <w:jc w:val="right"/>
       </w:pPr>
     </w:p>
     <w:tbl>
@@ -11932,7 +12068,7 @@
             <w:pPr>
               <w:bidi/>
               <w:spacing w:after="60" w:before="0" w:line="300"/>
-              <w:jc w:val="both"/>
+              <w:jc w:val="right"/>
             </w:pPr>
             <w:r>
               <w:rPr>
@@ -11951,7 +12087,7 @@
             <w:pPr>
               <w:bidi/>
               <w:spacing w:after="0" w:before="0" w:line="280"/>
-              <w:jc w:val="both"/>
+              <w:jc w:val="right"/>
             </w:pPr>
             <w:r>
               <w:rPr>
@@ -11970,6 +12106,10 @@
       </w:tr>
     </w:tbl>
     <w:p>
+      <w:pPr>
+        <w:bidi/>
+        <w:jc w:val="right"/>
+      </w:pPr>
       <w:r>
         <w:br w:type="page"/>
       </w:r>
@@ -12040,7 +12180,7 @@
       <w:pPr>
         <w:bidi/>
         <w:spacing w:after="140" w:before="0" w:line="300"/>
-        <w:jc w:val="both"/>
+        <w:jc w:val="right"/>
       </w:pPr>
       <w:r>
         <w:rPr>
@@ -12057,7 +12197,7 @@
       <w:pPr>
         <w:bidi/>
         <w:spacing w:after="140" w:before="0" w:line="300"/>
-        <w:jc w:val="both"/>
+        <w:jc w:val="right"/>
       </w:pPr>
       <w:r>
         <w:rPr>
@@ -12074,7 +12214,7 @@
       <w:pPr>
         <w:bidi/>
         <w:spacing w:after="140" w:before="0" w:line="300"/>
-        <w:jc w:val="both"/>
+        <w:jc w:val="right"/>
       </w:pPr>
       <w:r>
         <w:rPr>
@@ -12091,7 +12231,7 @@
       <w:pPr>
         <w:bidi/>
         <w:spacing w:after="140" w:before="0" w:line="300"/>
-        <w:jc w:val="both"/>
+        <w:jc w:val="right"/>
       </w:pPr>
       <w:r>
         <w:rPr>
@@ -12343,7 +12483,9 @@
     </w:tbl>
     <w:p>
       <w:pPr>
+        <w:bidi/>
         <w:spacing w:after="160"/>
+        <w:jc w:val="right"/>
       </w:pPr>
     </w:p>
     <w:p>
@@ -12375,7 +12517,7 @@
         </w:numPr>
         <w:bidi/>
         <w:spacing w:after="70" w:line="290"/>
-        <w:jc w:val="both"/>
+        <w:jc w:val="right"/>
       </w:pPr>
       <w:r>
         <w:rPr>
@@ -12397,7 +12539,7 @@
         </w:numPr>
         <w:bidi/>
         <w:spacing w:after="70" w:line="290"/>
-        <w:jc w:val="both"/>
+        <w:jc w:val="right"/>
       </w:pPr>
       <w:r>
         <w:rPr>
@@ -12419,7 +12561,7 @@
         </w:numPr>
         <w:bidi/>
         <w:spacing w:after="70" w:line="290"/>
-        <w:jc w:val="both"/>
+        <w:jc w:val="right"/>
       </w:pPr>
       <w:r>
         <w:rPr>
@@ -12441,7 +12583,7 @@
         </w:numPr>
         <w:bidi/>
         <w:spacing w:after="70" w:line="290"/>
-        <w:jc w:val="both"/>
+        <w:jc w:val="right"/>
       </w:pPr>
       <w:r>
         <w:rPr>
@@ -12456,7 +12598,9 @@
     </w:p>
     <w:p>
       <w:pPr>
+        <w:bidi/>
         <w:spacing w:after="120"/>
+        <w:jc w:val="right"/>
       </w:pPr>
     </w:p>
     <w:p>
@@ -12488,7 +12632,7 @@
         </w:numPr>
         <w:bidi/>
         <w:spacing w:after="70" w:line="290"/>
-        <w:jc w:val="both"/>
+        <w:jc w:val="right"/>
       </w:pPr>
       <w:r>
         <w:rPr>
@@ -12510,7 +12654,7 @@
         </w:numPr>
         <w:bidi/>
         <w:spacing w:after="70" w:line="290"/>
-        <w:jc w:val="both"/>
+        <w:jc w:val="right"/>
       </w:pPr>
       <w:r>
         <w:rPr>
@@ -12532,7 +12676,7 @@
         </w:numPr>
         <w:bidi/>
         <w:spacing w:after="70" w:line="290"/>
-        <w:jc w:val="both"/>
+        <w:jc w:val="right"/>
       </w:pPr>
       <w:r>
         <w:rPr>
@@ -12547,7 +12691,9 @@
     </w:p>
     <w:p>
       <w:pPr>
+        <w:bidi/>
         <w:spacing w:after="140"/>
+        <w:jc w:val="right"/>
       </w:pPr>
     </w:p>
     <w:tbl>
@@ -12583,7 +12729,7 @@
             <w:pPr>
               <w:bidi/>
               <w:spacing w:after="0" w:before="0" w:line="280"/>
-              <w:jc w:val="both"/>
+              <w:jc w:val="right"/>
             </w:pPr>
             <w:r>
               <w:rPr>
@@ -12613,7 +12759,9 @@
     </w:tbl>
     <w:p>
       <w:pPr>
+        <w:bidi/>
         <w:spacing w:after="120"/>
+        <w:jc w:val="right"/>
       </w:pPr>
     </w:p>
     <w:tbl>
@@ -12649,7 +12797,7 @@
             <w:pPr>
               <w:bidi/>
               <w:spacing w:after="0" w:before="0" w:line="280"/>
-              <w:jc w:val="both"/>
+              <w:jc w:val="right"/>
             </w:pPr>
             <w:r>
               <w:rPr>
@@ -12679,7 +12827,9 @@
     </w:tbl>
     <w:p>
       <w:pPr>
+        <w:bidi/>
         <w:spacing w:after="140"/>
+        <w:jc w:val="right"/>
       </w:pPr>
     </w:p>
     <w:tbl>
@@ -12715,7 +12865,7 @@
             <w:pPr>
               <w:bidi/>
               <w:spacing w:after="60" w:before="0" w:line="300"/>
-              <w:jc w:val="both"/>
+              <w:jc w:val="right"/>
             </w:pPr>
             <w:r>
               <w:rPr>
@@ -12734,7 +12884,7 @@
             <w:pPr>
               <w:bidi/>
               <w:spacing w:after="0" w:before="0" w:line="280"/>
-              <w:jc w:val="both"/>
+              <w:jc w:val="right"/>
             </w:pPr>
             <w:r>
               <w:rPr>
@@ -12753,6 +12903,10 @@
       </w:tr>
     </w:tbl>
     <w:p>
+      <w:pPr>
+        <w:bidi/>
+        <w:jc w:val="right"/>
+      </w:pPr>
       <w:r>
         <w:br w:type="page"/>
       </w:r>
@@ -12823,7 +12977,7 @@
       <w:pPr>
         <w:bidi/>
         <w:spacing w:after="140" w:before="0" w:line="300"/>
-        <w:jc w:val="both"/>
+        <w:jc w:val="right"/>
       </w:pPr>
       <w:r>
         <w:rPr>
@@ -12840,7 +12994,7 @@
       <w:pPr>
         <w:bidi/>
         <w:spacing w:after="140" w:before="0" w:line="300"/>
-        <w:jc w:val="both"/>
+        <w:jc w:val="right"/>
       </w:pPr>
       <w:r>
         <w:rPr>
@@ -12857,7 +13011,7 @@
       <w:pPr>
         <w:bidi/>
         <w:spacing w:after="140" w:before="0" w:line="300"/>
-        <w:jc w:val="both"/>
+        <w:jc w:val="right"/>
       </w:pPr>
       <w:r>
         <w:rPr>
@@ -13043,7 +13197,9 @@
     </w:tbl>
     <w:p>
       <w:pPr>
+        <w:bidi/>
         <w:spacing w:after="160"/>
+        <w:jc w:val="right"/>
       </w:pPr>
     </w:p>
     <w:p>
@@ -13075,7 +13231,7 @@
         </w:numPr>
         <w:bidi/>
         <w:spacing w:after="70" w:line="290"/>
-        <w:jc w:val="both"/>
+        <w:jc w:val="right"/>
       </w:pPr>
       <w:r>
         <w:rPr>
@@ -13097,7 +13253,7 @@
         </w:numPr>
         <w:bidi/>
         <w:spacing w:after="70" w:line="290"/>
-        <w:jc w:val="both"/>
+        <w:jc w:val="right"/>
       </w:pPr>
       <w:r>
         <w:rPr>
@@ -13119,7 +13275,7 @@
         </w:numPr>
         <w:bidi/>
         <w:spacing w:after="70" w:line="290"/>
-        <w:jc w:val="both"/>
+        <w:jc w:val="right"/>
       </w:pPr>
       <w:r>
         <w:rPr>
@@ -13141,7 +13297,7 @@
         </w:numPr>
         <w:bidi/>
         <w:spacing w:after="70" w:line="290"/>
-        <w:jc w:val="both"/>
+        <w:jc w:val="right"/>
       </w:pPr>
       <w:r>
         <w:rPr>
@@ -13156,7 +13312,9 @@
     </w:p>
     <w:p>
       <w:pPr>
+        <w:bidi/>
         <w:spacing w:after="120"/>
+        <w:jc w:val="right"/>
       </w:pPr>
     </w:p>
     <w:p>
@@ -13188,7 +13346,7 @@
         </w:numPr>
         <w:bidi/>
         <w:spacing w:after="70" w:line="290"/>
-        <w:jc w:val="both"/>
+        <w:jc w:val="right"/>
       </w:pPr>
       <w:r>
         <w:rPr>
@@ -13210,7 +13368,7 @@
         </w:numPr>
         <w:bidi/>
         <w:spacing w:after="70" w:line="290"/>
-        <w:jc w:val="both"/>
+        <w:jc w:val="right"/>
       </w:pPr>
       <w:r>
         <w:rPr>
@@ -13232,7 +13390,7 @@
         </w:numPr>
         <w:bidi/>
         <w:spacing w:after="70" w:line="290"/>
-        <w:jc w:val="both"/>
+        <w:jc w:val="right"/>
       </w:pPr>
       <w:r>
         <w:rPr>
@@ -13247,7 +13405,9 @@
     </w:p>
     <w:p>
       <w:pPr>
+        <w:bidi/>
         <w:spacing w:after="140"/>
+        <w:jc w:val="right"/>
       </w:pPr>
     </w:p>
     <w:tbl>
@@ -13283,7 +13443,7 @@
             <w:pPr>
               <w:bidi/>
               <w:spacing w:after="0" w:before="0" w:line="280"/>
-              <w:jc w:val="both"/>
+              <w:jc w:val="right"/>
             </w:pPr>
             <w:r>
               <w:rPr>
@@ -13313,7 +13473,9 @@
     </w:tbl>
     <w:p>
       <w:pPr>
+        <w:bidi/>
         <w:spacing w:after="120"/>
+        <w:jc w:val="right"/>
       </w:pPr>
     </w:p>
     <w:tbl>
@@ -13349,7 +13511,7 @@
             <w:pPr>
               <w:bidi/>
               <w:spacing w:after="0" w:before="0" w:line="280"/>
-              <w:jc w:val="both"/>
+              <w:jc w:val="right"/>
             </w:pPr>
             <w:r>
               <w:rPr>
@@ -13379,7 +13541,9 @@
     </w:tbl>
     <w:p>
       <w:pPr>
+        <w:bidi/>
         <w:spacing w:after="140"/>
+        <w:jc w:val="right"/>
       </w:pPr>
     </w:p>
     <w:tbl>
@@ -13415,7 +13579,7 @@
             <w:pPr>
               <w:bidi/>
               <w:spacing w:after="60" w:before="0" w:line="300"/>
-              <w:jc w:val="both"/>
+              <w:jc w:val="right"/>
             </w:pPr>
             <w:r>
               <w:rPr>
@@ -13434,7 +13598,7 @@
             <w:pPr>
               <w:bidi/>
               <w:spacing w:after="0" w:before="0" w:line="280"/>
-              <w:jc w:val="both"/>
+              <w:jc w:val="right"/>
             </w:pPr>
             <w:r>
               <w:rPr>
@@ -13453,6 +13617,10 @@
       </w:tr>
     </w:tbl>
     <w:p>
+      <w:pPr>
+        <w:bidi/>
+        <w:jc w:val="right"/>
+      </w:pPr>
       <w:r>
         <w:br w:type="page"/>
       </w:r>
@@ -13484,7 +13652,7 @@
       <w:pPr>
         <w:bidi/>
         <w:spacing w:after="140" w:before="0" w:line="300"/>
-        <w:jc w:val="both"/>
+        <w:jc w:val="right"/>
       </w:pPr>
       <w:r>
         <w:rPr>
@@ -13501,7 +13669,7 @@
       <w:pPr>
         <w:bidi/>
         <w:spacing w:after="140" w:before="0" w:line="300"/>
-        <w:jc w:val="both"/>
+        <w:jc w:val="right"/>
       </w:pPr>
       <w:r>
         <w:rPr>
@@ -13518,7 +13686,7 @@
       <w:pPr>
         <w:bidi/>
         <w:spacing w:after="140" w:before="0" w:line="300"/>
-        <w:jc w:val="both"/>
+        <w:jc w:val="right"/>
       </w:pPr>
       <w:r>
         <w:rPr>
@@ -14306,7 +14474,9 @@
     </w:tbl>
     <w:p>
       <w:pPr>
+        <w:bidi/>
         <w:spacing w:after="160"/>
+        <w:jc w:val="right"/>
       </w:pPr>
     </w:p>
     <w:p>
@@ -14377,7 +14547,7 @@
         </w:numPr>
         <w:bidi/>
         <w:spacing w:after="70" w:line="290"/>
-        <w:jc w:val="both"/>
+        <w:jc w:val="right"/>
       </w:pPr>
       <w:r>
         <w:rPr>
@@ -14399,7 +14569,7 @@
         </w:numPr>
         <w:bidi/>
         <w:spacing w:after="70" w:line="290"/>
-        <w:jc w:val="both"/>
+        <w:jc w:val="right"/>
       </w:pPr>
       <w:r>
         <w:rPr>
@@ -14421,7 +14591,7 @@
         </w:numPr>
         <w:bidi/>
         <w:spacing w:after="70" w:line="290"/>
-        <w:jc w:val="both"/>
+        <w:jc w:val="right"/>
       </w:pPr>
       <w:r>
         <w:rPr>
@@ -14436,7 +14606,9 @@
     </w:p>
     <w:p>
       <w:pPr>
+        <w:bidi/>
         <w:spacing w:after="100"/>
+        <w:jc w:val="right"/>
       </w:pPr>
     </w:p>
     <w:p>
@@ -14468,7 +14640,7 @@
         </w:numPr>
         <w:bidi/>
         <w:spacing w:after="70" w:line="290"/>
-        <w:jc w:val="both"/>
+        <w:jc w:val="right"/>
       </w:pPr>
       <w:r>
         <w:rPr>
@@ -14490,7 +14662,7 @@
         </w:numPr>
         <w:bidi/>
         <w:spacing w:after="70" w:line="290"/>
-        <w:jc w:val="both"/>
+        <w:jc w:val="right"/>
       </w:pPr>
       <w:r>
         <w:rPr>
@@ -14505,7 +14677,9 @@
     </w:p>
     <w:p>
       <w:pPr>
+        <w:bidi/>
         <w:spacing w:after="140"/>
+        <w:jc w:val="right"/>
       </w:pPr>
     </w:p>
     <w:tbl>
@@ -14541,7 +14715,7 @@
             <w:pPr>
               <w:bidi/>
               <w:spacing w:after="0" w:before="0" w:line="280"/>
-              <w:jc w:val="both"/>
+              <w:jc w:val="right"/>
             </w:pPr>
             <w:r>
               <w:rPr>
@@ -14571,7 +14745,9 @@
     </w:tbl>
     <w:p>
       <w:pPr>
+        <w:bidi/>
         <w:spacing w:after="120"/>
+        <w:jc w:val="right"/>
       </w:pPr>
     </w:p>
     <w:tbl>
@@ -14607,7 +14783,7 @@
             <w:pPr>
               <w:bidi/>
               <w:spacing w:after="0" w:before="0" w:line="280"/>
-              <w:jc w:val="both"/>
+              <w:jc w:val="right"/>
             </w:pPr>
             <w:r>
               <w:rPr>
@@ -14637,7 +14813,9 @@
     </w:tbl>
     <w:p>
       <w:pPr>
+        <w:bidi/>
         <w:spacing w:after="180"/>
+        <w:jc w:val="right"/>
       </w:pPr>
     </w:p>
     <w:p>
@@ -14708,7 +14886,7 @@
         </w:numPr>
         <w:bidi/>
         <w:spacing w:after="70" w:line="290"/>
-        <w:jc w:val="both"/>
+        <w:jc w:val="right"/>
       </w:pPr>
       <w:r>
         <w:rPr>
@@ -14730,7 +14908,7 @@
         </w:numPr>
         <w:bidi/>
         <w:spacing w:after="70" w:line="290"/>
-        <w:jc w:val="both"/>
+        <w:jc w:val="right"/>
       </w:pPr>
       <w:r>
         <w:rPr>
@@ -14752,7 +14930,7 @@
         </w:numPr>
         <w:bidi/>
         <w:spacing w:after="70" w:line="290"/>
-        <w:jc w:val="both"/>
+        <w:jc w:val="right"/>
       </w:pPr>
       <w:r>
         <w:rPr>
@@ -14774,7 +14952,7 @@
         </w:numPr>
         <w:bidi/>
         <w:spacing w:after="70" w:line="290"/>
-        <w:jc w:val="both"/>
+        <w:jc w:val="right"/>
       </w:pPr>
       <w:r>
         <w:rPr>
@@ -14796,7 +14974,7 @@
         </w:numPr>
         <w:bidi/>
         <w:spacing w:after="70" w:line="290"/>
-        <w:jc w:val="both"/>
+        <w:jc w:val="right"/>
       </w:pPr>
       <w:r>
         <w:rPr>
@@ -14818,7 +14996,7 @@
         </w:numPr>
         <w:bidi/>
         <w:spacing w:after="70" w:line="290"/>
-        <w:jc w:val="both"/>
+        <w:jc w:val="right"/>
       </w:pPr>
       <w:r>
         <w:rPr>
@@ -14833,7 +15011,9 @@
     </w:p>
     <w:p>
       <w:pPr>
+        <w:bidi/>
         <w:spacing w:after="100"/>
+        <w:jc w:val="right"/>
       </w:pPr>
     </w:p>
     <w:p>
@@ -14865,7 +15045,7 @@
         </w:numPr>
         <w:bidi/>
         <w:spacing w:after="70" w:line="290"/>
-        <w:jc w:val="both"/>
+        <w:jc w:val="right"/>
       </w:pPr>
       <w:r>
         <w:rPr>
@@ -14887,7 +15067,7 @@
         </w:numPr>
         <w:bidi/>
         <w:spacing w:after="70" w:line="290"/>
-        <w:jc w:val="both"/>
+        <w:jc w:val="right"/>
       </w:pPr>
       <w:r>
         <w:rPr>
@@ -14909,7 +15089,7 @@
         </w:numPr>
         <w:bidi/>
         <w:spacing w:after="70" w:line="290"/>
-        <w:jc w:val="both"/>
+        <w:jc w:val="right"/>
       </w:pPr>
       <w:r>
         <w:rPr>
@@ -14931,7 +15111,7 @@
         </w:numPr>
         <w:bidi/>
         <w:spacing w:after="70" w:line="290"/>
-        <w:jc w:val="both"/>
+        <w:jc w:val="right"/>
       </w:pPr>
       <w:r>
         <w:rPr>
@@ -14953,7 +15133,7 @@
         </w:numPr>
         <w:bidi/>
         <w:spacing w:after="70" w:line="290"/>
-        <w:jc w:val="both"/>
+        <w:jc w:val="right"/>
       </w:pPr>
       <w:r>
         <w:rPr>
@@ -14975,7 +15155,7 @@
         </w:numPr>
         <w:bidi/>
         <w:spacing w:after="70" w:line="290"/>
-        <w:jc w:val="both"/>
+        <w:jc w:val="right"/>
       </w:pPr>
       <w:r>
         <w:rPr>
@@ -14990,7 +15170,9 @@
     </w:p>
     <w:p>
       <w:pPr>
+        <w:bidi/>
         <w:spacing w:after="140"/>
+        <w:jc w:val="right"/>
       </w:pPr>
     </w:p>
     <w:tbl>
@@ -15026,7 +15208,7 @@
             <w:pPr>
               <w:bidi/>
               <w:spacing w:after="0" w:before="0" w:line="280"/>
-              <w:jc w:val="both"/>
+              <w:jc w:val="right"/>
             </w:pPr>
             <w:r>
               <w:rPr>
@@ -15056,7 +15238,9 @@
     </w:tbl>
     <w:p>
       <w:pPr>
+        <w:bidi/>
         <w:spacing w:after="120"/>
+        <w:jc w:val="right"/>
       </w:pPr>
     </w:p>
     <w:tbl>
@@ -15092,7 +15276,7 @@
             <w:pPr>
               <w:bidi/>
               <w:spacing w:after="0" w:before="0" w:line="280"/>
-              <w:jc w:val="both"/>
+              <w:jc w:val="right"/>
             </w:pPr>
             <w:r>
               <w:rPr>
@@ -15122,7 +15306,9 @@
     </w:tbl>
     <w:p>
       <w:pPr>
+        <w:bidi/>
         <w:spacing w:after="180"/>
+        <w:jc w:val="right"/>
       </w:pPr>
     </w:p>
     <w:p>
@@ -15197,7 +15383,7 @@
             <w:pPr>
               <w:bidi/>
               <w:spacing w:after="0" w:before="0" w:line="280"/>
-              <w:jc w:val="both"/>
+              <w:jc w:val="right"/>
             </w:pPr>
             <w:r>
               <w:rPr>
@@ -15227,7 +15413,9 @@
     </w:tbl>
     <w:p>
       <w:pPr>
+        <w:bidi/>
         <w:spacing w:after="140"/>
+        <w:jc w:val="right"/>
       </w:pPr>
     </w:p>
     <w:p>
@@ -15259,7 +15447,7 @@
         </w:numPr>
         <w:bidi/>
         <w:spacing w:after="70" w:line="290"/>
-        <w:jc w:val="both"/>
+        <w:jc w:val="right"/>
       </w:pPr>
       <w:r>
         <w:rPr>
@@ -15281,7 +15469,7 @@
         </w:numPr>
         <w:bidi/>
         <w:spacing w:after="70" w:line="290"/>
-        <w:jc w:val="both"/>
+        <w:jc w:val="right"/>
       </w:pPr>
       <w:r>
         <w:rPr>
@@ -15303,7 +15491,7 @@
         </w:numPr>
         <w:bidi/>
         <w:spacing w:after="70" w:line="290"/>
-        <w:jc w:val="both"/>
+        <w:jc w:val="right"/>
       </w:pPr>
       <w:r>
         <w:rPr>
@@ -15325,7 +15513,7 @@
         </w:numPr>
         <w:bidi/>
         <w:spacing w:after="70" w:line="290"/>
-        <w:jc w:val="both"/>
+        <w:jc w:val="right"/>
       </w:pPr>
       <w:r>
         <w:rPr>
@@ -15347,7 +15535,7 @@
         </w:numPr>
         <w:bidi/>
         <w:spacing w:after="70" w:line="290"/>
-        <w:jc w:val="both"/>
+        <w:jc w:val="right"/>
       </w:pPr>
       <w:r>
         <w:rPr>
@@ -15369,7 +15557,7 @@
         </w:numPr>
         <w:bidi/>
         <w:spacing w:after="70" w:line="290"/>
-        <w:jc w:val="both"/>
+        <w:jc w:val="right"/>
       </w:pPr>
       <w:r>
         <w:rPr>
@@ -15391,7 +15579,7 @@
         </w:numPr>
         <w:bidi/>
         <w:spacing w:after="70" w:line="290"/>
-        <w:jc w:val="both"/>
+        <w:jc w:val="right"/>
       </w:pPr>
       <w:r>
         <w:rPr>
@@ -15413,7 +15601,7 @@
         </w:numPr>
         <w:bidi/>
         <w:spacing w:after="70" w:line="290"/>
-        <w:jc w:val="both"/>
+        <w:jc w:val="right"/>
       </w:pPr>
       <w:r>
         <w:rPr>
@@ -15428,7 +15616,9 @@
     </w:p>
     <w:p>
       <w:pPr>
+        <w:bidi/>
         <w:spacing w:after="100"/>
+        <w:jc w:val="right"/>
       </w:pPr>
     </w:p>
     <w:p>
@@ -15460,7 +15650,7 @@
         </w:numPr>
         <w:bidi/>
         <w:spacing w:after="70" w:line="290"/>
-        <w:jc w:val="both"/>
+        <w:jc w:val="right"/>
       </w:pPr>
       <w:r>
         <w:rPr>
@@ -15482,7 +15672,7 @@
         </w:numPr>
         <w:bidi/>
         <w:spacing w:after="70" w:line="290"/>
-        <w:jc w:val="both"/>
+        <w:jc w:val="right"/>
       </w:pPr>
       <w:r>
         <w:rPr>
@@ -15504,7 +15694,7 @@
         </w:numPr>
         <w:bidi/>
         <w:spacing w:after="70" w:line="290"/>
-        <w:jc w:val="both"/>
+        <w:jc w:val="right"/>
       </w:pPr>
       <w:r>
         <w:rPr>
@@ -15526,7 +15716,7 @@
         </w:numPr>
         <w:bidi/>
         <w:spacing w:after="70" w:line="290"/>
-        <w:jc w:val="both"/>
+        <w:jc w:val="right"/>
       </w:pPr>
       <w:r>
         <w:rPr>
@@ -15548,7 +15738,7 @@
         </w:numPr>
         <w:bidi/>
         <w:spacing w:after="70" w:line="290"/>
-        <w:jc w:val="both"/>
+        <w:jc w:val="right"/>
       </w:pPr>
       <w:r>
         <w:rPr>
@@ -15570,7 +15760,7 @@
         </w:numPr>
         <w:bidi/>
         <w:spacing w:after="70" w:line="290"/>
-        <w:jc w:val="both"/>
+        <w:jc w:val="right"/>
       </w:pPr>
       <w:r>
         <w:rPr>
@@ -15585,7 +15775,9 @@
     </w:p>
     <w:p>
       <w:pPr>
+        <w:bidi/>
         <w:spacing w:after="140"/>
+        <w:jc w:val="right"/>
       </w:pPr>
     </w:p>
     <w:tbl>
@@ -15621,7 +15813,7 @@
             <w:pPr>
               <w:bidi/>
               <w:spacing w:after="0" w:before="0" w:line="280"/>
-              <w:jc w:val="both"/>
+              <w:jc w:val="right"/>
             </w:pPr>
             <w:r>
               <w:rPr>
@@ -15651,7 +15843,9 @@
     </w:tbl>
     <w:p>
       <w:pPr>
+        <w:bidi/>
         <w:spacing w:after="120"/>
+        <w:jc w:val="right"/>
       </w:pPr>
     </w:p>
     <w:tbl>
@@ -15687,7 +15881,7 @@
             <w:pPr>
               <w:bidi/>
               <w:spacing w:after="0" w:before="0" w:line="280"/>
-              <w:jc w:val="both"/>
+              <w:jc w:val="right"/>
             </w:pPr>
             <w:r>
               <w:rPr>
@@ -15717,7 +15911,9 @@
     </w:tbl>
     <w:p>
       <w:pPr>
+        <w:bidi/>
         <w:spacing w:after="180"/>
+        <w:jc w:val="right"/>
       </w:pPr>
     </w:p>
     <w:p>
@@ -15749,7 +15945,7 @@
         </w:numPr>
         <w:bidi/>
         <w:spacing w:after="70" w:line="290"/>
-        <w:jc w:val="both"/>
+        <w:jc w:val="right"/>
       </w:pPr>
       <w:r>
         <w:rPr>
@@ -15771,7 +15967,7 @@
         </w:numPr>
         <w:bidi/>
         <w:spacing w:after="70" w:line="290"/>
-        <w:jc w:val="both"/>
+        <w:jc w:val="right"/>
       </w:pPr>
       <w:r>
         <w:rPr>
@@ -15793,7 +15989,7 @@
         </w:numPr>
         <w:bidi/>
         <w:spacing w:after="70" w:line="290"/>
-        <w:jc w:val="both"/>
+        <w:jc w:val="right"/>
       </w:pPr>
       <w:r>
         <w:rPr>
@@ -15815,7 +16011,7 @@
         </w:numPr>
         <w:bidi/>
         <w:spacing w:after="70" w:line="290"/>
-        <w:jc w:val="both"/>
+        <w:jc w:val="right"/>
       </w:pPr>
       <w:r>
         <w:rPr>
@@ -15837,7 +16033,7 @@
         </w:numPr>
         <w:bidi/>
         <w:spacing w:after="70" w:line="290"/>
-        <w:jc w:val="both"/>
+        <w:jc w:val="right"/>
       </w:pPr>
       <w:r>
         <w:rPr>
@@ -15851,6 +16047,10 @@
       </w:r>
     </w:p>
     <w:p>
+      <w:pPr>
+        <w:bidi/>
+        <w:jc w:val="right"/>
+      </w:pPr>
       <w:r>
         <w:br w:type="page"/>
       </w:r>
@@ -15902,7 +16102,7 @@
       <w:pPr>
         <w:bidi/>
         <w:spacing w:after="140" w:before="0" w:line="300"/>
-        <w:jc w:val="both"/>
+        <w:jc w:val="right"/>
       </w:pPr>
       <w:r>
         <w:rPr>
@@ -15919,7 +16119,7 @@
       <w:pPr>
         <w:bidi/>
         <w:spacing w:after="140" w:before="0" w:line="300"/>
-        <w:jc w:val="both"/>
+        <w:jc w:val="right"/>
       </w:pPr>
       <w:r>
         <w:rPr>
@@ -15936,7 +16136,7 @@
       <w:pPr>
         <w:bidi/>
         <w:spacing w:after="140" w:before="0" w:line="300"/>
-        <w:jc w:val="both"/>
+        <w:jc w:val="right"/>
       </w:pPr>
       <w:r>
         <w:rPr>
@@ -15973,7 +16173,7 @@
       <w:pPr>
         <w:bidi/>
         <w:spacing w:after="140" w:before="0" w:line="300"/>
-        <w:jc w:val="both"/>
+        <w:jc w:val="right"/>
       </w:pPr>
       <w:r>
         <w:rPr>
@@ -15988,7 +16188,9 @@
     </w:p>
     <w:p>
       <w:pPr>
+        <w:bidi/>
         <w:spacing w:after="60"/>
+        <w:jc w:val="right"/>
       </w:pPr>
     </w:p>
     <w:p>
@@ -16053,7 +16255,7 @@
             <w:pPr>
               <w:bidi/>
               <w:spacing w:after="60" w:before="0" w:line="300"/>
-              <w:jc w:val="both"/>
+              <w:jc w:val="right"/>
             </w:pPr>
             <w:r>
               <w:rPr>
@@ -16072,7 +16274,7 @@
             <w:pPr>
               <w:bidi/>
               <w:spacing w:after="0" w:before="0" w:line="280"/>
-              <w:jc w:val="both"/>
+              <w:jc w:val="right"/>
             </w:pPr>
             <w:r>
               <w:rPr>
@@ -16092,7 +16294,9 @@
     </w:tbl>
     <w:p>
       <w:pPr>
+        <w:bidi/>
         <w:spacing w:after="150"/>
+        <w:jc w:val="right"/>
       </w:pPr>
     </w:p>
     <w:p>
@@ -16157,7 +16361,7 @@
             <w:pPr>
               <w:bidi/>
               <w:spacing w:after="60" w:before="0" w:line="300"/>
-              <w:jc w:val="both"/>
+              <w:jc w:val="right"/>
             </w:pPr>
             <w:r>
               <w:rPr>
@@ -16176,7 +16380,7 @@
             <w:pPr>
               <w:bidi/>
               <w:spacing w:after="0" w:before="0" w:line="280"/>
-              <w:jc w:val="both"/>
+              <w:jc w:val="right"/>
             </w:pPr>
             <w:r>
               <w:rPr>
@@ -16196,7 +16400,9 @@
     </w:tbl>
     <w:p>
       <w:pPr>
+        <w:bidi/>
         <w:spacing w:after="150"/>
+        <w:jc w:val="right"/>
       </w:pPr>
     </w:p>
     <w:p>
@@ -16261,7 +16467,7 @@
             <w:pPr>
               <w:bidi/>
               <w:spacing w:after="60" w:before="0" w:line="300"/>
-              <w:jc w:val="both"/>
+              <w:jc w:val="right"/>
             </w:pPr>
             <w:r>
               <w:rPr>
@@ -16280,7 +16486,7 @@
             <w:pPr>
               <w:bidi/>
               <w:spacing w:after="0" w:before="0" w:line="280"/>
-              <w:jc w:val="both"/>
+              <w:jc w:val="right"/>
             </w:pPr>
             <w:r>
               <w:rPr>
@@ -16300,7 +16506,9 @@
     </w:tbl>
     <w:p>
       <w:pPr>
+        <w:bidi/>
         <w:spacing w:after="150"/>
+        <w:jc w:val="right"/>
       </w:pPr>
     </w:p>
     <w:p>
@@ -16365,7 +16573,7 @@
             <w:pPr>
               <w:bidi/>
               <w:spacing w:after="60" w:before="0" w:line="300"/>
-              <w:jc w:val="both"/>
+              <w:jc w:val="right"/>
             </w:pPr>
             <w:r>
               <w:rPr>
@@ -16384,7 +16592,7 @@
             <w:pPr>
               <w:bidi/>
               <w:spacing w:after="0" w:before="0" w:line="280"/>
-              <w:jc w:val="both"/>
+              <w:jc w:val="right"/>
             </w:pPr>
             <w:r>
               <w:rPr>
@@ -16404,7 +16612,9 @@
     </w:tbl>
     <w:p>
       <w:pPr>
+        <w:bidi/>
         <w:spacing w:after="150"/>
+        <w:jc w:val="right"/>
       </w:pPr>
     </w:p>
     <w:p>
@@ -16436,7 +16646,7 @@
         </w:numPr>
         <w:bidi/>
         <w:spacing w:after="70" w:line="290"/>
-        <w:jc w:val="both"/>
+        <w:jc w:val="right"/>
       </w:pPr>
       <w:r>
         <w:rPr>
@@ -16458,7 +16668,7 @@
         </w:numPr>
         <w:bidi/>
         <w:spacing w:after="70" w:line="290"/>
-        <w:jc w:val="both"/>
+        <w:jc w:val="right"/>
       </w:pPr>
       <w:r>
         <w:rPr>
@@ -16480,7 +16690,7 @@
         </w:numPr>
         <w:bidi/>
         <w:spacing w:after="70" w:line="290"/>
-        <w:jc w:val="both"/>
+        <w:jc w:val="right"/>
       </w:pPr>
       <w:r>
         <w:rPr>
@@ -16502,7 +16712,7 @@
         </w:numPr>
         <w:bidi/>
         <w:spacing w:after="70" w:line="290"/>
-        <w:jc w:val="both"/>
+        <w:jc w:val="right"/>
       </w:pPr>
       <w:r>
         <w:rPr>
@@ -16524,7 +16734,7 @@
         </w:numPr>
         <w:bidi/>
         <w:spacing w:after="70" w:line="290"/>
-        <w:jc w:val="both"/>
+        <w:jc w:val="right"/>
       </w:pPr>
       <w:r>
         <w:rPr>
@@ -16539,7 +16749,9 @@
     </w:p>
     <w:p>
       <w:pPr>
+        <w:bidi/>
         <w:spacing w:after="120"/>
+        <w:jc w:val="right"/>
       </w:pPr>
     </w:p>
     <w:p>
@@ -16571,7 +16783,7 @@
         </w:numPr>
         <w:bidi/>
         <w:spacing w:after="70" w:line="290"/>
-        <w:jc w:val="both"/>
+        <w:jc w:val="right"/>
       </w:pPr>
       <w:r>
         <w:rPr>
@@ -16593,7 +16805,7 @@
         </w:numPr>
         <w:bidi/>
         <w:spacing w:after="70" w:line="290"/>
-        <w:jc w:val="both"/>
+        <w:jc w:val="right"/>
       </w:pPr>
       <w:r>
         <w:rPr>
@@ -16615,7 +16827,7 @@
         </w:numPr>
         <w:bidi/>
         <w:spacing w:after="70" w:line="290"/>
-        <w:jc w:val="both"/>
+        <w:jc w:val="right"/>
       </w:pPr>
       <w:r>
         <w:rPr>
@@ -16637,7 +16849,7 @@
         </w:numPr>
         <w:bidi/>
         <w:spacing w:after="70" w:line="290"/>
-        <w:jc w:val="both"/>
+        <w:jc w:val="right"/>
       </w:pPr>
       <w:r>
         <w:rPr>
@@ -16651,6 +16863,10 @@
       </w:r>
     </w:p>
     <w:p>
+      <w:pPr>
+        <w:bidi/>
+        <w:jc w:val="right"/>
+      </w:pPr>
       <w:r>
         <w:br w:type="page"/>
       </w:r>
@@ -16682,7 +16898,7 @@
       <w:pPr>
         <w:bidi/>
         <w:spacing w:after="140" w:before="0" w:line="300"/>
-        <w:jc w:val="both"/>
+        <w:jc w:val="right"/>
       </w:pPr>
       <w:r>
         <w:rPr>
@@ -16697,7 +16913,9 @@
     </w:p>
     <w:p>
       <w:pPr>
+        <w:bidi/>
         <w:spacing w:after="80"/>
+        <w:jc w:val="right"/>
       </w:pPr>
     </w:p>
     <w:tbl>
@@ -18478,6 +18696,10 @@
       </w:tr>
     </w:tbl>
     <w:p>
+      <w:pPr>
+        <w:bidi/>
+        <w:jc w:val="right"/>
+      </w:pPr>
       <w:r>
         <w:br w:type="page"/>
       </w:r>
@@ -18509,7 +18731,7 @@
       <w:pPr>
         <w:bidi/>
         <w:spacing w:after="140" w:before="0" w:line="300"/>
-        <w:jc w:val="both"/>
+        <w:jc w:val="right"/>
       </w:pPr>
       <w:r>
         <w:rPr>
@@ -18524,7 +18746,9 @@
     </w:p>
     <w:p>
       <w:pPr>
+        <w:bidi/>
         <w:spacing w:after="80"/>
+        <w:jc w:val="right"/>
       </w:pPr>
     </w:p>
     <w:tbl>
@@ -19576,7 +19800,9 @@
     </w:tbl>
     <w:p>
       <w:pPr>
+        <w:bidi/>
         <w:spacing w:after="160"/>
+        <w:jc w:val="right"/>
       </w:pPr>
     </w:p>
     <w:p>
@@ -19690,6 +19916,7 @@
       <w:pgSz w:w="11906" w:h="16838" w:orient="portrait"/>
       <w:pgMar w:top="1080" w:right="1080" w:bottom="1080" w:left="1080" w:header="708" w:footer="708" w:gutter="0"/>
       <w:pgNumType/>
+      <w:bidi/>
       <w:docGrid w:linePitch="360"/>
     </w:sectPr>
   </w:body>
@@ -19915,11 +20142,14 @@
       <w:lvlText w:val="▪"/>
       <w:lvlJc w:val="right"/>
       <w:pPr>
+        <w:bidi/>
         <w:ind w:start="340" w:hanging="200"/>
+        <w:jc w:val="right"/>
       </w:pPr>
       <w:rPr>
         <w:rFonts w:ascii="Arial" w:cs="Arial" w:eastAsia="Arial" w:hAnsi="Arial"/>
         <w:color w:val="E4002B"/>
+        <w:rtl/>
       </w:rPr>
     </w:lvl>
   </w:abstractNum>
@@ -19931,13 +20161,16 @@
       <w:lvlText w:val="%1."/>
       <w:lvlJc w:val="right"/>
       <w:pPr>
+        <w:bidi/>
         <w:ind w:start="340" w:hanging="220"/>
+        <w:jc w:val="right"/>
       </w:pPr>
       <w:rPr>
         <w:rFonts w:ascii="Arial" w:cs="Arial" w:eastAsia="Arial" w:hAnsi="Arial"/>
         <w:b/>
         <w:bCs/>
         <w:color w:val="E4002B"/>
+        <w:rtl/>
       </w:rPr>
     </w:lvl>
   </w:abstractNum>
@@ -19971,11 +20204,14 @@
         <w:color w:val="1E1E1E"/>
         <w:sz w:val="21"/>
         <w:szCs w:val="21"/>
+        <w:rtl/>
       </w:rPr>
     </w:rPrDefault>
     <w:pPrDefault>
       <w:pPr>
+        <w:bidi/>
         <w:spacing w:line="300"/>
+        <w:jc w:val="right"/>
       </w:pPr>
     </w:pPrDefault>
   </w:docDefaults>
@@ -20156,6 +20392,8 @@
     <w:next w:val="Normal"/>
     <w:qFormat/>
     <w:pPr>
+      <w:bidi/>
+      <w:jc w:val="right"/>
       <w:outlineLvl w:val="0"/>
     </w:pPr>
     <w:rPr>
@@ -20173,6 +20411,8 @@
     <w:next w:val="Normal"/>
     <w:qFormat/>
     <w:pPr>
+      <w:bidi/>
+      <w:jc w:val="right"/>
       <w:outlineLvl w:val="1"/>
     </w:pPr>
     <w:rPr>
@@ -20190,6 +20430,8 @@
     <w:next w:val="Normal"/>
     <w:qFormat/>
     <w:pPr>
+      <w:bidi/>
+      <w:jc w:val="right"/>
       <w:outlineLvl w:val="2"/>
     </w:pPr>
     <w:rPr>

--- a/jb53500/guide-rolling-project.docx
+++ b/jb53500/guide-rolling-project.docx
@@ -154,10 +154,10 @@
             <w:tcW w:type="dxa" w:w="1350"/>
             <w:shd w:fill="1B2D6B" w:color="auto" w:val="clear"/>
             <w:tcMar>
-              <w:top w:type="dxa" w:w="70"/>
-              <w:left w:type="dxa" w:w="110"/>
-              <w:bottom w:type="dxa" w:w="70"/>
-              <w:right w:type="dxa" w:w="110"/>
+              <w:top w:type="dxa" w:w="52"/>
+              <w:left w:type="dxa" w:w="100"/>
+              <w:bottom w:type="dxa" w:w="52"/>
+              <w:right w:type="dxa" w:w="100"/>
             </w:tcMar>
             <w:vAlign w:val="top"/>
           </w:tcPr>
@@ -185,10 +185,10 @@
             <w:tcW w:type="dxa" w:w="4195"/>
             <w:shd w:fill="1B2D6B" w:color="auto" w:val="clear"/>
             <w:tcMar>
-              <w:top w:type="dxa" w:w="70"/>
-              <w:left w:type="dxa" w:w="110"/>
-              <w:bottom w:type="dxa" w:w="70"/>
-              <w:right w:type="dxa" w:w="110"/>
+              <w:top w:type="dxa" w:w="52"/>
+              <w:left w:type="dxa" w:w="100"/>
+              <w:bottom w:type="dxa" w:w="52"/>
+              <w:right w:type="dxa" w:w="100"/>
             </w:tcMar>
             <w:vAlign w:val="top"/>
           </w:tcPr>
@@ -216,10 +216,10 @@
             <w:tcW w:type="dxa" w:w="4195"/>
             <w:shd w:fill="1B2D6B" w:color="auto" w:val="clear"/>
             <w:tcMar>
-              <w:top w:type="dxa" w:w="70"/>
-              <w:left w:type="dxa" w:w="110"/>
-              <w:bottom w:type="dxa" w:w="70"/>
-              <w:right w:type="dxa" w:w="110"/>
+              <w:top w:type="dxa" w:w="52"/>
+              <w:left w:type="dxa" w:w="100"/>
+              <w:bottom w:type="dxa" w:w="52"/>
+              <w:right w:type="dxa" w:w="100"/>
             </w:tcMar>
             <w:vAlign w:val="top"/>
           </w:tcPr>
@@ -248,10 +248,10 @@
           <w:tcPr>
             <w:tcW w:type="dxa" w:w="1350"/>
             <w:tcMar>
-              <w:top w:type="dxa" w:w="70"/>
-              <w:left w:type="dxa" w:w="110"/>
-              <w:bottom w:type="dxa" w:w="70"/>
-              <w:right w:type="dxa" w:w="110"/>
+              <w:top w:type="dxa" w:w="52"/>
+              <w:left w:type="dxa" w:w="100"/>
+              <w:bottom w:type="dxa" w:w="52"/>
+              <w:right w:type="dxa" w:w="100"/>
             </w:tcMar>
             <w:vAlign w:val="top"/>
           </w:tcPr>
@@ -278,10 +278,10 @@
           <w:tcPr>
             <w:tcW w:type="dxa" w:w="4195"/>
             <w:tcMar>
-              <w:top w:type="dxa" w:w="70"/>
-              <w:left w:type="dxa" w:w="110"/>
-              <w:bottom w:type="dxa" w:w="70"/>
-              <w:right w:type="dxa" w:w="110"/>
+              <w:top w:type="dxa" w:w="52"/>
+              <w:left w:type="dxa" w:w="100"/>
+              <w:bottom w:type="dxa" w:w="52"/>
+              <w:right w:type="dxa" w:w="100"/>
             </w:tcMar>
             <w:vAlign w:val="top"/>
           </w:tcPr>
@@ -308,10 +308,10 @@
           <w:tcPr>
             <w:tcW w:type="dxa" w:w="4195"/>
             <w:tcMar>
-              <w:top w:type="dxa" w:w="70"/>
-              <w:left w:type="dxa" w:w="110"/>
-              <w:bottom w:type="dxa" w:w="70"/>
-              <w:right w:type="dxa" w:w="110"/>
+              <w:top w:type="dxa" w:w="52"/>
+              <w:left w:type="dxa" w:w="100"/>
+              <w:bottom w:type="dxa" w:w="52"/>
+              <w:right w:type="dxa" w:w="100"/>
             </w:tcMar>
             <w:vAlign w:val="top"/>
           </w:tcPr>
@@ -341,10 +341,10 @@
             <w:tcW w:type="dxa" w:w="1350"/>
             <w:shd w:fill="F6F5F3" w:color="auto" w:val="clear"/>
             <w:tcMar>
-              <w:top w:type="dxa" w:w="70"/>
-              <w:left w:type="dxa" w:w="110"/>
-              <w:bottom w:type="dxa" w:w="70"/>
-              <w:right w:type="dxa" w:w="110"/>
+              <w:top w:type="dxa" w:w="52"/>
+              <w:left w:type="dxa" w:w="100"/>
+              <w:bottom w:type="dxa" w:w="52"/>
+              <w:right w:type="dxa" w:w="100"/>
             </w:tcMar>
             <w:vAlign w:val="top"/>
           </w:tcPr>
@@ -372,10 +372,10 @@
             <w:tcW w:type="dxa" w:w="4195"/>
             <w:shd w:fill="F6F5F3" w:color="auto" w:val="clear"/>
             <w:tcMar>
-              <w:top w:type="dxa" w:w="70"/>
-              <w:left w:type="dxa" w:w="110"/>
-              <w:bottom w:type="dxa" w:w="70"/>
-              <w:right w:type="dxa" w:w="110"/>
+              <w:top w:type="dxa" w:w="52"/>
+              <w:left w:type="dxa" w:w="100"/>
+              <w:bottom w:type="dxa" w:w="52"/>
+              <w:right w:type="dxa" w:w="100"/>
             </w:tcMar>
             <w:vAlign w:val="top"/>
           </w:tcPr>
@@ -403,10 +403,10 @@
             <w:tcW w:type="dxa" w:w="4195"/>
             <w:shd w:fill="F6F5F3" w:color="auto" w:val="clear"/>
             <w:tcMar>
-              <w:top w:type="dxa" w:w="70"/>
-              <w:left w:type="dxa" w:w="110"/>
-              <w:bottom w:type="dxa" w:w="70"/>
-              <w:right w:type="dxa" w:w="110"/>
+              <w:top w:type="dxa" w:w="52"/>
+              <w:left w:type="dxa" w:w="100"/>
+              <w:bottom w:type="dxa" w:w="52"/>
+              <w:right w:type="dxa" w:w="100"/>
             </w:tcMar>
             <w:vAlign w:val="top"/>
           </w:tcPr>
@@ -435,10 +435,10 @@
           <w:tcPr>
             <w:tcW w:type="dxa" w:w="1350"/>
             <w:tcMar>
-              <w:top w:type="dxa" w:w="70"/>
-              <w:left w:type="dxa" w:w="110"/>
-              <w:bottom w:type="dxa" w:w="70"/>
-              <w:right w:type="dxa" w:w="110"/>
+              <w:top w:type="dxa" w:w="52"/>
+              <w:left w:type="dxa" w:w="100"/>
+              <w:bottom w:type="dxa" w:w="52"/>
+              <w:right w:type="dxa" w:w="100"/>
             </w:tcMar>
             <w:vAlign w:val="top"/>
           </w:tcPr>
@@ -465,10 +465,10 @@
           <w:tcPr>
             <w:tcW w:type="dxa" w:w="4195"/>
             <w:tcMar>
-              <w:top w:type="dxa" w:w="70"/>
-              <w:left w:type="dxa" w:w="110"/>
-              <w:bottom w:type="dxa" w:w="70"/>
-              <w:right w:type="dxa" w:w="110"/>
+              <w:top w:type="dxa" w:w="52"/>
+              <w:left w:type="dxa" w:w="100"/>
+              <w:bottom w:type="dxa" w:w="52"/>
+              <w:right w:type="dxa" w:w="100"/>
             </w:tcMar>
             <w:vAlign w:val="top"/>
           </w:tcPr>
@@ -495,10 +495,10 @@
           <w:tcPr>
             <w:tcW w:type="dxa" w:w="4195"/>
             <w:tcMar>
-              <w:top w:type="dxa" w:w="70"/>
-              <w:left w:type="dxa" w:w="110"/>
-              <w:bottom w:type="dxa" w:w="70"/>
-              <w:right w:type="dxa" w:w="110"/>
+              <w:top w:type="dxa" w:w="52"/>
+              <w:left w:type="dxa" w:w="100"/>
+              <w:bottom w:type="dxa" w:w="52"/>
+              <w:right w:type="dxa" w:w="100"/>
             </w:tcMar>
             <w:vAlign w:val="top"/>
           </w:tcPr>
@@ -528,10 +528,10 @@
             <w:tcW w:type="dxa" w:w="1350"/>
             <w:shd w:fill="F6F5F3" w:color="auto" w:val="clear"/>
             <w:tcMar>
-              <w:top w:type="dxa" w:w="70"/>
-              <w:left w:type="dxa" w:w="110"/>
-              <w:bottom w:type="dxa" w:w="70"/>
-              <w:right w:type="dxa" w:w="110"/>
+              <w:top w:type="dxa" w:w="52"/>
+              <w:left w:type="dxa" w:w="100"/>
+              <w:bottom w:type="dxa" w:w="52"/>
+              <w:right w:type="dxa" w:w="100"/>
             </w:tcMar>
             <w:vAlign w:val="top"/>
           </w:tcPr>
@@ -559,10 +559,10 @@
             <w:tcW w:type="dxa" w:w="4195"/>
             <w:shd w:fill="F6F5F3" w:color="auto" w:val="clear"/>
             <w:tcMar>
-              <w:top w:type="dxa" w:w="70"/>
-              <w:left w:type="dxa" w:w="110"/>
-              <w:bottom w:type="dxa" w:w="70"/>
-              <w:right w:type="dxa" w:w="110"/>
+              <w:top w:type="dxa" w:w="52"/>
+              <w:left w:type="dxa" w:w="100"/>
+              <w:bottom w:type="dxa" w:w="52"/>
+              <w:right w:type="dxa" w:w="100"/>
             </w:tcMar>
             <w:vAlign w:val="top"/>
           </w:tcPr>
@@ -590,10 +590,10 @@
             <w:tcW w:type="dxa" w:w="4195"/>
             <w:shd w:fill="F6F5F3" w:color="auto" w:val="clear"/>
             <w:tcMar>
-              <w:top w:type="dxa" w:w="70"/>
-              <w:left w:type="dxa" w:w="110"/>
-              <w:bottom w:type="dxa" w:w="70"/>
-              <w:right w:type="dxa" w:w="110"/>
+              <w:top w:type="dxa" w:w="52"/>
+              <w:left w:type="dxa" w:w="100"/>
+              <w:bottom w:type="dxa" w:w="52"/>
+              <w:right w:type="dxa" w:w="100"/>
             </w:tcMar>
             <w:vAlign w:val="top"/>
           </w:tcPr>
@@ -816,10 +816,10 @@
             <w:tcW w:type="dxa" w:w="9740"/>
             <w:shd w:fill="FCE6EA" w:color="auto" w:val="clear"/>
             <w:tcMar>
-              <w:top w:type="dxa" w:w="70"/>
-              <w:left w:type="dxa" w:w="110"/>
-              <w:bottom w:type="dxa" w:w="70"/>
-              <w:right w:type="dxa" w:w="110"/>
+              <w:top w:type="dxa" w:w="52"/>
+              <w:left w:type="dxa" w:w="100"/>
+              <w:bottom w:type="dxa" w:w="52"/>
+              <w:right w:type="dxa" w:w="100"/>
             </w:tcMar>
             <w:vAlign w:val="top"/>
           </w:tcPr>
@@ -936,10 +936,10 @@
             <w:tcW w:type="dxa" w:w="9740"/>
             <w:shd w:fill="FCE6EA" w:color="auto" w:val="clear"/>
             <w:tcMar>
-              <w:top w:type="dxa" w:w="70"/>
-              <w:left w:type="dxa" w:w="110"/>
-              <w:bottom w:type="dxa" w:w="70"/>
-              <w:right w:type="dxa" w:w="110"/>
+              <w:top w:type="dxa" w:w="52"/>
+              <w:left w:type="dxa" w:w="100"/>
+              <w:bottom w:type="dxa" w:w="52"/>
+              <w:right w:type="dxa" w:w="100"/>
             </w:tcMar>
             <w:vAlign w:val="top"/>
           </w:tcPr>
@@ -1038,10 +1038,10 @@
             <w:tcW w:type="dxa" w:w="3400"/>
             <w:shd w:fill="1B2D6B" w:color="auto" w:val="clear"/>
             <w:tcMar>
-              <w:top w:type="dxa" w:w="70"/>
-              <w:left w:type="dxa" w:w="110"/>
-              <w:bottom w:type="dxa" w:w="70"/>
-              <w:right w:type="dxa" w:w="110"/>
+              <w:top w:type="dxa" w:w="52"/>
+              <w:left w:type="dxa" w:w="100"/>
+              <w:bottom w:type="dxa" w:w="52"/>
+              <w:right w:type="dxa" w:w="100"/>
             </w:tcMar>
             <w:vAlign w:val="top"/>
           </w:tcPr>
@@ -1069,10 +1069,10 @@
             <w:tcW w:type="dxa" w:w="6340"/>
             <w:shd w:fill="1B2D6B" w:color="auto" w:val="clear"/>
             <w:tcMar>
-              <w:top w:type="dxa" w:w="70"/>
-              <w:left w:type="dxa" w:w="110"/>
-              <w:bottom w:type="dxa" w:w="70"/>
-              <w:right w:type="dxa" w:w="110"/>
+              <w:top w:type="dxa" w:w="52"/>
+              <w:left w:type="dxa" w:w="100"/>
+              <w:bottom w:type="dxa" w:w="52"/>
+              <w:right w:type="dxa" w:w="100"/>
             </w:tcMar>
             <w:vAlign w:val="top"/>
           </w:tcPr>
@@ -1101,10 +1101,10 @@
           <w:tcPr>
             <w:tcW w:type="dxa" w:w="3400"/>
             <w:tcMar>
-              <w:top w:type="dxa" w:w="70"/>
-              <w:left w:type="dxa" w:w="110"/>
-              <w:bottom w:type="dxa" w:w="70"/>
-              <w:right w:type="dxa" w:w="110"/>
+              <w:top w:type="dxa" w:w="52"/>
+              <w:left w:type="dxa" w:w="100"/>
+              <w:bottom w:type="dxa" w:w="52"/>
+              <w:right w:type="dxa" w:w="100"/>
             </w:tcMar>
             <w:vAlign w:val="top"/>
           </w:tcPr>
@@ -1131,10 +1131,10 @@
           <w:tcPr>
             <w:tcW w:type="dxa" w:w="6340"/>
             <w:tcMar>
-              <w:top w:type="dxa" w:w="70"/>
-              <w:left w:type="dxa" w:w="110"/>
-              <w:bottom w:type="dxa" w:w="70"/>
-              <w:right w:type="dxa" w:w="110"/>
+              <w:top w:type="dxa" w:w="52"/>
+              <w:left w:type="dxa" w:w="100"/>
+              <w:bottom w:type="dxa" w:w="52"/>
+              <w:right w:type="dxa" w:w="100"/>
             </w:tcMar>
             <w:vAlign w:val="top"/>
           </w:tcPr>
@@ -1164,10 +1164,10 @@
             <w:tcW w:type="dxa" w:w="3400"/>
             <w:shd w:fill="F6F5F3" w:color="auto" w:val="clear"/>
             <w:tcMar>
-              <w:top w:type="dxa" w:w="70"/>
-              <w:left w:type="dxa" w:w="110"/>
-              <w:bottom w:type="dxa" w:w="70"/>
-              <w:right w:type="dxa" w:w="110"/>
+              <w:top w:type="dxa" w:w="52"/>
+              <w:left w:type="dxa" w:w="100"/>
+              <w:bottom w:type="dxa" w:w="52"/>
+              <w:right w:type="dxa" w:w="100"/>
             </w:tcMar>
             <w:vAlign w:val="top"/>
           </w:tcPr>
@@ -1195,10 +1195,10 @@
             <w:tcW w:type="dxa" w:w="6340"/>
             <w:shd w:fill="F6F5F3" w:color="auto" w:val="clear"/>
             <w:tcMar>
-              <w:top w:type="dxa" w:w="70"/>
-              <w:left w:type="dxa" w:w="110"/>
-              <w:bottom w:type="dxa" w:w="70"/>
-              <w:right w:type="dxa" w:w="110"/>
+              <w:top w:type="dxa" w:w="52"/>
+              <w:left w:type="dxa" w:w="100"/>
+              <w:bottom w:type="dxa" w:w="52"/>
+              <w:right w:type="dxa" w:w="100"/>
             </w:tcMar>
             <w:vAlign w:val="top"/>
           </w:tcPr>
@@ -1227,10 +1227,10 @@
           <w:tcPr>
             <w:tcW w:type="dxa" w:w="3400"/>
             <w:tcMar>
-              <w:top w:type="dxa" w:w="70"/>
-              <w:left w:type="dxa" w:w="110"/>
-              <w:bottom w:type="dxa" w:w="70"/>
-              <w:right w:type="dxa" w:w="110"/>
+              <w:top w:type="dxa" w:w="52"/>
+              <w:left w:type="dxa" w:w="100"/>
+              <w:bottom w:type="dxa" w:w="52"/>
+              <w:right w:type="dxa" w:w="100"/>
             </w:tcMar>
             <w:vAlign w:val="top"/>
           </w:tcPr>
@@ -1257,10 +1257,10 @@
           <w:tcPr>
             <w:tcW w:type="dxa" w:w="6340"/>
             <w:tcMar>
-              <w:top w:type="dxa" w:w="70"/>
-              <w:left w:type="dxa" w:w="110"/>
-              <w:bottom w:type="dxa" w:w="70"/>
-              <w:right w:type="dxa" w:w="110"/>
+              <w:top w:type="dxa" w:w="52"/>
+              <w:left w:type="dxa" w:w="100"/>
+              <w:bottom w:type="dxa" w:w="52"/>
+              <w:right w:type="dxa" w:w="100"/>
             </w:tcMar>
             <w:vAlign w:val="top"/>
           </w:tcPr>
@@ -1317,10 +1317,10 @@
             <w:tcW w:type="dxa" w:w="2500"/>
             <w:shd w:fill="1B2D6B" w:color="auto" w:val="clear"/>
             <w:tcMar>
-              <w:top w:type="dxa" w:w="70"/>
-              <w:left w:type="dxa" w:w="110"/>
-              <w:bottom w:type="dxa" w:w="70"/>
-              <w:right w:type="dxa" w:w="110"/>
+              <w:top w:type="dxa" w:w="52"/>
+              <w:left w:type="dxa" w:w="100"/>
+              <w:bottom w:type="dxa" w:w="52"/>
+              <w:right w:type="dxa" w:w="100"/>
             </w:tcMar>
             <w:vAlign w:val="top"/>
           </w:tcPr>
@@ -1348,10 +1348,10 @@
             <w:tcW w:type="dxa" w:w="7240"/>
             <w:shd w:fill="1B2D6B" w:color="auto" w:val="clear"/>
             <w:tcMar>
-              <w:top w:type="dxa" w:w="70"/>
-              <w:left w:type="dxa" w:w="110"/>
-              <w:bottom w:type="dxa" w:w="70"/>
-              <w:right w:type="dxa" w:w="110"/>
+              <w:top w:type="dxa" w:w="52"/>
+              <w:left w:type="dxa" w:w="100"/>
+              <w:bottom w:type="dxa" w:w="52"/>
+              <w:right w:type="dxa" w:w="100"/>
             </w:tcMar>
             <w:vAlign w:val="top"/>
           </w:tcPr>
@@ -1380,10 +1380,10 @@
           <w:tcPr>
             <w:tcW w:type="dxa" w:w="2500"/>
             <w:tcMar>
-              <w:top w:type="dxa" w:w="70"/>
-              <w:left w:type="dxa" w:w="110"/>
-              <w:bottom w:type="dxa" w:w="70"/>
-              <w:right w:type="dxa" w:w="110"/>
+              <w:top w:type="dxa" w:w="52"/>
+              <w:left w:type="dxa" w:w="100"/>
+              <w:bottom w:type="dxa" w:w="52"/>
+              <w:right w:type="dxa" w:w="100"/>
             </w:tcMar>
             <w:vAlign w:val="top"/>
           </w:tcPr>
@@ -1410,10 +1410,10 @@
           <w:tcPr>
             <w:tcW w:type="dxa" w:w="7240"/>
             <w:tcMar>
-              <w:top w:type="dxa" w:w="70"/>
-              <w:left w:type="dxa" w:w="110"/>
-              <w:bottom w:type="dxa" w:w="70"/>
-              <w:right w:type="dxa" w:w="110"/>
+              <w:top w:type="dxa" w:w="52"/>
+              <w:left w:type="dxa" w:w="100"/>
+              <w:bottom w:type="dxa" w:w="52"/>
+              <w:right w:type="dxa" w:w="100"/>
             </w:tcMar>
             <w:vAlign w:val="top"/>
           </w:tcPr>
@@ -1443,10 +1443,10 @@
             <w:tcW w:type="dxa" w:w="2500"/>
             <w:shd w:fill="F6F5F3" w:color="auto" w:val="clear"/>
             <w:tcMar>
-              <w:top w:type="dxa" w:w="70"/>
-              <w:left w:type="dxa" w:w="110"/>
-              <w:bottom w:type="dxa" w:w="70"/>
-              <w:right w:type="dxa" w:w="110"/>
+              <w:top w:type="dxa" w:w="52"/>
+              <w:left w:type="dxa" w:w="100"/>
+              <w:bottom w:type="dxa" w:w="52"/>
+              <w:right w:type="dxa" w:w="100"/>
             </w:tcMar>
             <w:vAlign w:val="top"/>
           </w:tcPr>
@@ -1474,10 +1474,10 @@
             <w:tcW w:type="dxa" w:w="7240"/>
             <w:shd w:fill="F6F5F3" w:color="auto" w:val="clear"/>
             <w:tcMar>
-              <w:top w:type="dxa" w:w="70"/>
-              <w:left w:type="dxa" w:w="110"/>
-              <w:bottom w:type="dxa" w:w="70"/>
-              <w:right w:type="dxa" w:w="110"/>
+              <w:top w:type="dxa" w:w="52"/>
+              <w:left w:type="dxa" w:w="100"/>
+              <w:bottom w:type="dxa" w:w="52"/>
+              <w:right w:type="dxa" w:w="100"/>
             </w:tcMar>
             <w:vAlign w:val="top"/>
           </w:tcPr>
@@ -1506,10 +1506,10 @@
           <w:tcPr>
             <w:tcW w:type="dxa" w:w="2500"/>
             <w:tcMar>
-              <w:top w:type="dxa" w:w="70"/>
-              <w:left w:type="dxa" w:w="110"/>
-              <w:bottom w:type="dxa" w:w="70"/>
-              <w:right w:type="dxa" w:w="110"/>
+              <w:top w:type="dxa" w:w="52"/>
+              <w:left w:type="dxa" w:w="100"/>
+              <w:bottom w:type="dxa" w:w="52"/>
+              <w:right w:type="dxa" w:w="100"/>
             </w:tcMar>
             <w:vAlign w:val="top"/>
           </w:tcPr>
@@ -1536,10 +1536,10 @@
           <w:tcPr>
             <w:tcW w:type="dxa" w:w="7240"/>
             <w:tcMar>
-              <w:top w:type="dxa" w:w="70"/>
-              <w:left w:type="dxa" w:w="110"/>
-              <w:bottom w:type="dxa" w:w="70"/>
-              <w:right w:type="dxa" w:w="110"/>
+              <w:top w:type="dxa" w:w="52"/>
+              <w:left w:type="dxa" w:w="100"/>
+              <w:bottom w:type="dxa" w:w="52"/>
+              <w:right w:type="dxa" w:w="100"/>
             </w:tcMar>
             <w:vAlign w:val="top"/>
           </w:tcPr>
@@ -1569,10 +1569,10 @@
             <w:tcW w:type="dxa" w:w="2500"/>
             <w:shd w:fill="F6F5F3" w:color="auto" w:val="clear"/>
             <w:tcMar>
-              <w:top w:type="dxa" w:w="70"/>
-              <w:left w:type="dxa" w:w="110"/>
-              <w:bottom w:type="dxa" w:w="70"/>
-              <w:right w:type="dxa" w:w="110"/>
+              <w:top w:type="dxa" w:w="52"/>
+              <w:left w:type="dxa" w:w="100"/>
+              <w:bottom w:type="dxa" w:w="52"/>
+              <w:right w:type="dxa" w:w="100"/>
             </w:tcMar>
             <w:vAlign w:val="top"/>
           </w:tcPr>
@@ -1600,10 +1600,10 @@
             <w:tcW w:type="dxa" w:w="7240"/>
             <w:shd w:fill="F6F5F3" w:color="auto" w:val="clear"/>
             <w:tcMar>
-              <w:top w:type="dxa" w:w="70"/>
-              <w:left w:type="dxa" w:w="110"/>
-              <w:bottom w:type="dxa" w:w="70"/>
-              <w:right w:type="dxa" w:w="110"/>
+              <w:top w:type="dxa" w:w="52"/>
+              <w:left w:type="dxa" w:w="100"/>
+              <w:bottom w:type="dxa" w:w="52"/>
+              <w:right w:type="dxa" w:w="100"/>
             </w:tcMar>
             <w:vAlign w:val="top"/>
           </w:tcPr>
@@ -1656,10 +1656,10 @@
             <w:tcW w:type="dxa" w:w="9740"/>
             <w:shd w:fill="E7EAF4" w:color="auto" w:val="clear"/>
             <w:tcMar>
-              <w:top w:type="dxa" w:w="70"/>
-              <w:left w:type="dxa" w:w="110"/>
-              <w:bottom w:type="dxa" w:w="70"/>
-              <w:right w:type="dxa" w:w="110"/>
+              <w:top w:type="dxa" w:w="52"/>
+              <w:left w:type="dxa" w:w="100"/>
+              <w:bottom w:type="dxa" w:w="52"/>
+              <w:right w:type="dxa" w:w="100"/>
             </w:tcMar>
             <w:vAlign w:val="top"/>
           </w:tcPr>
@@ -1694,6 +1694,462 @@
         </w:tc>
       </w:tr>
     </w:tbl>
+    <w:p>
+      <w:pPr>
+        <w:bidi/>
+        <w:spacing w:after="60"/>
+      </w:pPr>
+    </w:p>
+    <w:p>
+      <w:pPr>
+        <w:bidi/>
+        <w:spacing w:after="60" w:before="0" w:line="265"/>
+      </w:pPr>
+      <w:r>
+        <w:rPr>
+          <w:rFonts w:ascii="Arial" w:cs="Arial" w:eastAsia="Arial" w:hAnsi="Arial"/>
+          <w:b/>
+          <w:bCs/>
+          <w:color w:val="1E1E1E"/>
+          <w:sz w:val="19"/>
+          <w:szCs w:val="19"/>
+          <w:rtl/>
+        </w:rPr>
+        <w:t xml:space="preserve">שלוש שאלות שיעזרו לכם למצוא נושא:</w:t>
+      </w:r>
+    </w:p>
+    <w:p>
+      <w:pPr>
+        <w:pStyle w:val="ListParagraph"/>
+        <w:numPr>
+          <w:ilvl w:val="0"/>
+          <w:numId w:val="2"/>
+        </w:numPr>
+        <w:bidi/>
+        <w:spacing w:after="42" w:line="255"/>
+      </w:pPr>
+      <w:r>
+        <w:rPr>
+          <w:rFonts w:ascii="Arial" w:cs="Arial" w:eastAsia="Arial" w:hAnsi="Arial"/>
+          <w:color w:val="1E1E1E"/>
+          <w:sz w:val="19"/>
+          <w:szCs w:val="19"/>
+          <w:rtl/>
+        </w:rPr>
+        <w:t xml:space="preserve">מה היה קורה אצלכם בעבודה או בבית אם משהו אחד היה עובד לבד? התשובה לזה היא לרוב נושא מצוין.</w:t>
+      </w:r>
+    </w:p>
+    <w:p>
+      <w:pPr>
+        <w:pStyle w:val="ListParagraph"/>
+        <w:numPr>
+          <w:ilvl w:val="0"/>
+          <w:numId w:val="2"/>
+        </w:numPr>
+        <w:bidi/>
+        <w:spacing w:after="42" w:line="255"/>
+      </w:pPr>
+      <w:r>
+        <w:rPr>
+          <w:rFonts w:ascii="Arial" w:cs="Arial" w:eastAsia="Arial" w:hAnsi="Arial"/>
+          <w:color w:val="1E1E1E"/>
+          <w:sz w:val="19"/>
+          <w:szCs w:val="19"/>
+          <w:rtl/>
+        </w:rPr>
+        <w:t xml:space="preserve">על מה אתם עונים שוב ושוב לאותם אנשים, באותה צורה? כל דבר חוזר הוא מועמד טוב לאוטומציה.</w:t>
+      </w:r>
+    </w:p>
+    <w:p>
+      <w:pPr>
+        <w:pStyle w:val="ListParagraph"/>
+        <w:numPr>
+          <w:ilvl w:val="0"/>
+          <w:numId w:val="2"/>
+        </w:numPr>
+        <w:bidi/>
+        <w:spacing w:after="42" w:line="255"/>
+      </w:pPr>
+      <w:r>
+        <w:rPr>
+          <w:rFonts w:ascii="Arial" w:cs="Arial" w:eastAsia="Arial" w:hAnsi="Arial"/>
+          <w:color w:val="1E1E1E"/>
+          <w:sz w:val="19"/>
+          <w:szCs w:val="19"/>
+          <w:rtl/>
+        </w:rPr>
+        <w:t xml:space="preserve">איזה תחום מעניין אתכם מספיק כדי לעסוק בו חמישה חודשים? שעמום הוא סיבה אמיתית לנשירה.</w:t>
+      </w:r>
+    </w:p>
+    <w:p>
+      <w:pPr>
+        <w:bidi/>
+        <w:spacing w:after="110"/>
+      </w:pPr>
+    </w:p>
+    <w:p>
+      <w:pPr>
+        <w:bidi/>
+        <w:spacing w:after="60" w:before="0" w:line="265"/>
+      </w:pPr>
+      <w:r>
+        <w:rPr>
+          <w:rFonts w:ascii="Arial" w:cs="Arial" w:eastAsia="Arial" w:hAnsi="Arial"/>
+          <w:b/>
+          <w:bCs/>
+          <w:color w:val="1E1E1E"/>
+          <w:sz w:val="19"/>
+          <w:szCs w:val="19"/>
+          <w:rtl/>
+        </w:rPr>
+        <w:t xml:space="preserve">איך מצמצמים נושא גדול לנושא עובד:</w:t>
+      </w:r>
+    </w:p>
+    <w:tbl>
+      <w:tblPr>
+        <w:bidiVisual/>
+        <w:tblW w:type="dxa" w:w="9740"/>
+        <w:tblBorders>
+          <w:top w:val="single" w:color="D8D8D8" w:sz="4"/>
+          <w:left w:val="single" w:color="D8D8D8" w:sz="4"/>
+          <w:bottom w:val="single" w:color="D8D8D8" w:sz="4"/>
+          <w:right w:val="single" w:color="D8D8D8" w:sz="4"/>
+          <w:insideH w:val="single" w:color="D8D8D8" w:sz="4"/>
+          <w:insideV w:val="single" w:color="D8D8D8" w:sz="4"/>
+        </w:tblBorders>
+      </w:tblPr>
+      <w:tblGrid>
+        <w:gridCol w:w="3400"/>
+        <w:gridCol w:w="6340"/>
+      </w:tblGrid>
+      <w:tr>
+        <w:trPr>
+          <w:tblHeader/>
+        </w:trPr>
+        <w:tc>
+          <w:tcPr>
+            <w:tcW w:type="dxa" w:w="3400"/>
+            <w:shd w:fill="1B2D6B" w:color="auto" w:val="clear"/>
+            <w:tcMar>
+              <w:top w:type="dxa" w:w="52"/>
+              <w:left w:type="dxa" w:w="100"/>
+              <w:bottom w:type="dxa" w:w="52"/>
+              <w:right w:type="dxa" w:w="100"/>
+            </w:tcMar>
+            <w:vAlign w:val="top"/>
+          </w:tcPr>
+          <w:p>
+            <w:pPr>
+              <w:bidi/>
+              <w:spacing w:after="0" w:before="0" w:line="265"/>
+            </w:pPr>
+            <w:r>
+              <w:rPr>
+                <w:rFonts w:ascii="Arial" w:cs="Arial" w:eastAsia="Arial" w:hAnsi="Arial"/>
+                <w:b/>
+                <w:bCs/>
+                <w:color w:val="FFFFFF"/>
+                <w:sz w:val="18"/>
+                <w:szCs w:val="18"/>
+                <w:rtl/>
+              </w:rPr>
+              <w:t xml:space="preserve">מה שאנשים אומרים בהתחלה</w:t>
+            </w:r>
+          </w:p>
+        </w:tc>
+        <w:tc>
+          <w:tcPr>
+            <w:tcW w:type="dxa" w:w="6340"/>
+            <w:shd w:fill="1B2D6B" w:color="auto" w:val="clear"/>
+            <w:tcMar>
+              <w:top w:type="dxa" w:w="52"/>
+              <w:left w:type="dxa" w:w="100"/>
+              <w:bottom w:type="dxa" w:w="52"/>
+              <w:right w:type="dxa" w:w="100"/>
+            </w:tcMar>
+            <w:vAlign w:val="top"/>
+          </w:tcPr>
+          <w:p>
+            <w:pPr>
+              <w:bidi/>
+              <w:spacing w:after="0" w:before="0" w:line="265"/>
+            </w:pPr>
+            <w:r>
+              <w:rPr>
+                <w:rFonts w:ascii="Arial" w:cs="Arial" w:eastAsia="Arial" w:hAnsi="Arial"/>
+                <w:b/>
+                <w:bCs/>
+                <w:color w:val="FFFFFF"/>
+                <w:sz w:val="18"/>
+                <w:szCs w:val="18"/>
+                <w:rtl/>
+              </w:rPr>
+              <w:t xml:space="preserve">מה שהופך את זה לפרויקט עובד</w:t>
+            </w:r>
+          </w:p>
+        </w:tc>
+      </w:tr>
+      <w:tr>
+        <w:tc>
+          <w:tcPr>
+            <w:tcW w:type="dxa" w:w="3400"/>
+            <w:tcMar>
+              <w:top w:type="dxa" w:w="52"/>
+              <w:left w:type="dxa" w:w="100"/>
+              <w:bottom w:type="dxa" w:w="52"/>
+              <w:right w:type="dxa" w:w="100"/>
+            </w:tcMar>
+            <w:vAlign w:val="top"/>
+          </w:tcPr>
+          <w:p>
+            <w:pPr>
+              <w:bidi/>
+              <w:spacing w:after="0" w:before="0" w:line="232"/>
+            </w:pPr>
+            <w:r>
+              <w:rPr>
+                <w:rFonts w:ascii="Arial" w:cs="Arial" w:eastAsia="Arial" w:hAnsi="Arial"/>
+                <w:b w:val="false"/>
+                <w:bCs w:val="false"/>
+                <w:color w:val="1E1E1E"/>
+                <w:sz w:val="16"/>
+                <w:szCs w:val="16"/>
+                <w:rtl/>
+              </w:rPr>
+              <w:t xml:space="preserve">מערכת לניהול המסעדה שלי</w:t>
+            </w:r>
+          </w:p>
+        </w:tc>
+        <w:tc>
+          <w:tcPr>
+            <w:tcW w:type="dxa" w:w="6340"/>
+            <w:tcMar>
+              <w:top w:type="dxa" w:w="52"/>
+              <w:left w:type="dxa" w:w="100"/>
+              <w:bottom w:type="dxa" w:w="52"/>
+              <w:right w:type="dxa" w:w="100"/>
+            </w:tcMar>
+            <w:vAlign w:val="top"/>
+          </w:tcPr>
+          <w:p>
+            <w:pPr>
+              <w:bidi/>
+              <w:spacing w:after="0" w:before="0" w:line="232"/>
+            </w:pPr>
+            <w:r>
+              <w:rPr>
+                <w:rFonts w:ascii="Arial" w:cs="Arial" w:eastAsia="Arial" w:hAnsi="Arial"/>
+                <w:b w:val="false"/>
+                <w:bCs w:val="false"/>
+                <w:color w:val="1E1E1E"/>
+                <w:sz w:val="16"/>
+                <w:szCs w:val="16"/>
+                <w:rtl/>
+              </w:rPr>
+              <w:t xml:space="preserve">מערכת שמקבלת הזמנת שולחן, ממליצה על מנות לפי העדפות ואלרגיות, ושולחת אישור ותזכורת</w:t>
+            </w:r>
+          </w:p>
+        </w:tc>
+      </w:tr>
+      <w:tr>
+        <w:tc>
+          <w:tcPr>
+            <w:tcW w:type="dxa" w:w="3400"/>
+            <w:shd w:fill="F6F5F3" w:color="auto" w:val="clear"/>
+            <w:tcMar>
+              <w:top w:type="dxa" w:w="52"/>
+              <w:left w:type="dxa" w:w="100"/>
+              <w:bottom w:type="dxa" w:w="52"/>
+              <w:right w:type="dxa" w:w="100"/>
+            </w:tcMar>
+            <w:vAlign w:val="top"/>
+          </w:tcPr>
+          <w:p>
+            <w:pPr>
+              <w:bidi/>
+              <w:spacing w:after="0" w:before="0" w:line="232"/>
+            </w:pPr>
+            <w:r>
+              <w:rPr>
+                <w:rFonts w:ascii="Arial" w:cs="Arial" w:eastAsia="Arial" w:hAnsi="Arial"/>
+                <w:b w:val="false"/>
+                <w:bCs w:val="false"/>
+                <w:color w:val="1E1E1E"/>
+                <w:sz w:val="16"/>
+                <w:szCs w:val="16"/>
+                <w:rtl/>
+              </w:rPr>
+              <w:t xml:space="preserve">אתר לעסק שלי</w:t>
+            </w:r>
+          </w:p>
+        </w:tc>
+        <w:tc>
+          <w:tcPr>
+            <w:tcW w:type="dxa" w:w="6340"/>
+            <w:shd w:fill="F6F5F3" w:color="auto" w:val="clear"/>
+            <w:tcMar>
+              <w:top w:type="dxa" w:w="52"/>
+              <w:left w:type="dxa" w:w="100"/>
+              <w:bottom w:type="dxa" w:w="52"/>
+              <w:right w:type="dxa" w:w="100"/>
+            </w:tcMar>
+            <w:vAlign w:val="top"/>
+          </w:tcPr>
+          <w:p>
+            <w:pPr>
+              <w:bidi/>
+              <w:spacing w:after="0" w:before="0" w:line="232"/>
+            </w:pPr>
+            <w:r>
+              <w:rPr>
+                <w:rFonts w:ascii="Arial" w:cs="Arial" w:eastAsia="Arial" w:hAnsi="Arial"/>
+                <w:b w:val="false"/>
+                <w:bCs w:val="false"/>
+                <w:color w:val="1E1E1E"/>
+                <w:sz w:val="16"/>
+                <w:szCs w:val="16"/>
+                <w:rtl/>
+              </w:rPr>
+              <w:t xml:space="preserve">עמוד אחד שבו לקוח משאיר פרטים, מקבל הצעת מחיר ראשונית מותאמת, ונכנס לרשימת מעקב</w:t>
+            </w:r>
+          </w:p>
+        </w:tc>
+      </w:tr>
+      <w:tr>
+        <w:tc>
+          <w:tcPr>
+            <w:tcW w:type="dxa" w:w="3400"/>
+            <w:tcMar>
+              <w:top w:type="dxa" w:w="52"/>
+              <w:left w:type="dxa" w:w="100"/>
+              <w:bottom w:type="dxa" w:w="52"/>
+              <w:right w:type="dxa" w:w="100"/>
+            </w:tcMar>
+            <w:vAlign w:val="top"/>
+          </w:tcPr>
+          <w:p>
+            <w:pPr>
+              <w:bidi/>
+              <w:spacing w:after="0" w:before="0" w:line="232"/>
+            </w:pPr>
+            <w:r>
+              <w:rPr>
+                <w:rFonts w:ascii="Arial" w:cs="Arial" w:eastAsia="Arial" w:hAnsi="Arial"/>
+                <w:b w:val="false"/>
+                <w:bCs w:val="false"/>
+                <w:color w:val="1E1E1E"/>
+                <w:sz w:val="16"/>
+                <w:szCs w:val="16"/>
+                <w:rtl/>
+              </w:rPr>
+              <w:t xml:space="preserve">משהו עם AI לחינוך</w:t>
+            </w:r>
+          </w:p>
+        </w:tc>
+        <w:tc>
+          <w:tcPr>
+            <w:tcW w:type="dxa" w:w="6340"/>
+            <w:tcMar>
+              <w:top w:type="dxa" w:w="52"/>
+              <w:left w:type="dxa" w:w="100"/>
+              <w:bottom w:type="dxa" w:w="52"/>
+              <w:right w:type="dxa" w:w="100"/>
+            </w:tcMar>
+            <w:vAlign w:val="top"/>
+          </w:tcPr>
+          <w:p>
+            <w:pPr>
+              <w:bidi/>
+              <w:spacing w:after="0" w:before="0" w:line="232"/>
+            </w:pPr>
+            <w:r>
+              <w:rPr>
+                <w:rFonts w:ascii="Arial" w:cs="Arial" w:eastAsia="Arial" w:hAnsi="Arial"/>
+                <w:b w:val="false"/>
+                <w:bCs w:val="false"/>
+                <w:color w:val="1E1E1E"/>
+                <w:sz w:val="16"/>
+                <w:szCs w:val="16"/>
+                <w:rtl/>
+              </w:rPr>
+              <w:t xml:space="preserve">מערכת שמורה מזין בה נושא שיעור ומקבל שלושה תרגילים מותאמים לרמת הכיתה, ושומרת מה כבר ניתן</w:t>
+            </w:r>
+          </w:p>
+        </w:tc>
+      </w:tr>
+      <w:tr>
+        <w:tc>
+          <w:tcPr>
+            <w:tcW w:type="dxa" w:w="3400"/>
+            <w:shd w:fill="F6F5F3" w:color="auto" w:val="clear"/>
+            <w:tcMar>
+              <w:top w:type="dxa" w:w="52"/>
+              <w:left w:type="dxa" w:w="100"/>
+              <w:bottom w:type="dxa" w:w="52"/>
+              <w:right w:type="dxa" w:w="100"/>
+            </w:tcMar>
+            <w:vAlign w:val="top"/>
+          </w:tcPr>
+          <w:p>
+            <w:pPr>
+              <w:bidi/>
+              <w:spacing w:after="0" w:before="0" w:line="232"/>
+            </w:pPr>
+            <w:r>
+              <w:rPr>
+                <w:rFonts w:ascii="Arial" w:cs="Arial" w:eastAsia="Arial" w:hAnsi="Arial"/>
+                <w:b w:val="false"/>
+                <w:bCs w:val="false"/>
+                <w:color w:val="1E1E1E"/>
+                <w:sz w:val="16"/>
+                <w:szCs w:val="16"/>
+                <w:rtl/>
+              </w:rPr>
+              <w:t xml:space="preserve">אפליקציה לניהול זמן</w:t>
+            </w:r>
+          </w:p>
+        </w:tc>
+        <w:tc>
+          <w:tcPr>
+            <w:tcW w:type="dxa" w:w="6340"/>
+            <w:shd w:fill="F6F5F3" w:color="auto" w:val="clear"/>
+            <w:tcMar>
+              <w:top w:type="dxa" w:w="52"/>
+              <w:left w:type="dxa" w:w="100"/>
+              <w:bottom w:type="dxa" w:w="52"/>
+              <w:right w:type="dxa" w:w="100"/>
+            </w:tcMar>
+            <w:vAlign w:val="top"/>
+          </w:tcPr>
+          <w:p>
+            <w:pPr>
+              <w:bidi/>
+              <w:spacing w:after="0" w:before="0" w:line="232"/>
+            </w:pPr>
+            <w:r>
+              <w:rPr>
+                <w:rFonts w:ascii="Arial" w:cs="Arial" w:eastAsia="Arial" w:hAnsi="Arial"/>
+                <w:b w:val="false"/>
+                <w:bCs w:val="false"/>
+                <w:color w:val="1E1E1E"/>
+                <w:sz w:val="16"/>
+                <w:szCs w:val="16"/>
+                <w:rtl/>
+              </w:rPr>
+              <w:t xml:space="preserve">מערכת שמקבלת מטלות ושעות פנויות בשבוע, מציעה סדר יום, ושולחת תזכורת בבוקר</w:t>
+            </w:r>
+          </w:p>
+        </w:tc>
+      </w:tr>
+    </w:tbl>
+    <w:p>
+      <w:pPr>
+        <w:bidi/>
+      </w:pPr>
+      <w:r>
+        <w:br w:type="page"/>
+      </w:r>
+    </w:p>
     <w:p>
       <w:pPr>
         <w:pStyle w:val="Heading1"/>
@@ -1759,10 +2215,10 @@
             <w:tcW w:type="dxa" w:w="1750"/>
             <w:shd w:fill="1B2D6B" w:color="auto" w:val="clear"/>
             <w:tcMar>
-              <w:top w:type="dxa" w:w="70"/>
-              <w:left w:type="dxa" w:w="110"/>
-              <w:bottom w:type="dxa" w:w="70"/>
-              <w:right w:type="dxa" w:w="110"/>
+              <w:top w:type="dxa" w:w="52"/>
+              <w:left w:type="dxa" w:w="100"/>
+              <w:bottom w:type="dxa" w:w="52"/>
+              <w:right w:type="dxa" w:w="100"/>
             </w:tcMar>
             <w:vAlign w:val="top"/>
           </w:tcPr>
@@ -1790,10 +2246,10 @@
             <w:tcW w:type="dxa" w:w="3300"/>
             <w:shd w:fill="1B2D6B" w:color="auto" w:val="clear"/>
             <w:tcMar>
-              <w:top w:type="dxa" w:w="70"/>
-              <w:left w:type="dxa" w:w="110"/>
-              <w:bottom w:type="dxa" w:w="70"/>
-              <w:right w:type="dxa" w:w="110"/>
+              <w:top w:type="dxa" w:w="52"/>
+              <w:left w:type="dxa" w:w="100"/>
+              <w:bottom w:type="dxa" w:w="52"/>
+              <w:right w:type="dxa" w:w="100"/>
             </w:tcMar>
             <w:vAlign w:val="top"/>
           </w:tcPr>
@@ -1821,10 +2277,10 @@
             <w:tcW w:type="dxa" w:w="4690"/>
             <w:shd w:fill="1B2D6B" w:color="auto" w:val="clear"/>
             <w:tcMar>
-              <w:top w:type="dxa" w:w="70"/>
-              <w:left w:type="dxa" w:w="110"/>
-              <w:bottom w:type="dxa" w:w="70"/>
-              <w:right w:type="dxa" w:w="110"/>
+              <w:top w:type="dxa" w:w="52"/>
+              <w:left w:type="dxa" w:w="100"/>
+              <w:bottom w:type="dxa" w:w="52"/>
+              <w:right w:type="dxa" w:w="100"/>
             </w:tcMar>
             <w:vAlign w:val="top"/>
           </w:tcPr>
@@ -1853,26 +2309,26 @@
           <w:tcPr>
             <w:tcW w:type="dxa" w:w="1750"/>
             <w:tcMar>
-              <w:top w:type="dxa" w:w="70"/>
-              <w:left w:type="dxa" w:w="110"/>
-              <w:bottom w:type="dxa" w:w="70"/>
-              <w:right w:type="dxa" w:w="110"/>
-            </w:tcMar>
-            <w:vAlign w:val="top"/>
-          </w:tcPr>
-          <w:p>
-            <w:pPr>
-              <w:bidi/>
-              <w:spacing w:after="0" w:before="0" w:line="250"/>
-            </w:pPr>
-            <w:r>
-              <w:rPr>
-                <w:rFonts w:ascii="Arial" w:cs="Arial" w:eastAsia="Arial" w:hAnsi="Arial"/>
-                <w:b/>
-                <w:bCs/>
-                <w:color w:val="1E1E1E"/>
-                <w:sz w:val="17"/>
-                <w:szCs w:val="17"/>
+              <w:top w:type="dxa" w:w="52"/>
+              <w:left w:type="dxa" w:w="100"/>
+              <w:bottom w:type="dxa" w:w="52"/>
+              <w:right w:type="dxa" w:w="100"/>
+            </w:tcMar>
+            <w:vAlign w:val="top"/>
+          </w:tcPr>
+          <w:p>
+            <w:pPr>
+              <w:bidi/>
+              <w:spacing w:after="0" w:before="0" w:line="232"/>
+            </w:pPr>
+            <w:r>
+              <w:rPr>
+                <w:rFonts w:ascii="Arial" w:cs="Arial" w:eastAsia="Arial" w:hAnsi="Arial"/>
+                <w:b/>
+                <w:bCs/>
+                <w:color w:val="1E1E1E"/>
+                <w:sz w:val="16"/>
+                <w:szCs w:val="16"/>
                 <w:rtl/>
               </w:rPr>
               <w:t xml:space="preserve">מלון בוטיק</w:t>
@@ -1883,26 +2339,26 @@
           <w:tcPr>
             <w:tcW w:type="dxa" w:w="3300"/>
             <w:tcMar>
-              <w:top w:type="dxa" w:w="70"/>
-              <w:left w:type="dxa" w:w="110"/>
-              <w:bottom w:type="dxa" w:w="70"/>
-              <w:right w:type="dxa" w:w="110"/>
-            </w:tcMar>
-            <w:vAlign w:val="top"/>
-          </w:tcPr>
-          <w:p>
-            <w:pPr>
-              <w:bidi/>
-              <w:spacing w:after="0" w:before="0" w:line="250"/>
-            </w:pPr>
-            <w:r>
-              <w:rPr>
-                <w:rFonts w:ascii="Arial" w:cs="Arial" w:eastAsia="Arial" w:hAnsi="Arial"/>
-                <w:b w:val="false"/>
-                <w:bCs w:val="false"/>
-                <w:color w:val="1E1E1E"/>
-                <w:sz w:val="17"/>
-                <w:szCs w:val="17"/>
+              <w:top w:type="dxa" w:w="52"/>
+              <w:left w:type="dxa" w:w="100"/>
+              <w:bottom w:type="dxa" w:w="52"/>
+              <w:right w:type="dxa" w:w="100"/>
+            </w:tcMar>
+            <w:vAlign w:val="top"/>
+          </w:tcPr>
+          <w:p>
+            <w:pPr>
+              <w:bidi/>
+              <w:spacing w:after="0" w:before="0" w:line="232"/>
+            </w:pPr>
+            <w:r>
+              <w:rPr>
+                <w:rFonts w:ascii="Arial" w:cs="Arial" w:eastAsia="Arial" w:hAnsi="Arial"/>
+                <w:b w:val="false"/>
+                <w:bCs w:val="false"/>
+                <w:color w:val="1E1E1E"/>
+                <w:sz w:val="16"/>
+                <w:szCs w:val="16"/>
                 <w:rtl/>
               </w:rPr>
               <w:t xml:space="preserve">אורח שמחפש חופשה קצרה מקבל דף מחירון אחיד שלא מדבר אליו</w:t>
@@ -1913,26 +2369,26 @@
           <w:tcPr>
             <w:tcW w:type="dxa" w:w="4690"/>
             <w:tcMar>
-              <w:top w:type="dxa" w:w="70"/>
-              <w:left w:type="dxa" w:w="110"/>
-              <w:bottom w:type="dxa" w:w="70"/>
-              <w:right w:type="dxa" w:w="110"/>
-            </w:tcMar>
-            <w:vAlign w:val="top"/>
-          </w:tcPr>
-          <w:p>
-            <w:pPr>
-              <w:bidi/>
-              <w:spacing w:after="0" w:before="0" w:line="250"/>
-            </w:pPr>
-            <w:r>
-              <w:rPr>
-                <w:rFonts w:ascii="Arial" w:cs="Arial" w:eastAsia="Arial" w:hAnsi="Arial"/>
-                <w:b w:val="false"/>
-                <w:bCs w:val="false"/>
-                <w:color w:val="1E1E1E"/>
-                <w:sz w:val="17"/>
-                <w:szCs w:val="17"/>
+              <w:top w:type="dxa" w:w="52"/>
+              <w:left w:type="dxa" w:w="100"/>
+              <w:bottom w:type="dxa" w:w="52"/>
+              <w:right w:type="dxa" w:w="100"/>
+            </w:tcMar>
+            <w:vAlign w:val="top"/>
+          </w:tcPr>
+          <w:p>
+            <w:pPr>
+              <w:bidi/>
+              <w:spacing w:after="0" w:before="0" w:line="232"/>
+            </w:pPr>
+            <w:r>
+              <w:rPr>
+                <w:rFonts w:ascii="Arial" w:cs="Arial" w:eastAsia="Arial" w:hAnsi="Arial"/>
+                <w:b w:val="false"/>
+                <w:bCs w:val="false"/>
+                <w:color w:val="1E1E1E"/>
+                <w:sz w:val="16"/>
+                <w:szCs w:val="16"/>
                 <w:rtl/>
               </w:rPr>
               <w:t xml:space="preserve">טופס קצר (מי מגיע, כמה לילות, מה חשוב, תקציב) ושתי חבילות מתאימות עם נימוק. אישור, המלצות באזור, ותזכורת לפני ההגעה</w:t>
@@ -1946,26 +2402,26 @@
             <w:tcW w:type="dxa" w:w="1750"/>
             <w:shd w:fill="F6F5F3" w:color="auto" w:val="clear"/>
             <w:tcMar>
-              <w:top w:type="dxa" w:w="70"/>
-              <w:left w:type="dxa" w:w="110"/>
-              <w:bottom w:type="dxa" w:w="70"/>
-              <w:right w:type="dxa" w:w="110"/>
-            </w:tcMar>
-            <w:vAlign w:val="top"/>
-          </w:tcPr>
-          <w:p>
-            <w:pPr>
-              <w:bidi/>
-              <w:spacing w:after="0" w:before="0" w:line="250"/>
-            </w:pPr>
-            <w:r>
-              <w:rPr>
-                <w:rFonts w:ascii="Arial" w:cs="Arial" w:eastAsia="Arial" w:hAnsi="Arial"/>
-                <w:b/>
-                <w:bCs/>
-                <w:color w:val="1E1E1E"/>
-                <w:sz w:val="17"/>
-                <w:szCs w:val="17"/>
+              <w:top w:type="dxa" w:w="52"/>
+              <w:left w:type="dxa" w:w="100"/>
+              <w:bottom w:type="dxa" w:w="52"/>
+              <w:right w:type="dxa" w:w="100"/>
+            </w:tcMar>
+            <w:vAlign w:val="top"/>
+          </w:tcPr>
+          <w:p>
+            <w:pPr>
+              <w:bidi/>
+              <w:spacing w:after="0" w:before="0" w:line="232"/>
+            </w:pPr>
+            <w:r>
+              <w:rPr>
+                <w:rFonts w:ascii="Arial" w:cs="Arial" w:eastAsia="Arial" w:hAnsi="Arial"/>
+                <w:b/>
+                <w:bCs/>
+                <w:color w:val="1E1E1E"/>
+                <w:sz w:val="16"/>
+                <w:szCs w:val="16"/>
                 <w:rtl/>
               </w:rPr>
               <w:t xml:space="preserve">מתכנן טיולים</w:t>
@@ -1977,26 +2433,26 @@
             <w:tcW w:type="dxa" w:w="3300"/>
             <w:shd w:fill="F6F5F3" w:color="auto" w:val="clear"/>
             <w:tcMar>
-              <w:top w:type="dxa" w:w="70"/>
-              <w:left w:type="dxa" w:w="110"/>
-              <w:bottom w:type="dxa" w:w="70"/>
-              <w:right w:type="dxa" w:w="110"/>
-            </w:tcMar>
-            <w:vAlign w:val="top"/>
-          </w:tcPr>
-          <w:p>
-            <w:pPr>
-              <w:bidi/>
-              <w:spacing w:after="0" w:before="0" w:line="250"/>
-            </w:pPr>
-            <w:r>
-              <w:rPr>
-                <w:rFonts w:ascii="Arial" w:cs="Arial" w:eastAsia="Arial" w:hAnsi="Arial"/>
-                <w:b w:val="false"/>
-                <w:bCs w:val="false"/>
-                <w:color w:val="1E1E1E"/>
-                <w:sz w:val="17"/>
-                <w:szCs w:val="17"/>
+              <w:top w:type="dxa" w:w="52"/>
+              <w:left w:type="dxa" w:w="100"/>
+              <w:bottom w:type="dxa" w:w="52"/>
+              <w:right w:type="dxa" w:w="100"/>
+            </w:tcMar>
+            <w:vAlign w:val="top"/>
+          </w:tcPr>
+          <w:p>
+            <w:pPr>
+              <w:bidi/>
+              <w:spacing w:after="0" w:before="0" w:line="232"/>
+            </w:pPr>
+            <w:r>
+              <w:rPr>
+                <w:rFonts w:ascii="Arial" w:cs="Arial" w:eastAsia="Arial" w:hAnsi="Arial"/>
+                <w:b w:val="false"/>
+                <w:bCs w:val="false"/>
+                <w:color w:val="1E1E1E"/>
+                <w:sz w:val="16"/>
+                <w:szCs w:val="16"/>
                 <w:rtl/>
               </w:rPr>
               <w:t xml:space="preserve">תכנון טיול לוקח שעות ונגמר במסלול מועתק שלא מתאים לתקציב</w:t>
@@ -2008,26 +2464,26 @@
             <w:tcW w:type="dxa" w:w="4690"/>
             <w:shd w:fill="F6F5F3" w:color="auto" w:val="clear"/>
             <w:tcMar>
-              <w:top w:type="dxa" w:w="70"/>
-              <w:left w:type="dxa" w:w="110"/>
-              <w:bottom w:type="dxa" w:w="70"/>
-              <w:right w:type="dxa" w:w="110"/>
-            </w:tcMar>
-            <w:vAlign w:val="top"/>
-          </w:tcPr>
-          <w:p>
-            <w:pPr>
-              <w:bidi/>
-              <w:spacing w:after="0" w:before="0" w:line="250"/>
-            </w:pPr>
-            <w:r>
-              <w:rPr>
-                <w:rFonts w:ascii="Arial" w:cs="Arial" w:eastAsia="Arial" w:hAnsi="Arial"/>
-                <w:b w:val="false"/>
-                <w:bCs w:val="false"/>
-                <w:color w:val="1E1E1E"/>
-                <w:sz w:val="17"/>
-                <w:szCs w:val="17"/>
+              <w:top w:type="dxa" w:w="52"/>
+              <w:left w:type="dxa" w:w="100"/>
+              <w:bottom w:type="dxa" w:w="52"/>
+              <w:right w:type="dxa" w:w="100"/>
+            </w:tcMar>
+            <w:vAlign w:val="top"/>
+          </w:tcPr>
+          <w:p>
+            <w:pPr>
+              <w:bidi/>
+              <w:spacing w:after="0" w:before="0" w:line="232"/>
+            </w:pPr>
+            <w:r>
+              <w:rPr>
+                <w:rFonts w:ascii="Arial" w:cs="Arial" w:eastAsia="Arial" w:hAnsi="Arial"/>
+                <w:b w:val="false"/>
+                <w:bCs w:val="false"/>
+                <w:color w:val="1E1E1E"/>
+                <w:sz w:val="16"/>
+                <w:szCs w:val="16"/>
                 <w:rtl/>
               </w:rPr>
               <w:t xml:space="preserve">יעד, ימים, תקציב וסוג חוויה, ובחזרה מסלול יומי עם לינה ואטרקציות. שמירת המסלול, שליחתו במייל, ותזכורת עם רשימת ציוד</w:t>
@@ -2040,26 +2496,26 @@
           <w:tcPr>
             <w:tcW w:type="dxa" w:w="1750"/>
             <w:tcMar>
-              <w:top w:type="dxa" w:w="70"/>
-              <w:left w:type="dxa" w:w="110"/>
-              <w:bottom w:type="dxa" w:w="70"/>
-              <w:right w:type="dxa" w:w="110"/>
-            </w:tcMar>
-            <w:vAlign w:val="top"/>
-          </w:tcPr>
-          <w:p>
-            <w:pPr>
-              <w:bidi/>
-              <w:spacing w:after="0" w:before="0" w:line="250"/>
-            </w:pPr>
-            <w:r>
-              <w:rPr>
-                <w:rFonts w:ascii="Arial" w:cs="Arial" w:eastAsia="Arial" w:hAnsi="Arial"/>
-                <w:b/>
-                <w:bCs/>
-                <w:color w:val="1E1E1E"/>
-                <w:sz w:val="17"/>
-                <w:szCs w:val="17"/>
+              <w:top w:type="dxa" w:w="52"/>
+              <w:left w:type="dxa" w:w="100"/>
+              <w:bottom w:type="dxa" w:w="52"/>
+              <w:right w:type="dxa" w:w="100"/>
+            </w:tcMar>
+            <w:vAlign w:val="top"/>
+          </w:tcPr>
+          <w:p>
+            <w:pPr>
+              <w:bidi/>
+              <w:spacing w:after="0" w:before="0" w:line="232"/>
+            </w:pPr>
+            <w:r>
+              <w:rPr>
+                <w:rFonts w:ascii="Arial" w:cs="Arial" w:eastAsia="Arial" w:hAnsi="Arial"/>
+                <w:b/>
+                <w:bCs/>
+                <w:color w:val="1E1E1E"/>
+                <w:sz w:val="16"/>
+                <w:szCs w:val="16"/>
                 <w:rtl/>
               </w:rPr>
               <w:t xml:space="preserve">המתנה המושלמת</w:t>
@@ -2070,26 +2526,26 @@
           <w:tcPr>
             <w:tcW w:type="dxa" w:w="3300"/>
             <w:tcMar>
-              <w:top w:type="dxa" w:w="70"/>
-              <w:left w:type="dxa" w:w="110"/>
-              <w:bottom w:type="dxa" w:w="70"/>
-              <w:right w:type="dxa" w:w="110"/>
-            </w:tcMar>
-            <w:vAlign w:val="top"/>
-          </w:tcPr>
-          <w:p>
-            <w:pPr>
-              <w:bidi/>
-              <w:spacing w:after="0" w:before="0" w:line="250"/>
-            </w:pPr>
-            <w:r>
-              <w:rPr>
-                <w:rFonts w:ascii="Arial" w:cs="Arial" w:eastAsia="Arial" w:hAnsi="Arial"/>
-                <w:b w:val="false"/>
-                <w:bCs w:val="false"/>
-                <w:color w:val="1E1E1E"/>
-                <w:sz w:val="17"/>
-                <w:szCs w:val="17"/>
+              <w:top w:type="dxa" w:w="52"/>
+              <w:left w:type="dxa" w:w="100"/>
+              <w:bottom w:type="dxa" w:w="52"/>
+              <w:right w:type="dxa" w:w="100"/>
+            </w:tcMar>
+            <w:vAlign w:val="top"/>
+          </w:tcPr>
+          <w:p>
+            <w:pPr>
+              <w:bidi/>
+              <w:spacing w:after="0" w:before="0" w:line="232"/>
+            </w:pPr>
+            <w:r>
+              <w:rPr>
+                <w:rFonts w:ascii="Arial" w:cs="Arial" w:eastAsia="Arial" w:hAnsi="Arial"/>
+                <w:b w:val="false"/>
+                <w:bCs w:val="false"/>
+                <w:color w:val="1E1E1E"/>
+                <w:sz w:val="16"/>
+                <w:szCs w:val="16"/>
                 <w:rtl/>
               </w:rPr>
               <w:t xml:space="preserve">יש יותר מדי אפשרויות, ואין דרך לדעת מה יתאים דווקא לאדם הזה</w:t>
@@ -2100,26 +2556,26 @@
           <w:tcPr>
             <w:tcW w:type="dxa" w:w="4690"/>
             <w:tcMar>
-              <w:top w:type="dxa" w:w="70"/>
-              <w:left w:type="dxa" w:w="110"/>
-              <w:bottom w:type="dxa" w:w="70"/>
-              <w:right w:type="dxa" w:w="110"/>
-            </w:tcMar>
-            <w:vAlign w:val="top"/>
-          </w:tcPr>
-          <w:p>
-            <w:pPr>
-              <w:bidi/>
-              <w:spacing w:after="0" w:before="0" w:line="250"/>
-            </w:pPr>
-            <w:r>
-              <w:rPr>
-                <w:rFonts w:ascii="Arial" w:cs="Arial" w:eastAsia="Arial" w:hAnsi="Arial"/>
-                <w:b w:val="false"/>
-                <w:bCs w:val="false"/>
-                <w:color w:val="1E1E1E"/>
-                <w:sz w:val="17"/>
-                <w:szCs w:val="17"/>
+              <w:top w:type="dxa" w:w="52"/>
+              <w:left w:type="dxa" w:w="100"/>
+              <w:bottom w:type="dxa" w:w="52"/>
+              <w:right w:type="dxa" w:w="100"/>
+            </w:tcMar>
+            <w:vAlign w:val="top"/>
+          </w:tcPr>
+          <w:p>
+            <w:pPr>
+              <w:bidi/>
+              <w:spacing w:after="0" w:before="0" w:line="232"/>
+            </w:pPr>
+            <w:r>
+              <w:rPr>
+                <w:rFonts w:ascii="Arial" w:cs="Arial" w:eastAsia="Arial" w:hAnsi="Arial"/>
+                <w:b w:val="false"/>
+                <w:bCs w:val="false"/>
+                <w:color w:val="1E1E1E"/>
+                <w:sz w:val="16"/>
+                <w:szCs w:val="16"/>
                 <w:rtl/>
               </w:rPr>
               <w:t xml:space="preserve">שאלון קצר ושלושה רעיונות מנומקים עם טווח מחירים. שמירת הפנייה, מייל עם ההצעות, ותזכורת לפני האירוע</w:t>
@@ -2133,26 +2589,26 @@
             <w:tcW w:type="dxa" w:w="1750"/>
             <w:shd w:fill="F6F5F3" w:color="auto" w:val="clear"/>
             <w:tcMar>
-              <w:top w:type="dxa" w:w="70"/>
-              <w:left w:type="dxa" w:w="110"/>
-              <w:bottom w:type="dxa" w:w="70"/>
-              <w:right w:type="dxa" w:w="110"/>
-            </w:tcMar>
-            <w:vAlign w:val="top"/>
-          </w:tcPr>
-          <w:p>
-            <w:pPr>
-              <w:bidi/>
-              <w:spacing w:after="0" w:before="0" w:line="250"/>
-            </w:pPr>
-            <w:r>
-              <w:rPr>
-                <w:rFonts w:ascii="Arial" w:cs="Arial" w:eastAsia="Arial" w:hAnsi="Arial"/>
-                <w:b/>
-                <w:bCs/>
-                <w:color w:val="1E1E1E"/>
-                <w:sz w:val="17"/>
-                <w:szCs w:val="17"/>
+              <w:top w:type="dxa" w:w="52"/>
+              <w:left w:type="dxa" w:w="100"/>
+              <w:bottom w:type="dxa" w:w="52"/>
+              <w:right w:type="dxa" w:w="100"/>
+            </w:tcMar>
+            <w:vAlign w:val="top"/>
+          </w:tcPr>
+          <w:p>
+            <w:pPr>
+              <w:bidi/>
+              <w:spacing w:after="0" w:before="0" w:line="232"/>
+            </w:pPr>
+            <w:r>
+              <w:rPr>
+                <w:rFonts w:ascii="Arial" w:cs="Arial" w:eastAsia="Arial" w:hAnsi="Arial"/>
+                <w:b/>
+                <w:bCs/>
+                <w:color w:val="1E1E1E"/>
+                <w:sz w:val="16"/>
+                <w:szCs w:val="16"/>
                 <w:rtl/>
               </w:rPr>
               <w:t xml:space="preserve">קליניקה או מטפל עצמאי</w:t>
@@ -2164,26 +2620,26 @@
             <w:tcW w:type="dxa" w:w="3300"/>
             <w:shd w:fill="F6F5F3" w:color="auto" w:val="clear"/>
             <w:tcMar>
-              <w:top w:type="dxa" w:w="70"/>
-              <w:left w:type="dxa" w:w="110"/>
-              <w:bottom w:type="dxa" w:w="70"/>
-              <w:right w:type="dxa" w:w="110"/>
-            </w:tcMar>
-            <w:vAlign w:val="top"/>
-          </w:tcPr>
-          <w:p>
-            <w:pPr>
-              <w:bidi/>
-              <w:spacing w:after="0" w:before="0" w:line="250"/>
-            </w:pPr>
-            <w:r>
-              <w:rPr>
-                <w:rFonts w:ascii="Arial" w:cs="Arial" w:eastAsia="Arial" w:hAnsi="Arial"/>
-                <w:b w:val="false"/>
-                <w:bCs w:val="false"/>
-                <w:color w:val="1E1E1E"/>
-                <w:sz w:val="17"/>
-                <w:szCs w:val="17"/>
+              <w:top w:type="dxa" w:w="52"/>
+              <w:left w:type="dxa" w:w="100"/>
+              <w:bottom w:type="dxa" w:w="52"/>
+              <w:right w:type="dxa" w:w="100"/>
+            </w:tcMar>
+            <w:vAlign w:val="top"/>
+          </w:tcPr>
+          <w:p>
+            <w:pPr>
+              <w:bidi/>
+              <w:spacing w:after="0" w:before="0" w:line="232"/>
+            </w:pPr>
+            <w:r>
+              <w:rPr>
+                <w:rFonts w:ascii="Arial" w:cs="Arial" w:eastAsia="Arial" w:hAnsi="Arial"/>
+                <w:b w:val="false"/>
+                <w:bCs w:val="false"/>
+                <w:color w:val="1E1E1E"/>
+                <w:sz w:val="16"/>
+                <w:szCs w:val="16"/>
                 <w:rtl/>
               </w:rPr>
               <w:t xml:space="preserve">תיאום תורים בוואטסאפ גוזל שעות, ופניות נופלות בין הכיסאות</w:t>
@@ -2195,26 +2651,26 @@
             <w:tcW w:type="dxa" w:w="4690"/>
             <w:shd w:fill="F6F5F3" w:color="auto" w:val="clear"/>
             <w:tcMar>
-              <w:top w:type="dxa" w:w="70"/>
-              <w:left w:type="dxa" w:w="110"/>
-              <w:bottom w:type="dxa" w:w="70"/>
-              <w:right w:type="dxa" w:w="110"/>
-            </w:tcMar>
-            <w:vAlign w:val="top"/>
-          </w:tcPr>
-          <w:p>
-            <w:pPr>
-              <w:bidi/>
-              <w:spacing w:after="0" w:before="0" w:line="250"/>
-            </w:pPr>
-            <w:r>
-              <w:rPr>
-                <w:rFonts w:ascii="Arial" w:cs="Arial" w:eastAsia="Arial" w:hAnsi="Arial"/>
-                <w:b w:val="false"/>
-                <w:bCs w:val="false"/>
-                <w:color w:val="1E1E1E"/>
-                <w:sz w:val="17"/>
-                <w:szCs w:val="17"/>
+              <w:top w:type="dxa" w:w="52"/>
+              <w:left w:type="dxa" w:w="100"/>
+              <w:bottom w:type="dxa" w:w="52"/>
+              <w:right w:type="dxa" w:w="100"/>
+            </w:tcMar>
+            <w:vAlign w:val="top"/>
+          </w:tcPr>
+          <w:p>
+            <w:pPr>
+              <w:bidi/>
+              <w:spacing w:after="0" w:before="0" w:line="232"/>
+            </w:pPr>
+            <w:r>
+              <w:rPr>
+                <w:rFonts w:ascii="Arial" w:cs="Arial" w:eastAsia="Arial" w:hAnsi="Arial"/>
+                <w:b w:val="false"/>
+                <w:bCs w:val="false"/>
+                <w:color w:val="1E1E1E"/>
+                <w:sz w:val="16"/>
+                <w:szCs w:val="16"/>
                 <w:rtl/>
               </w:rPr>
               <w:t xml:space="preserve">שאלון קצר, המלצה על סוג טיפול ושלושה מועדים. שמירה ביומן, אישור, תזכורת יום לפני, ומעקב אחרי</w:t>
@@ -2227,26 +2683,26 @@
           <w:tcPr>
             <w:tcW w:type="dxa" w:w="1750"/>
             <w:tcMar>
-              <w:top w:type="dxa" w:w="70"/>
-              <w:left w:type="dxa" w:w="110"/>
-              <w:bottom w:type="dxa" w:w="70"/>
-              <w:right w:type="dxa" w:w="110"/>
-            </w:tcMar>
-            <w:vAlign w:val="top"/>
-          </w:tcPr>
-          <w:p>
-            <w:pPr>
-              <w:bidi/>
-              <w:spacing w:after="0" w:before="0" w:line="250"/>
-            </w:pPr>
-            <w:r>
-              <w:rPr>
-                <w:rFonts w:ascii="Arial" w:cs="Arial" w:eastAsia="Arial" w:hAnsi="Arial"/>
-                <w:b/>
-                <w:bCs/>
-                <w:color w:val="1E1E1E"/>
-                <w:sz w:val="17"/>
-                <w:szCs w:val="17"/>
+              <w:top w:type="dxa" w:w="52"/>
+              <w:left w:type="dxa" w:w="100"/>
+              <w:bottom w:type="dxa" w:w="52"/>
+              <w:right w:type="dxa" w:w="100"/>
+            </w:tcMar>
+            <w:vAlign w:val="top"/>
+          </w:tcPr>
+          <w:p>
+            <w:pPr>
+              <w:bidi/>
+              <w:spacing w:after="0" w:before="0" w:line="232"/>
+            </w:pPr>
+            <w:r>
+              <w:rPr>
+                <w:rFonts w:ascii="Arial" w:cs="Arial" w:eastAsia="Arial" w:hAnsi="Arial"/>
+                <w:b/>
+                <w:bCs/>
+                <w:color w:val="1E1E1E"/>
+                <w:sz w:val="16"/>
+                <w:szCs w:val="16"/>
                 <w:rtl/>
               </w:rPr>
               <w:t xml:space="preserve">גן אירועים או קייטרינג</w:t>
@@ -2257,26 +2713,26 @@
           <w:tcPr>
             <w:tcW w:type="dxa" w:w="3300"/>
             <w:tcMar>
-              <w:top w:type="dxa" w:w="70"/>
-              <w:left w:type="dxa" w:w="110"/>
-              <w:bottom w:type="dxa" w:w="70"/>
-              <w:right w:type="dxa" w:w="110"/>
-            </w:tcMar>
-            <w:vAlign w:val="top"/>
-          </w:tcPr>
-          <w:p>
-            <w:pPr>
-              <w:bidi/>
-              <w:spacing w:after="0" w:before="0" w:line="250"/>
-            </w:pPr>
-            <w:r>
-              <w:rPr>
-                <w:rFonts w:ascii="Arial" w:cs="Arial" w:eastAsia="Arial" w:hAnsi="Arial"/>
-                <w:b w:val="false"/>
-                <w:bCs w:val="false"/>
-                <w:color w:val="1E1E1E"/>
-                <w:sz w:val="17"/>
-                <w:szCs w:val="17"/>
+              <w:top w:type="dxa" w:w="52"/>
+              <w:left w:type="dxa" w:w="100"/>
+              <w:bottom w:type="dxa" w:w="52"/>
+              <w:right w:type="dxa" w:w="100"/>
+            </w:tcMar>
+            <w:vAlign w:val="top"/>
+          </w:tcPr>
+          <w:p>
+            <w:pPr>
+              <w:bidi/>
+              <w:spacing w:after="0" w:before="0" w:line="232"/>
+            </w:pPr>
+            <w:r>
+              <w:rPr>
+                <w:rFonts w:ascii="Arial" w:cs="Arial" w:eastAsia="Arial" w:hAnsi="Arial"/>
+                <w:b w:val="false"/>
+                <w:bCs w:val="false"/>
+                <w:color w:val="1E1E1E"/>
+                <w:sz w:val="16"/>
+                <w:szCs w:val="16"/>
                 <w:rtl/>
               </w:rPr>
               <w:t xml:space="preserve">כל פנייה מתחילה בשיחת טלפון ארוכה לפני שאפשר להציע משהו</w:t>
@@ -2287,26 +2743,26 @@
           <w:tcPr>
             <w:tcW w:type="dxa" w:w="4690"/>
             <w:tcMar>
-              <w:top w:type="dxa" w:w="70"/>
-              <w:left w:type="dxa" w:w="110"/>
-              <w:bottom w:type="dxa" w:w="70"/>
-              <w:right w:type="dxa" w:w="110"/>
-            </w:tcMar>
-            <w:vAlign w:val="top"/>
-          </w:tcPr>
-          <w:p>
-            <w:pPr>
-              <w:bidi/>
-              <w:spacing w:after="0" w:before="0" w:line="250"/>
-            </w:pPr>
-            <w:r>
-              <w:rPr>
-                <w:rFonts w:ascii="Arial" w:cs="Arial" w:eastAsia="Arial" w:hAnsi="Arial"/>
-                <w:b w:val="false"/>
-                <w:bCs w:val="false"/>
-                <w:color w:val="1E1E1E"/>
-                <w:sz w:val="17"/>
-                <w:szCs w:val="17"/>
+              <w:top w:type="dxa" w:w="52"/>
+              <w:left w:type="dxa" w:w="100"/>
+              <w:bottom w:type="dxa" w:w="52"/>
+              <w:right w:type="dxa" w:w="100"/>
+            </w:tcMar>
+            <w:vAlign w:val="top"/>
+          </w:tcPr>
+          <w:p>
+            <w:pPr>
+              <w:bidi/>
+              <w:spacing w:after="0" w:before="0" w:line="232"/>
+            </w:pPr>
+            <w:r>
+              <w:rPr>
+                <w:rFonts w:ascii="Arial" w:cs="Arial" w:eastAsia="Arial" w:hAnsi="Arial"/>
+                <w:b w:val="false"/>
+                <w:bCs w:val="false"/>
+                <w:color w:val="1E1E1E"/>
+                <w:sz w:val="16"/>
+                <w:szCs w:val="16"/>
                 <w:rtl/>
               </w:rPr>
               <w:t xml:space="preserve">טופס (סוג אירוע, אורחים, תאריך, תקציב) ושתי הצעות חבילה. שמירת הליד, שליחת ההצעה במייל, והתראה לבעל העסק</w:t>
@@ -2320,26 +2776,26 @@
             <w:tcW w:type="dxa" w:w="1750"/>
             <w:shd w:fill="F6F5F3" w:color="auto" w:val="clear"/>
             <w:tcMar>
-              <w:top w:type="dxa" w:w="70"/>
-              <w:left w:type="dxa" w:w="110"/>
-              <w:bottom w:type="dxa" w:w="70"/>
-              <w:right w:type="dxa" w:w="110"/>
-            </w:tcMar>
-            <w:vAlign w:val="top"/>
-          </w:tcPr>
-          <w:p>
-            <w:pPr>
-              <w:bidi/>
-              <w:spacing w:after="0" w:before="0" w:line="250"/>
-            </w:pPr>
-            <w:r>
-              <w:rPr>
-                <w:rFonts w:ascii="Arial" w:cs="Arial" w:eastAsia="Arial" w:hAnsi="Arial"/>
-                <w:b/>
-                <w:bCs/>
-                <w:color w:val="1E1E1E"/>
-                <w:sz w:val="17"/>
-                <w:szCs w:val="17"/>
+              <w:top w:type="dxa" w:w="52"/>
+              <w:left w:type="dxa" w:w="100"/>
+              <w:bottom w:type="dxa" w:w="52"/>
+              <w:right w:type="dxa" w:w="100"/>
+            </w:tcMar>
+            <w:vAlign w:val="top"/>
+          </w:tcPr>
+          <w:p>
+            <w:pPr>
+              <w:bidi/>
+              <w:spacing w:after="0" w:before="0" w:line="232"/>
+            </w:pPr>
+            <w:r>
+              <w:rPr>
+                <w:rFonts w:ascii="Arial" w:cs="Arial" w:eastAsia="Arial" w:hAnsi="Arial"/>
+                <w:b/>
+                <w:bCs/>
+                <w:color w:val="1E1E1E"/>
+                <w:sz w:val="16"/>
+                <w:szCs w:val="16"/>
                 <w:rtl/>
               </w:rPr>
               <w:t xml:space="preserve">חנות אונליין קטנה</w:t>
@@ -2351,26 +2807,26 @@
             <w:tcW w:type="dxa" w:w="3300"/>
             <w:shd w:fill="F6F5F3" w:color="auto" w:val="clear"/>
             <w:tcMar>
-              <w:top w:type="dxa" w:w="70"/>
-              <w:left w:type="dxa" w:w="110"/>
-              <w:bottom w:type="dxa" w:w="70"/>
-              <w:right w:type="dxa" w:w="110"/>
-            </w:tcMar>
-            <w:vAlign w:val="top"/>
-          </w:tcPr>
-          <w:p>
-            <w:pPr>
-              <w:bidi/>
-              <w:spacing w:after="0" w:before="0" w:line="250"/>
-            </w:pPr>
-            <w:r>
-              <w:rPr>
-                <w:rFonts w:ascii="Arial" w:cs="Arial" w:eastAsia="Arial" w:hAnsi="Arial"/>
-                <w:b w:val="false"/>
-                <w:bCs w:val="false"/>
-                <w:color w:val="1E1E1E"/>
-                <w:sz w:val="17"/>
-                <w:szCs w:val="17"/>
+              <w:top w:type="dxa" w:w="52"/>
+              <w:left w:type="dxa" w:w="100"/>
+              <w:bottom w:type="dxa" w:w="52"/>
+              <w:right w:type="dxa" w:w="100"/>
+            </w:tcMar>
+            <w:vAlign w:val="top"/>
+          </w:tcPr>
+          <w:p>
+            <w:pPr>
+              <w:bidi/>
+              <w:spacing w:after="0" w:before="0" w:line="232"/>
+            </w:pPr>
+            <w:r>
+              <w:rPr>
+                <w:rFonts w:ascii="Arial" w:cs="Arial" w:eastAsia="Arial" w:hAnsi="Arial"/>
+                <w:b w:val="false"/>
+                <w:bCs w:val="false"/>
+                <w:color w:val="1E1E1E"/>
+                <w:sz w:val="16"/>
+                <w:szCs w:val="16"/>
                 <w:rtl/>
               </w:rPr>
               <w:t xml:space="preserve">רוב הזמן הולך על כתיבת תיאורי מוצר ופוסטים במקום על המוצרים</w:t>
@@ -2382,26 +2838,26 @@
             <w:tcW w:type="dxa" w:w="4690"/>
             <w:shd w:fill="F6F5F3" w:color="auto" w:val="clear"/>
             <w:tcMar>
-              <w:top w:type="dxa" w:w="70"/>
-              <w:left w:type="dxa" w:w="110"/>
-              <w:bottom w:type="dxa" w:w="70"/>
-              <w:right w:type="dxa" w:w="110"/>
-            </w:tcMar>
-            <w:vAlign w:val="top"/>
-          </w:tcPr>
-          <w:p>
-            <w:pPr>
-              <w:bidi/>
-              <w:spacing w:after="0" w:before="0" w:line="250"/>
-            </w:pPr>
-            <w:r>
-              <w:rPr>
-                <w:rFonts w:ascii="Arial" w:cs="Arial" w:eastAsia="Arial" w:hAnsi="Arial"/>
-                <w:b w:val="false"/>
-                <w:bCs w:val="false"/>
-                <w:color w:val="1E1E1E"/>
-                <w:sz w:val="17"/>
-                <w:szCs w:val="17"/>
+              <w:top w:type="dxa" w:w="52"/>
+              <w:left w:type="dxa" w:w="100"/>
+              <w:bottom w:type="dxa" w:w="52"/>
+              <w:right w:type="dxa" w:w="100"/>
+            </w:tcMar>
+            <w:vAlign w:val="top"/>
+          </w:tcPr>
+          <w:p>
+            <w:pPr>
+              <w:bidi/>
+              <w:spacing w:after="0" w:before="0" w:line="232"/>
+            </w:pPr>
+            <w:r>
+              <w:rPr>
+                <w:rFonts w:ascii="Arial" w:cs="Arial" w:eastAsia="Arial" w:hAnsi="Arial"/>
+                <w:b w:val="false"/>
+                <w:bCs w:val="false"/>
+                <w:color w:val="1E1E1E"/>
+                <w:sz w:val="16"/>
+                <w:szCs w:val="16"/>
                 <w:rtl/>
               </w:rPr>
               <w:t xml:space="preserve">קטלוג, עמוד מוצר וטופס הזמנה. ה-AI כותב תיאור ופוסט מכותרת ושתי שורות. אישור ללקוחה והתראה לבעלים</w:t>
@@ -2414,26 +2870,26 @@
           <w:tcPr>
             <w:tcW w:type="dxa" w:w="1750"/>
             <w:tcMar>
-              <w:top w:type="dxa" w:w="70"/>
-              <w:left w:type="dxa" w:w="110"/>
-              <w:bottom w:type="dxa" w:w="70"/>
-              <w:right w:type="dxa" w:w="110"/>
-            </w:tcMar>
-            <w:vAlign w:val="top"/>
-          </w:tcPr>
-          <w:p>
-            <w:pPr>
-              <w:bidi/>
-              <w:spacing w:after="0" w:before="0" w:line="250"/>
-            </w:pPr>
-            <w:r>
-              <w:rPr>
-                <w:rFonts w:ascii="Arial" w:cs="Arial" w:eastAsia="Arial" w:hAnsi="Arial"/>
-                <w:b/>
-                <w:bCs/>
-                <w:color w:val="1E1E1E"/>
-                <w:sz w:val="17"/>
-                <w:szCs w:val="17"/>
+              <w:top w:type="dxa" w:w="52"/>
+              <w:left w:type="dxa" w:w="100"/>
+              <w:bottom w:type="dxa" w:w="52"/>
+              <w:right w:type="dxa" w:w="100"/>
+            </w:tcMar>
+            <w:vAlign w:val="top"/>
+          </w:tcPr>
+          <w:p>
+            <w:pPr>
+              <w:bidi/>
+              <w:spacing w:after="0" w:before="0" w:line="232"/>
+            </w:pPr>
+            <w:r>
+              <w:rPr>
+                <w:rFonts w:ascii="Arial" w:cs="Arial" w:eastAsia="Arial" w:hAnsi="Arial"/>
+                <w:b/>
+                <w:bCs/>
+                <w:color w:val="1E1E1E"/>
+                <w:sz w:val="16"/>
+                <w:szCs w:val="16"/>
                 <w:rtl/>
               </w:rPr>
               <w:t xml:space="preserve">שיבוץ מתנדבים בעמותה</w:t>
@@ -2444,26 +2900,26 @@
           <w:tcPr>
             <w:tcW w:type="dxa" w:w="3300"/>
             <w:tcMar>
-              <w:top w:type="dxa" w:w="70"/>
-              <w:left w:type="dxa" w:w="110"/>
-              <w:bottom w:type="dxa" w:w="70"/>
-              <w:right w:type="dxa" w:w="110"/>
-            </w:tcMar>
-            <w:vAlign w:val="top"/>
-          </w:tcPr>
-          <w:p>
-            <w:pPr>
-              <w:bidi/>
-              <w:spacing w:after="0" w:before="0" w:line="250"/>
-            </w:pPr>
-            <w:r>
-              <w:rPr>
-                <w:rFonts w:ascii="Arial" w:cs="Arial" w:eastAsia="Arial" w:hAnsi="Arial"/>
-                <w:b w:val="false"/>
-                <w:bCs w:val="false"/>
-                <w:color w:val="1E1E1E"/>
-                <w:sz w:val="17"/>
-                <w:szCs w:val="17"/>
+              <w:top w:type="dxa" w:w="52"/>
+              <w:left w:type="dxa" w:w="100"/>
+              <w:bottom w:type="dxa" w:w="52"/>
+              <w:right w:type="dxa" w:w="100"/>
+            </w:tcMar>
+            <w:vAlign w:val="top"/>
+          </w:tcPr>
+          <w:p>
+            <w:pPr>
+              <w:bidi/>
+              <w:spacing w:after="0" w:before="0" w:line="232"/>
+            </w:pPr>
+            <w:r>
+              <w:rPr>
+                <w:rFonts w:ascii="Arial" w:cs="Arial" w:eastAsia="Arial" w:hAnsi="Arial"/>
+                <w:b w:val="false"/>
+                <w:bCs w:val="false"/>
+                <w:color w:val="1E1E1E"/>
+                <w:sz w:val="16"/>
+                <w:szCs w:val="16"/>
                 <w:rtl/>
               </w:rPr>
               <w:t xml:space="preserve">רכזת מנהלת עשרות מתנדבים בוואטסאפ ובאקסל, ולא יודעת מי מגיע</w:t>
@@ -2474,26 +2930,26 @@
           <w:tcPr>
             <w:tcW w:type="dxa" w:w="4690"/>
             <w:tcMar>
-              <w:top w:type="dxa" w:w="70"/>
-              <w:left w:type="dxa" w:w="110"/>
-              <w:bottom w:type="dxa" w:w="70"/>
-              <w:right w:type="dxa" w:w="110"/>
-            </w:tcMar>
-            <w:vAlign w:val="top"/>
-          </w:tcPr>
-          <w:p>
-            <w:pPr>
-              <w:bidi/>
-              <w:spacing w:after="0" w:before="0" w:line="250"/>
-            </w:pPr>
-            <w:r>
-              <w:rPr>
-                <w:rFonts w:ascii="Arial" w:cs="Arial" w:eastAsia="Arial" w:hAnsi="Arial"/>
-                <w:b w:val="false"/>
-                <w:bCs w:val="false"/>
-                <w:color w:val="1E1E1E"/>
-                <w:sz w:val="17"/>
-                <w:szCs w:val="17"/>
+              <w:top w:type="dxa" w:w="52"/>
+              <w:left w:type="dxa" w:w="100"/>
+              <w:bottom w:type="dxa" w:w="52"/>
+              <w:right w:type="dxa" w:w="100"/>
+            </w:tcMar>
+            <w:vAlign w:val="top"/>
+          </w:tcPr>
+          <w:p>
+            <w:pPr>
+              <w:bidi/>
+              <w:spacing w:after="0" w:before="0" w:line="232"/>
+            </w:pPr>
+            <w:r>
+              <w:rPr>
+                <w:rFonts w:ascii="Arial" w:cs="Arial" w:eastAsia="Arial" w:hAnsi="Arial"/>
+                <w:b w:val="false"/>
+                <w:bCs w:val="false"/>
+                <w:color w:val="1E1E1E"/>
+                <w:sz w:val="16"/>
+                <w:szCs w:val="16"/>
                 <w:rtl/>
               </w:rPr>
               <w:t xml:space="preserve">מתנדב מסמן ימים ותחומי עניין ומקבל שלוש משמרות מתאימות. אישור, תזכורת יום לפני, והתראה על משמרת חסרה</w:t>
@@ -2507,26 +2963,26 @@
             <w:tcW w:type="dxa" w:w="1750"/>
             <w:shd w:fill="F6F5F3" w:color="auto" w:val="clear"/>
             <w:tcMar>
-              <w:top w:type="dxa" w:w="70"/>
-              <w:left w:type="dxa" w:w="110"/>
-              <w:bottom w:type="dxa" w:w="70"/>
-              <w:right w:type="dxa" w:w="110"/>
-            </w:tcMar>
-            <w:vAlign w:val="top"/>
-          </w:tcPr>
-          <w:p>
-            <w:pPr>
-              <w:bidi/>
-              <w:spacing w:after="0" w:before="0" w:line="250"/>
-            </w:pPr>
-            <w:r>
-              <w:rPr>
-                <w:rFonts w:ascii="Arial" w:cs="Arial" w:eastAsia="Arial" w:hAnsi="Arial"/>
-                <w:b/>
-                <w:bCs/>
-                <w:color w:val="1E1E1E"/>
-                <w:sz w:val="17"/>
-                <w:szCs w:val="17"/>
+              <w:top w:type="dxa" w:w="52"/>
+              <w:left w:type="dxa" w:w="100"/>
+              <w:bottom w:type="dxa" w:w="52"/>
+              <w:right w:type="dxa" w:w="100"/>
+            </w:tcMar>
+            <w:vAlign w:val="top"/>
+          </w:tcPr>
+          <w:p>
+            <w:pPr>
+              <w:bidi/>
+              <w:spacing w:after="0" w:before="0" w:line="232"/>
+            </w:pPr>
+            <w:r>
+              <w:rPr>
+                <w:rFonts w:ascii="Arial" w:cs="Arial" w:eastAsia="Arial" w:hAnsi="Arial"/>
+                <w:b/>
+                <w:bCs/>
+                <w:color w:val="1E1E1E"/>
+                <w:sz w:val="16"/>
+                <w:szCs w:val="16"/>
                 <w:rtl/>
               </w:rPr>
               <w:t xml:space="preserve">סוכן נדל"ן</w:t>
@@ -2538,26 +2994,26 @@
             <w:tcW w:type="dxa" w:w="3300"/>
             <w:shd w:fill="F6F5F3" w:color="auto" w:val="clear"/>
             <w:tcMar>
-              <w:top w:type="dxa" w:w="70"/>
-              <w:left w:type="dxa" w:w="110"/>
-              <w:bottom w:type="dxa" w:w="70"/>
-              <w:right w:type="dxa" w:w="110"/>
-            </w:tcMar>
-            <w:vAlign w:val="top"/>
-          </w:tcPr>
-          <w:p>
-            <w:pPr>
-              <w:bidi/>
-              <w:spacing w:after="0" w:before="0" w:line="250"/>
-            </w:pPr>
-            <w:r>
-              <w:rPr>
-                <w:rFonts w:ascii="Arial" w:cs="Arial" w:eastAsia="Arial" w:hAnsi="Arial"/>
-                <w:b w:val="false"/>
-                <w:bCs w:val="false"/>
-                <w:color w:val="1E1E1E"/>
-                <w:sz w:val="17"/>
-                <w:szCs w:val="17"/>
+              <w:top w:type="dxa" w:w="52"/>
+              <w:left w:type="dxa" w:w="100"/>
+              <w:bottom w:type="dxa" w:w="52"/>
+              <w:right w:type="dxa" w:w="100"/>
+            </w:tcMar>
+            <w:vAlign w:val="top"/>
+          </w:tcPr>
+          <w:p>
+            <w:pPr>
+              <w:bidi/>
+              <w:spacing w:after="0" w:before="0" w:line="232"/>
+            </w:pPr>
+            <w:r>
+              <w:rPr>
+                <w:rFonts w:ascii="Arial" w:cs="Arial" w:eastAsia="Arial" w:hAnsi="Arial"/>
+                <w:b w:val="false"/>
+                <w:bCs w:val="false"/>
+                <w:color w:val="1E1E1E"/>
+                <w:sz w:val="16"/>
+                <w:szCs w:val="16"/>
                 <w:rtl/>
               </w:rPr>
               <w:t xml:space="preserve">הסוכן שולח לכולם את אותם עשרים נכסים, והלקוח מתייאש</w:t>
@@ -2569,26 +3025,26 @@
             <w:tcW w:type="dxa" w:w="4690"/>
             <w:shd w:fill="F6F5F3" w:color="auto" w:val="clear"/>
             <w:tcMar>
-              <w:top w:type="dxa" w:w="70"/>
-              <w:left w:type="dxa" w:w="110"/>
-              <w:bottom w:type="dxa" w:w="70"/>
-              <w:right w:type="dxa" w:w="110"/>
-            </w:tcMar>
-            <w:vAlign w:val="top"/>
-          </w:tcPr>
-          <w:p>
-            <w:pPr>
-              <w:bidi/>
-              <w:spacing w:after="0" w:before="0" w:line="250"/>
-            </w:pPr>
-            <w:r>
-              <w:rPr>
-                <w:rFonts w:ascii="Arial" w:cs="Arial" w:eastAsia="Arial" w:hAnsi="Arial"/>
-                <w:b w:val="false"/>
-                <w:bCs w:val="false"/>
-                <w:color w:val="1E1E1E"/>
-                <w:sz w:val="17"/>
-                <w:szCs w:val="17"/>
+              <w:top w:type="dxa" w:w="52"/>
+              <w:left w:type="dxa" w:w="100"/>
+              <w:bottom w:type="dxa" w:w="52"/>
+              <w:right w:type="dxa" w:w="100"/>
+            </w:tcMar>
+            <w:vAlign w:val="top"/>
+          </w:tcPr>
+          <w:p>
+            <w:pPr>
+              <w:bidi/>
+              <w:spacing w:after="0" w:before="0" w:line="232"/>
+            </w:pPr>
+            <w:r>
+              <w:rPr>
+                <w:rFonts w:ascii="Arial" w:cs="Arial" w:eastAsia="Arial" w:hAnsi="Arial"/>
+                <w:b w:val="false"/>
+                <w:bCs w:val="false"/>
+                <w:color w:val="1E1E1E"/>
+                <w:sz w:val="16"/>
+                <w:szCs w:val="16"/>
                 <w:rtl/>
               </w:rPr>
               <w:t xml:space="preserve">אזור, תקציב, חדרים ומה הכי חשוב, ובחזרה שלושה נכסים עם נימוק. מייל עם הנכסים ועדכון על נכס חדש שתואם</w:t>
@@ -2601,26 +3057,26 @@
           <w:tcPr>
             <w:tcW w:type="dxa" w:w="1750"/>
             <w:tcMar>
-              <w:top w:type="dxa" w:w="70"/>
-              <w:left w:type="dxa" w:w="110"/>
-              <w:bottom w:type="dxa" w:w="70"/>
-              <w:right w:type="dxa" w:w="110"/>
-            </w:tcMar>
-            <w:vAlign w:val="top"/>
-          </w:tcPr>
-          <w:p>
-            <w:pPr>
-              <w:bidi/>
-              <w:spacing w:after="0" w:before="0" w:line="250"/>
-            </w:pPr>
-            <w:r>
-              <w:rPr>
-                <w:rFonts w:ascii="Arial" w:cs="Arial" w:eastAsia="Arial" w:hAnsi="Arial"/>
-                <w:b/>
-                <w:bCs/>
-                <w:color w:val="1E1E1E"/>
-                <w:sz w:val="17"/>
-                <w:szCs w:val="17"/>
+              <w:top w:type="dxa" w:w="52"/>
+              <w:left w:type="dxa" w:w="100"/>
+              <w:bottom w:type="dxa" w:w="52"/>
+              <w:right w:type="dxa" w:w="100"/>
+            </w:tcMar>
+            <w:vAlign w:val="top"/>
+          </w:tcPr>
+          <w:p>
+            <w:pPr>
+              <w:bidi/>
+              <w:spacing w:after="0" w:before="0" w:line="232"/>
+            </w:pPr>
+            <w:r>
+              <w:rPr>
+                <w:rFonts w:ascii="Arial" w:cs="Arial" w:eastAsia="Arial" w:hAnsi="Arial"/>
+                <w:b/>
+                <w:bCs/>
+                <w:color w:val="1E1E1E"/>
+                <w:sz w:val="16"/>
+                <w:szCs w:val="16"/>
                 <w:rtl/>
               </w:rPr>
               <w:t xml:space="preserve">מאמן כושר אישי</w:t>
@@ -2631,26 +3087,26 @@
           <w:tcPr>
             <w:tcW w:type="dxa" w:w="3300"/>
             <w:tcMar>
-              <w:top w:type="dxa" w:w="70"/>
-              <w:left w:type="dxa" w:w="110"/>
-              <w:bottom w:type="dxa" w:w="70"/>
-              <w:right w:type="dxa" w:w="110"/>
-            </w:tcMar>
-            <w:vAlign w:val="top"/>
-          </w:tcPr>
-          <w:p>
-            <w:pPr>
-              <w:bidi/>
-              <w:spacing w:after="0" w:before="0" w:line="250"/>
-            </w:pPr>
-            <w:r>
-              <w:rPr>
-                <w:rFonts w:ascii="Arial" w:cs="Arial" w:eastAsia="Arial" w:hAnsi="Arial"/>
-                <w:b w:val="false"/>
-                <w:bCs w:val="false"/>
-                <w:color w:val="1E1E1E"/>
-                <w:sz w:val="17"/>
-                <w:szCs w:val="17"/>
+              <w:top w:type="dxa" w:w="52"/>
+              <w:left w:type="dxa" w:w="100"/>
+              <w:bottom w:type="dxa" w:w="52"/>
+              <w:right w:type="dxa" w:w="100"/>
+            </w:tcMar>
+            <w:vAlign w:val="top"/>
+          </w:tcPr>
+          <w:p>
+            <w:pPr>
+              <w:bidi/>
+              <w:spacing w:after="0" w:before="0" w:line="232"/>
+            </w:pPr>
+            <w:r>
+              <w:rPr>
+                <w:rFonts w:ascii="Arial" w:cs="Arial" w:eastAsia="Arial" w:hAnsi="Arial"/>
+                <w:b w:val="false"/>
+                <w:bCs w:val="false"/>
+                <w:color w:val="1E1E1E"/>
+                <w:sz w:val="16"/>
+                <w:szCs w:val="16"/>
                 <w:rtl/>
               </w:rPr>
               <w:t xml:space="preserve">תוכנית אישית לוקחת שעה למתאמן, והמתאמנים לא מדווחים</w:t>
@@ -2661,26 +3117,26 @@
           <w:tcPr>
             <w:tcW w:type="dxa" w:w="4690"/>
             <w:tcMar>
-              <w:top w:type="dxa" w:w="70"/>
-              <w:left w:type="dxa" w:w="110"/>
-              <w:bottom w:type="dxa" w:w="70"/>
-              <w:right w:type="dxa" w:w="110"/>
-            </w:tcMar>
-            <w:vAlign w:val="top"/>
-          </w:tcPr>
-          <w:p>
-            <w:pPr>
-              <w:bidi/>
-              <w:spacing w:after="0" w:before="0" w:line="250"/>
-            </w:pPr>
-            <w:r>
-              <w:rPr>
-                <w:rFonts w:ascii="Arial" w:cs="Arial" w:eastAsia="Arial" w:hAnsi="Arial"/>
-                <w:b w:val="false"/>
-                <w:bCs w:val="false"/>
-                <w:color w:val="1E1E1E"/>
-                <w:sz w:val="17"/>
-                <w:szCs w:val="17"/>
+              <w:top w:type="dxa" w:w="52"/>
+              <w:left w:type="dxa" w:w="100"/>
+              <w:bottom w:type="dxa" w:w="52"/>
+              <w:right w:type="dxa" w:w="100"/>
+            </w:tcMar>
+            <w:vAlign w:val="top"/>
+          </w:tcPr>
+          <w:p>
+            <w:pPr>
+              <w:bidi/>
+              <w:spacing w:after="0" w:before="0" w:line="232"/>
+            </w:pPr>
+            <w:r>
+              <w:rPr>
+                <w:rFonts w:ascii="Arial" w:cs="Arial" w:eastAsia="Arial" w:hAnsi="Arial"/>
+                <w:b w:val="false"/>
+                <w:bCs w:val="false"/>
+                <w:color w:val="1E1E1E"/>
+                <w:sz w:val="16"/>
+                <w:szCs w:val="16"/>
                 <w:rtl/>
               </w:rPr>
               <w:t xml:space="preserve">שאלון ותוכנית שבועית שמתעדכנת לפי דיווח. תזכורת בימי אימון, סיכום שבועי, והתראה על מי שנעלם</w:t>
@@ -2694,26 +3150,26 @@
             <w:tcW w:type="dxa" w:w="1750"/>
             <w:shd w:fill="F6F5F3" w:color="auto" w:val="clear"/>
             <w:tcMar>
-              <w:top w:type="dxa" w:w="70"/>
-              <w:left w:type="dxa" w:w="110"/>
-              <w:bottom w:type="dxa" w:w="70"/>
-              <w:right w:type="dxa" w:w="110"/>
-            </w:tcMar>
-            <w:vAlign w:val="top"/>
-          </w:tcPr>
-          <w:p>
-            <w:pPr>
-              <w:bidi/>
-              <w:spacing w:after="0" w:before="0" w:line="250"/>
-            </w:pPr>
-            <w:r>
-              <w:rPr>
-                <w:rFonts w:ascii="Arial" w:cs="Arial" w:eastAsia="Arial" w:hAnsi="Arial"/>
-                <w:b/>
-                <w:bCs/>
-                <w:color w:val="1E1E1E"/>
-                <w:sz w:val="17"/>
-                <w:szCs w:val="17"/>
+              <w:top w:type="dxa" w:w="52"/>
+              <w:left w:type="dxa" w:w="100"/>
+              <w:bottom w:type="dxa" w:w="52"/>
+              <w:right w:type="dxa" w:w="100"/>
+            </w:tcMar>
+            <w:vAlign w:val="top"/>
+          </w:tcPr>
+          <w:p>
+            <w:pPr>
+              <w:bidi/>
+              <w:spacing w:after="0" w:before="0" w:line="232"/>
+            </w:pPr>
+            <w:r>
+              <w:rPr>
+                <w:rFonts w:ascii="Arial" w:cs="Arial" w:eastAsia="Arial" w:hAnsi="Arial"/>
+                <w:b/>
+                <w:bCs/>
+                <w:color w:val="1E1E1E"/>
+                <w:sz w:val="16"/>
+                <w:szCs w:val="16"/>
                 <w:rtl/>
               </w:rPr>
               <w:t xml:space="preserve">מסעדה שכונתית</w:t>
@@ -2725,26 +3181,26 @@
             <w:tcW w:type="dxa" w:w="3300"/>
             <w:shd w:fill="F6F5F3" w:color="auto" w:val="clear"/>
             <w:tcMar>
-              <w:top w:type="dxa" w:w="70"/>
-              <w:left w:type="dxa" w:w="110"/>
-              <w:bottom w:type="dxa" w:w="70"/>
-              <w:right w:type="dxa" w:w="110"/>
-            </w:tcMar>
-            <w:vAlign w:val="top"/>
-          </w:tcPr>
-          <w:p>
-            <w:pPr>
-              <w:bidi/>
-              <w:spacing w:after="0" w:before="0" w:line="250"/>
-            </w:pPr>
-            <w:r>
-              <w:rPr>
-                <w:rFonts w:ascii="Arial" w:cs="Arial" w:eastAsia="Arial" w:hAnsi="Arial"/>
-                <w:b w:val="false"/>
-                <w:bCs w:val="false"/>
-                <w:color w:val="1E1E1E"/>
-                <w:sz w:val="17"/>
-                <w:szCs w:val="17"/>
+              <w:top w:type="dxa" w:w="52"/>
+              <w:left w:type="dxa" w:w="100"/>
+              <w:bottom w:type="dxa" w:w="52"/>
+              <w:right w:type="dxa" w:w="100"/>
+            </w:tcMar>
+            <w:vAlign w:val="top"/>
+          </w:tcPr>
+          <w:p>
+            <w:pPr>
+              <w:bidi/>
+              <w:spacing w:after="0" w:before="0" w:line="232"/>
+            </w:pPr>
+            <w:r>
+              <w:rPr>
+                <w:rFonts w:ascii="Arial" w:cs="Arial" w:eastAsia="Arial" w:hAnsi="Arial"/>
+                <w:b w:val="false"/>
+                <w:bCs w:val="false"/>
+                <w:color w:val="1E1E1E"/>
+                <w:sz w:val="16"/>
+                <w:szCs w:val="16"/>
                 <w:rtl/>
               </w:rPr>
               <w:t xml:space="preserve">הזמנות מגיעות בטלפון בשעות העמוסות, והעדפות נשכחות</w:t>
@@ -2756,29 +3212,95 @@
             <w:tcW w:type="dxa" w:w="4690"/>
             <w:shd w:fill="F6F5F3" w:color="auto" w:val="clear"/>
             <w:tcMar>
-              <w:top w:type="dxa" w:w="70"/>
-              <w:left w:type="dxa" w:w="110"/>
-              <w:bottom w:type="dxa" w:w="70"/>
-              <w:right w:type="dxa" w:w="110"/>
-            </w:tcMar>
-            <w:vAlign w:val="top"/>
-          </w:tcPr>
-          <w:p>
-            <w:pPr>
-              <w:bidi/>
-              <w:spacing w:after="0" w:before="0" w:line="250"/>
-            </w:pPr>
-            <w:r>
-              <w:rPr>
-                <w:rFonts w:ascii="Arial" w:cs="Arial" w:eastAsia="Arial" w:hAnsi="Arial"/>
-                <w:b w:val="false"/>
-                <w:bCs w:val="false"/>
-                <w:color w:val="1E1E1E"/>
-                <w:sz w:val="17"/>
-                <w:szCs w:val="17"/>
+              <w:top w:type="dxa" w:w="52"/>
+              <w:left w:type="dxa" w:w="100"/>
+              <w:bottom w:type="dxa" w:w="52"/>
+              <w:right w:type="dxa" w:w="100"/>
+            </w:tcMar>
+            <w:vAlign w:val="top"/>
+          </w:tcPr>
+          <w:p>
+            <w:pPr>
+              <w:bidi/>
+              <w:spacing w:after="0" w:before="0" w:line="232"/>
+            </w:pPr>
+            <w:r>
+              <w:rPr>
+                <w:rFonts w:ascii="Arial" w:cs="Arial" w:eastAsia="Arial" w:hAnsi="Arial"/>
+                <w:b w:val="false"/>
+                <w:bCs w:val="false"/>
+                <w:color w:val="1E1E1E"/>
+                <w:sz w:val="16"/>
+                <w:szCs w:val="16"/>
                 <w:rtl/>
               </w:rPr>
               <w:t xml:space="preserve">טופס הזמנת שולחן ורשימת הערב למנהל. המלצת מנות לפי העדפות והגבלות, אישור, תזכורת, ובקשת חוות דעת</w:t>
+            </w:r>
+          </w:p>
+        </w:tc>
+      </w:tr>
+    </w:tbl>
+    <w:p>
+      <w:pPr>
+        <w:bidi/>
+        <w:spacing w:after="90"/>
+      </w:pPr>
+    </w:p>
+    <w:tbl>
+      <w:tblPr>
+        <w:bidiVisual/>
+        <w:tblW w:type="dxa" w:w="9740"/>
+        <w:tblBorders>
+          <w:top w:val="single" w:color="1B2D6B" w:sz="4"/>
+          <w:left w:val="single" w:color="1B2D6B" w:sz="4"/>
+          <w:bottom w:val="single" w:color="1B2D6B" w:sz="4"/>
+          <w:right w:val="single" w:color="1B2D6B" w:sz="4"/>
+          <w:insideH w:val="none"/>
+          <w:insideV w:val="none"/>
+        </w:tblBorders>
+      </w:tblPr>
+      <w:tblGrid>
+        <w:gridCol w:w="9740"/>
+      </w:tblGrid>
+      <w:tr>
+        <w:tc>
+          <w:tcPr>
+            <w:tcW w:type="dxa" w:w="9740"/>
+            <w:shd w:fill="E7EAF4" w:color="auto" w:val="clear"/>
+            <w:tcMar>
+              <w:top w:type="dxa" w:w="52"/>
+              <w:left w:type="dxa" w:w="100"/>
+              <w:bottom w:type="dxa" w:w="52"/>
+              <w:right w:type="dxa" w:w="100"/>
+            </w:tcMar>
+            <w:vAlign w:val="top"/>
+          </w:tcPr>
+          <w:p>
+            <w:pPr>
+              <w:bidi/>
+              <w:spacing w:after="0" w:before="0" w:line="255"/>
+            </w:pPr>
+            <w:r>
+              <w:rPr>
+                <w:rFonts w:ascii="Arial" w:cs="Arial" w:eastAsia="Arial" w:hAnsi="Arial"/>
+                <w:b/>
+                <w:bCs/>
+                <w:color w:val="1B2D6B"/>
+                <w:sz w:val="18"/>
+                <w:szCs w:val="18"/>
+                <w:rtl/>
+              </w:rPr>
+              <w:t xml:space="preserve">עוד רעיונות בקצרה: </w:t>
+            </w:r>
+            <w:r>
+              <w:rPr>
+                <w:rFonts w:ascii="Arial" w:cs="Arial" w:eastAsia="Arial" w:hAnsi="Arial"/>
+                <w:color w:val="1E1E1E"/>
+                <w:sz w:val="18"/>
+                <w:szCs w:val="18"/>
+                <w:rtl/>
+              </w:rPr>
+              <w:t xml:space="preserve">תיאום שיעורים פרטיים עם מעקב חומר שנלמד · ניהול מנויים למועדון עם התראה לפני שמנוי נגמר · מיון פניות תמיכה לפי דחיפות ונושא · זיווג בין מבקש עזרה למי שיכול לעזור · ניהול מלאי בעסק קטן עם התראה לפני שנגמר פריט · עוזר להכנת ראיונות עבודה לפי תפקיד וקורות חיים · ניהול פרויקט שיפוץ עם קבלנים והצעות מחיר · לוח מודעות שכונתי שממיין לפי מה שרלוונטי · ניהול כנס מהרשמה ועד סיכום אוטומטי · השוואת מסלולים לפי מצב אישי, על נתוני דוגמה.</w:t>
             </w:r>
           </w:p>
         </w:tc>
@@ -2858,10 +3380,10 @@
             <w:tcW w:type="dxa" w:w="1750"/>
             <w:shd w:fill="1B2D6B" w:color="auto" w:val="clear"/>
             <w:tcMar>
-              <w:top w:type="dxa" w:w="70"/>
-              <w:left w:type="dxa" w:w="110"/>
-              <w:bottom w:type="dxa" w:w="70"/>
-              <w:right w:type="dxa" w:w="110"/>
+              <w:top w:type="dxa" w:w="52"/>
+              <w:left w:type="dxa" w:w="100"/>
+              <w:bottom w:type="dxa" w:w="52"/>
+              <w:right w:type="dxa" w:w="100"/>
             </w:tcMar>
             <w:vAlign w:val="top"/>
           </w:tcPr>
@@ -2889,10 +3411,10 @@
             <w:tcW w:type="dxa" w:w="2750"/>
             <w:shd w:fill="1B2D6B" w:color="auto" w:val="clear"/>
             <w:tcMar>
-              <w:top w:type="dxa" w:w="70"/>
-              <w:left w:type="dxa" w:w="110"/>
-              <w:bottom w:type="dxa" w:w="70"/>
-              <w:right w:type="dxa" w:w="110"/>
+              <w:top w:type="dxa" w:w="52"/>
+              <w:left w:type="dxa" w:w="100"/>
+              <w:bottom w:type="dxa" w:w="52"/>
+              <w:right w:type="dxa" w:w="100"/>
             </w:tcMar>
             <w:vAlign w:val="top"/>
           </w:tcPr>
@@ -2920,10 +3442,10 @@
             <w:tcW w:type="dxa" w:w="2900"/>
             <w:shd w:fill="1B2D6B" w:color="auto" w:val="clear"/>
             <w:tcMar>
-              <w:top w:type="dxa" w:w="70"/>
-              <w:left w:type="dxa" w:w="110"/>
-              <w:bottom w:type="dxa" w:w="70"/>
-              <w:right w:type="dxa" w:w="110"/>
+              <w:top w:type="dxa" w:w="52"/>
+              <w:left w:type="dxa" w:w="100"/>
+              <w:bottom w:type="dxa" w:w="52"/>
+              <w:right w:type="dxa" w:w="100"/>
             </w:tcMar>
             <w:vAlign w:val="top"/>
           </w:tcPr>
@@ -2951,10 +3473,10 @@
             <w:tcW w:type="dxa" w:w="2340"/>
             <w:shd w:fill="1B2D6B" w:color="auto" w:val="clear"/>
             <w:tcMar>
-              <w:top w:type="dxa" w:w="70"/>
-              <w:left w:type="dxa" w:w="110"/>
-              <w:bottom w:type="dxa" w:w="70"/>
-              <w:right w:type="dxa" w:w="110"/>
+              <w:top w:type="dxa" w:w="52"/>
+              <w:left w:type="dxa" w:w="100"/>
+              <w:bottom w:type="dxa" w:w="52"/>
+              <w:right w:type="dxa" w:w="100"/>
             </w:tcMar>
             <w:vAlign w:val="top"/>
           </w:tcPr>
@@ -2983,26 +3505,26 @@
           <w:tcPr>
             <w:tcW w:type="dxa" w:w="1750"/>
             <w:tcMar>
-              <w:top w:type="dxa" w:w="70"/>
-              <w:left w:type="dxa" w:w="110"/>
-              <w:bottom w:type="dxa" w:w="70"/>
-              <w:right w:type="dxa" w:w="110"/>
-            </w:tcMar>
-            <w:vAlign w:val="top"/>
-          </w:tcPr>
-          <w:p>
-            <w:pPr>
-              <w:bidi/>
-              <w:spacing w:after="30" w:before="0" w:line="250"/>
-            </w:pPr>
-            <w:r>
-              <w:rPr>
-                <w:rFonts w:ascii="Arial" w:cs="Arial" w:eastAsia="Arial" w:hAnsi="Arial"/>
-                <w:b/>
-                <w:bCs/>
-                <w:color w:val="1E1E1E"/>
-                <w:sz w:val="17"/>
-                <w:szCs w:val="17"/>
+              <w:top w:type="dxa" w:w="52"/>
+              <w:left w:type="dxa" w:w="100"/>
+              <w:bottom w:type="dxa" w:w="52"/>
+              <w:right w:type="dxa" w:w="100"/>
+            </w:tcMar>
+            <w:vAlign w:val="top"/>
+          </w:tcPr>
+          <w:p>
+            <w:pPr>
+              <w:bidi/>
+              <w:spacing w:after="26" w:before="0" w:line="232"/>
+            </w:pPr>
+            <w:r>
+              <w:rPr>
+                <w:rFonts w:ascii="Arial" w:cs="Arial" w:eastAsia="Arial" w:hAnsi="Arial"/>
+                <w:b/>
+                <w:bCs/>
+                <w:color w:val="1E1E1E"/>
+                <w:sz w:val="16"/>
+                <w:szCs w:val="16"/>
                 <w:rtl/>
               </w:rPr>
               <w:t xml:space="preserve">1. רעיון ופרומפטים</w:t>
@@ -3011,7 +3533,7 @@
           <w:p>
             <w:pPr>
               <w:bidi/>
-              <w:spacing w:after="0" w:before="0" w:line="250"/>
+              <w:spacing w:after="0" w:before="0" w:line="232"/>
             </w:pPr>
             <w:r>
               <w:rPr>
@@ -3019,8 +3541,8 @@
                 <w:b w:val="false"/>
                 <w:bCs w:val="false"/>
                 <w:color w:val="555555"/>
-                <w:sz w:val="17"/>
-                <w:szCs w:val="17"/>
+                <w:sz w:val="16"/>
+                <w:szCs w:val="16"/>
                 <w:rtl/>
               </w:rPr>
               <w:t xml:space="preserve">מפגשים 1-3 / 1-2</w:t>
@@ -3031,26 +3553,26 @@
           <w:tcPr>
             <w:tcW w:type="dxa" w:w="2750"/>
             <w:tcMar>
-              <w:top w:type="dxa" w:w="70"/>
-              <w:left w:type="dxa" w:w="110"/>
-              <w:bottom w:type="dxa" w:w="70"/>
-              <w:right w:type="dxa" w:w="110"/>
-            </w:tcMar>
-            <w:vAlign w:val="top"/>
-          </w:tcPr>
-          <w:p>
-            <w:pPr>
-              <w:bidi/>
-              <w:spacing w:after="0" w:before="0" w:line="250"/>
-            </w:pPr>
-            <w:r>
-              <w:rPr>
-                <w:rFonts w:ascii="Arial" w:cs="Arial" w:eastAsia="Arial" w:hAnsi="Arial"/>
-                <w:b w:val="false"/>
-                <w:bCs w:val="false"/>
-                <w:color w:val="1E1E1E"/>
-                <w:sz w:val="17"/>
-                <w:szCs w:val="17"/>
+              <w:top w:type="dxa" w:w="52"/>
+              <w:left w:type="dxa" w:w="100"/>
+              <w:bottom w:type="dxa" w:w="52"/>
+              <w:right w:type="dxa" w:w="100"/>
+            </w:tcMar>
+            <w:vAlign w:val="top"/>
+          </w:tcPr>
+          <w:p>
+            <w:pPr>
+              <w:bidi/>
+              <w:spacing w:after="0" w:before="0" w:line="232"/>
+            </w:pPr>
+            <w:r>
+              <w:rPr>
+                <w:rFonts w:ascii="Arial" w:cs="Arial" w:eastAsia="Arial" w:hAnsi="Arial"/>
+                <w:b w:val="false"/>
+                <w:bCs w:val="false"/>
+                <w:color w:val="1E1E1E"/>
+                <w:sz w:val="16"/>
+                <w:szCs w:val="16"/>
                 <w:rtl/>
               </w:rPr>
               <w:t xml:space="preserve">מה זה AI ואיך הוא עובד, ואיך כותבים בקשה שמחזירה תשובה שאפשר להשתמש בה.</w:t>
@@ -3061,26 +3583,26 @@
           <w:tcPr>
             <w:tcW w:type="dxa" w:w="2900"/>
             <w:tcMar>
-              <w:top w:type="dxa" w:w="70"/>
-              <w:left w:type="dxa" w:w="110"/>
-              <w:bottom w:type="dxa" w:w="70"/>
-              <w:right w:type="dxa" w:w="110"/>
-            </w:tcMar>
-            <w:vAlign w:val="top"/>
-          </w:tcPr>
-          <w:p>
-            <w:pPr>
-              <w:bidi/>
-              <w:spacing w:after="0" w:before="0" w:line="250"/>
-            </w:pPr>
-            <w:r>
-              <w:rPr>
-                <w:rFonts w:ascii="Arial" w:cs="Arial" w:eastAsia="Arial" w:hAnsi="Arial"/>
-                <w:b w:val="false"/>
-                <w:bCs w:val="false"/>
-                <w:color w:val="1E1E1E"/>
-                <w:sz w:val="17"/>
-                <w:szCs w:val="17"/>
+              <w:top w:type="dxa" w:w="52"/>
+              <w:left w:type="dxa" w:w="100"/>
+              <w:bottom w:type="dxa" w:w="52"/>
+              <w:right w:type="dxa" w:w="100"/>
+            </w:tcMar>
+            <w:vAlign w:val="top"/>
+          </w:tcPr>
+          <w:p>
+            <w:pPr>
+              <w:bidi/>
+              <w:spacing w:after="0" w:before="0" w:line="232"/>
+            </w:pPr>
+            <w:r>
+              <w:rPr>
+                <w:rFonts w:ascii="Arial" w:cs="Arial" w:eastAsia="Arial" w:hAnsi="Arial"/>
+                <w:b w:val="false"/>
+                <w:bCs w:val="false"/>
+                <w:color w:val="1E1E1E"/>
+                <w:sz w:val="16"/>
+                <w:szCs w:val="16"/>
                 <w:rtl/>
               </w:rPr>
               <w:t xml:space="preserve">בוחרים נושא אחד לפרויקט, ומנסחים אותו בשלוש שורות: שם, הבעיה, ולמי.</w:t>
@@ -3091,26 +3613,26 @@
           <w:tcPr>
             <w:tcW w:type="dxa" w:w="2340"/>
             <w:tcMar>
-              <w:top w:type="dxa" w:w="70"/>
-              <w:left w:type="dxa" w:w="110"/>
-              <w:bottom w:type="dxa" w:w="70"/>
-              <w:right w:type="dxa" w:w="110"/>
-            </w:tcMar>
-            <w:vAlign w:val="top"/>
-          </w:tcPr>
-          <w:p>
-            <w:pPr>
-              <w:bidi/>
-              <w:spacing w:after="0" w:before="0" w:line="250"/>
-            </w:pPr>
-            <w:r>
-              <w:rPr>
-                <w:rFonts w:ascii="Arial" w:cs="Arial" w:eastAsia="Arial" w:hAnsi="Arial"/>
-                <w:b w:val="false"/>
-                <w:bCs w:val="false"/>
-                <w:color w:val="1E1E1E"/>
-                <w:sz w:val="17"/>
-                <w:szCs w:val="17"/>
+              <w:top w:type="dxa" w:w="52"/>
+              <w:left w:type="dxa" w:w="100"/>
+              <w:bottom w:type="dxa" w:w="52"/>
+              <w:right w:type="dxa" w:w="100"/>
+            </w:tcMar>
+            <w:vAlign w:val="top"/>
+          </w:tcPr>
+          <w:p>
+            <w:pPr>
+              <w:bidi/>
+              <w:spacing w:after="0" w:before="0" w:line="232"/>
+            </w:pPr>
+            <w:r>
+              <w:rPr>
+                <w:rFonts w:ascii="Arial" w:cs="Arial" w:eastAsia="Arial" w:hAnsi="Arial"/>
+                <w:b w:val="false"/>
+                <w:bCs w:val="false"/>
+                <w:color w:val="1E1E1E"/>
+                <w:sz w:val="16"/>
+                <w:szCs w:val="16"/>
                 <w:rtl/>
               </w:rPr>
               <w:t xml:space="preserve">נושא שנבחר, ומשפט אחד שמסביר איזו בעיה הוא פותר ולמי.</w:t>
@@ -3124,26 +3646,26 @@
             <w:tcW w:type="dxa" w:w="1750"/>
             <w:shd w:fill="F6F5F3" w:color="auto" w:val="clear"/>
             <w:tcMar>
-              <w:top w:type="dxa" w:w="70"/>
-              <w:left w:type="dxa" w:w="110"/>
-              <w:bottom w:type="dxa" w:w="70"/>
-              <w:right w:type="dxa" w:w="110"/>
-            </w:tcMar>
-            <w:vAlign w:val="top"/>
-          </w:tcPr>
-          <w:p>
-            <w:pPr>
-              <w:bidi/>
-              <w:spacing w:after="30" w:before="0" w:line="250"/>
-            </w:pPr>
-            <w:r>
-              <w:rPr>
-                <w:rFonts w:ascii="Arial" w:cs="Arial" w:eastAsia="Arial" w:hAnsi="Arial"/>
-                <w:b/>
-                <w:bCs/>
-                <w:color w:val="1E1E1E"/>
-                <w:sz w:val="17"/>
-                <w:szCs w:val="17"/>
+              <w:top w:type="dxa" w:w="52"/>
+              <w:left w:type="dxa" w:w="100"/>
+              <w:bottom w:type="dxa" w:w="52"/>
+              <w:right w:type="dxa" w:w="100"/>
+            </w:tcMar>
+            <w:vAlign w:val="top"/>
+          </w:tcPr>
+          <w:p>
+            <w:pPr>
+              <w:bidi/>
+              <w:spacing w:after="26" w:before="0" w:line="232"/>
+            </w:pPr>
+            <w:r>
+              <w:rPr>
+                <w:rFonts w:ascii="Arial" w:cs="Arial" w:eastAsia="Arial" w:hAnsi="Arial"/>
+                <w:b/>
+                <w:bCs/>
+                <w:color w:val="1E1E1E"/>
+                <w:sz w:val="16"/>
+                <w:szCs w:val="16"/>
                 <w:rtl/>
               </w:rPr>
               <w:t xml:space="preserve">2. מדיה ותוכן</w:t>
@@ -3152,7 +3674,7 @@
           <w:p>
             <w:pPr>
               <w:bidi/>
-              <w:spacing w:after="0" w:before="0" w:line="250"/>
+              <w:spacing w:after="0" w:before="0" w:line="232"/>
             </w:pPr>
             <w:r>
               <w:rPr>
@@ -3160,8 +3682,8 @@
                 <w:b w:val="false"/>
                 <w:bCs w:val="false"/>
                 <w:color w:val="555555"/>
-                <w:sz w:val="17"/>
-                <w:szCs w:val="17"/>
+                <w:sz w:val="16"/>
+                <w:szCs w:val="16"/>
                 <w:rtl/>
               </w:rPr>
               <w:t xml:space="preserve">4-6 / 3-4</w:t>
@@ -3173,26 +3695,26 @@
             <w:tcW w:type="dxa" w:w="2750"/>
             <w:shd w:fill="F6F5F3" w:color="auto" w:val="clear"/>
             <w:tcMar>
-              <w:top w:type="dxa" w:w="70"/>
-              <w:left w:type="dxa" w:w="110"/>
-              <w:bottom w:type="dxa" w:w="70"/>
-              <w:right w:type="dxa" w:w="110"/>
-            </w:tcMar>
-            <w:vAlign w:val="top"/>
-          </w:tcPr>
-          <w:p>
-            <w:pPr>
-              <w:bidi/>
-              <w:spacing w:after="0" w:before="0" w:line="250"/>
-            </w:pPr>
-            <w:r>
-              <w:rPr>
-                <w:rFonts w:ascii="Arial" w:cs="Arial" w:eastAsia="Arial" w:hAnsi="Arial"/>
-                <w:b w:val="false"/>
-                <w:bCs w:val="false"/>
-                <w:color w:val="1E1E1E"/>
-                <w:sz w:val="17"/>
-                <w:szCs w:val="17"/>
+              <w:top w:type="dxa" w:w="52"/>
+              <w:left w:type="dxa" w:w="100"/>
+              <w:bottom w:type="dxa" w:w="52"/>
+              <w:right w:type="dxa" w:w="100"/>
+            </w:tcMar>
+            <w:vAlign w:val="top"/>
+          </w:tcPr>
+          <w:p>
+            <w:pPr>
+              <w:bidi/>
+              <w:spacing w:after="0" w:before="0" w:line="232"/>
+            </w:pPr>
+            <w:r>
+              <w:rPr>
+                <w:rFonts w:ascii="Arial" w:cs="Arial" w:eastAsia="Arial" w:hAnsi="Arial"/>
+                <w:b w:val="false"/>
+                <w:bCs w:val="false"/>
+                <w:color w:val="1E1E1E"/>
+                <w:sz w:val="16"/>
+                <w:szCs w:val="16"/>
                 <w:rtl/>
               </w:rPr>
               <w:t xml:space="preserve">יצירת תמונות, וידאו, אודיו ומצגות בעזרת AI. מודול התנסות: אין בו הגשה ואין ציון, בכוונה.</w:t>
@@ -3204,26 +3726,26 @@
             <w:tcW w:type="dxa" w:w="2900"/>
             <w:shd w:fill="F6F5F3" w:color="auto" w:val="clear"/>
             <w:tcMar>
-              <w:top w:type="dxa" w:w="70"/>
-              <w:left w:type="dxa" w:w="110"/>
-              <w:bottom w:type="dxa" w:w="70"/>
-              <w:right w:type="dxa" w:w="110"/>
-            </w:tcMar>
-            <w:vAlign w:val="top"/>
-          </w:tcPr>
-          <w:p>
-            <w:pPr>
-              <w:bidi/>
-              <w:spacing w:after="0" w:before="0" w:line="250"/>
-            </w:pPr>
-            <w:r>
-              <w:rPr>
-                <w:rFonts w:ascii="Arial" w:cs="Arial" w:eastAsia="Arial" w:hAnsi="Arial"/>
-                <w:b w:val="false"/>
-                <w:bCs w:val="false"/>
-                <w:color w:val="1E1E1E"/>
-                <w:sz w:val="17"/>
-                <w:szCs w:val="17"/>
+              <w:top w:type="dxa" w:w="52"/>
+              <w:left w:type="dxa" w:w="100"/>
+              <w:bottom w:type="dxa" w:w="52"/>
+              <w:right w:type="dxa" w:w="100"/>
+            </w:tcMar>
+            <w:vAlign w:val="top"/>
+          </w:tcPr>
+          <w:p>
+            <w:pPr>
+              <w:bidi/>
+              <w:spacing w:after="0" w:before="0" w:line="232"/>
+            </w:pPr>
+            <w:r>
+              <w:rPr>
+                <w:rFonts w:ascii="Arial" w:cs="Arial" w:eastAsia="Arial" w:hAnsi="Arial"/>
+                <w:b w:val="false"/>
+                <w:bCs w:val="false"/>
+                <w:color w:val="1E1E1E"/>
+                <w:sz w:val="16"/>
+                <w:szCs w:val="16"/>
                 <w:rtl/>
               </w:rPr>
               <w:t xml:space="preserve">לוגו, תמונות למערכת ולשיווק, סרטון קצר, ומצגת שמסבירה את הפרויקט.</w:t>
@@ -3235,26 +3757,26 @@
             <w:tcW w:type="dxa" w:w="2340"/>
             <w:shd w:fill="F6F5F3" w:color="auto" w:val="clear"/>
             <w:tcMar>
-              <w:top w:type="dxa" w:w="70"/>
-              <w:left w:type="dxa" w:w="110"/>
-              <w:bottom w:type="dxa" w:w="70"/>
-              <w:right w:type="dxa" w:w="110"/>
-            </w:tcMar>
-            <w:vAlign w:val="top"/>
-          </w:tcPr>
-          <w:p>
-            <w:pPr>
-              <w:bidi/>
-              <w:spacing w:after="0" w:before="0" w:line="250"/>
-            </w:pPr>
-            <w:r>
-              <w:rPr>
-                <w:rFonts w:ascii="Arial" w:cs="Arial" w:eastAsia="Arial" w:hAnsi="Arial"/>
-                <w:b w:val="false"/>
-                <w:bCs w:val="false"/>
-                <w:color w:val="1E1E1E"/>
-                <w:sz w:val="17"/>
-                <w:szCs w:val="17"/>
+              <w:top w:type="dxa" w:w="52"/>
+              <w:left w:type="dxa" w:w="100"/>
+              <w:bottom w:type="dxa" w:w="52"/>
+              <w:right w:type="dxa" w:w="100"/>
+            </w:tcMar>
+            <w:vAlign w:val="top"/>
+          </w:tcPr>
+          <w:p>
+            <w:pPr>
+              <w:bidi/>
+              <w:spacing w:after="0" w:before="0" w:line="232"/>
+            </w:pPr>
+            <w:r>
+              <w:rPr>
+                <w:rFonts w:ascii="Arial" w:cs="Arial" w:eastAsia="Arial" w:hAnsi="Arial"/>
+                <w:b w:val="false"/>
+                <w:bCs w:val="false"/>
+                <w:color w:val="1E1E1E"/>
+                <w:sz w:val="16"/>
+                <w:szCs w:val="16"/>
                 <w:rtl/>
               </w:rPr>
               <w:t xml:space="preserve">תיקיית תוכן, ומצגת קצרה שמסבירה את הפרויקט.</w:t>
@@ -3267,26 +3789,26 @@
           <w:tcPr>
             <w:tcW w:type="dxa" w:w="1750"/>
             <w:tcMar>
-              <w:top w:type="dxa" w:w="70"/>
-              <w:left w:type="dxa" w:w="110"/>
-              <w:bottom w:type="dxa" w:w="70"/>
-              <w:right w:type="dxa" w:w="110"/>
-            </w:tcMar>
-            <w:vAlign w:val="top"/>
-          </w:tcPr>
-          <w:p>
-            <w:pPr>
-              <w:bidi/>
-              <w:spacing w:after="30" w:before="0" w:line="250"/>
-            </w:pPr>
-            <w:r>
-              <w:rPr>
-                <w:rFonts w:ascii="Arial" w:cs="Arial" w:eastAsia="Arial" w:hAnsi="Arial"/>
-                <w:b/>
-                <w:bCs/>
-                <w:color w:val="1E1E1E"/>
-                <w:sz w:val="17"/>
-                <w:szCs w:val="17"/>
+              <w:top w:type="dxa" w:w="52"/>
+              <w:left w:type="dxa" w:w="100"/>
+              <w:bottom w:type="dxa" w:w="52"/>
+              <w:right w:type="dxa" w:w="100"/>
+            </w:tcMar>
+            <w:vAlign w:val="top"/>
+          </w:tcPr>
+          <w:p>
+            <w:pPr>
+              <w:bidi/>
+              <w:spacing w:after="26" w:before="0" w:line="232"/>
+            </w:pPr>
+            <w:r>
+              <w:rPr>
+                <w:rFonts w:ascii="Arial" w:cs="Arial" w:eastAsia="Arial" w:hAnsi="Arial"/>
+                <w:b/>
+                <w:bCs/>
+                <w:color w:val="1E1E1E"/>
+                <w:sz w:val="16"/>
+                <w:szCs w:val="16"/>
                 <w:rtl/>
               </w:rPr>
               <w:t xml:space="preserve">3. אפיון ובנייה</w:t>
@@ -3295,7 +3817,7 @@
           <w:p>
             <w:pPr>
               <w:bidi/>
-              <w:spacing w:after="0" w:before="0" w:line="250"/>
+              <w:spacing w:after="0" w:before="0" w:line="232"/>
             </w:pPr>
             <w:r>
               <w:rPr>
@@ -3303,8 +3825,8 @@
                 <w:b w:val="false"/>
                 <w:bCs w:val="false"/>
                 <w:color w:val="555555"/>
-                <w:sz w:val="17"/>
-                <w:szCs w:val="17"/>
+                <w:sz w:val="16"/>
+                <w:szCs w:val="16"/>
                 <w:rtl/>
               </w:rPr>
               <w:t xml:space="preserve">7-13 / 5-9</w:t>
@@ -3315,26 +3837,26 @@
           <w:tcPr>
             <w:tcW w:type="dxa" w:w="2750"/>
             <w:tcMar>
-              <w:top w:type="dxa" w:w="70"/>
-              <w:left w:type="dxa" w:w="110"/>
-              <w:bottom w:type="dxa" w:w="70"/>
-              <w:right w:type="dxa" w:w="110"/>
-            </w:tcMar>
-            <w:vAlign w:val="top"/>
-          </w:tcPr>
-          <w:p>
-            <w:pPr>
-              <w:bidi/>
-              <w:spacing w:after="0" w:before="0" w:line="250"/>
-            </w:pPr>
-            <w:r>
-              <w:rPr>
-                <w:rFonts w:ascii="Arial" w:cs="Arial" w:eastAsia="Arial" w:hAnsi="Arial"/>
-                <w:b w:val="false"/>
-                <w:bCs w:val="false"/>
-                <w:color w:val="1E1E1E"/>
-                <w:sz w:val="17"/>
-                <w:szCs w:val="17"/>
+              <w:top w:type="dxa" w:w="52"/>
+              <w:left w:type="dxa" w:w="100"/>
+              <w:bottom w:type="dxa" w:w="52"/>
+              <w:right w:type="dxa" w:w="100"/>
+            </w:tcMar>
+            <w:vAlign w:val="top"/>
+          </w:tcPr>
+          <w:p>
+            <w:pPr>
+              <w:bidi/>
+              <w:spacing w:after="0" w:before="0" w:line="232"/>
+            </w:pPr>
+            <w:r>
+              <w:rPr>
+                <w:rFonts w:ascii="Arial" w:cs="Arial" w:eastAsia="Arial" w:hAnsi="Arial"/>
+                <w:b w:val="false"/>
+                <w:bCs w:val="false"/>
+                <w:color w:val="1E1E1E"/>
+                <w:sz w:val="16"/>
+                <w:szCs w:val="16"/>
                 <w:rtl/>
               </w:rPr>
               <w:t xml:space="preserve">קודם מחליטים מה המערכת עושה ומה לא ומשרטטים את מסלול המשתמש, אחר כך מעצבים, ואז בונים בשפה חופשית ומעלים לאוויר.</w:t>
@@ -3345,26 +3867,26 @@
           <w:tcPr>
             <w:tcW w:type="dxa" w:w="2900"/>
             <w:tcMar>
-              <w:top w:type="dxa" w:w="70"/>
-              <w:left w:type="dxa" w:w="110"/>
-              <w:bottom w:type="dxa" w:w="70"/>
-              <w:right w:type="dxa" w:w="110"/>
-            </w:tcMar>
-            <w:vAlign w:val="top"/>
-          </w:tcPr>
-          <w:p>
-            <w:pPr>
-              <w:bidi/>
-              <w:spacing w:after="0" w:before="0" w:line="250"/>
-            </w:pPr>
-            <w:r>
-              <w:rPr>
-                <w:rFonts w:ascii="Arial" w:cs="Arial" w:eastAsia="Arial" w:hAnsi="Arial"/>
-                <w:b w:val="false"/>
-                <w:bCs w:val="false"/>
-                <w:color w:val="1E1E1E"/>
-                <w:sz w:val="17"/>
-                <w:szCs w:val="17"/>
+              <w:top w:type="dxa" w:w="52"/>
+              <w:left w:type="dxa" w:w="100"/>
+              <w:bottom w:type="dxa" w:w="52"/>
+              <w:right w:type="dxa" w:w="100"/>
+            </w:tcMar>
+            <w:vAlign w:val="top"/>
+          </w:tcPr>
+          <w:p>
+            <w:pPr>
+              <w:bidi/>
+              <w:spacing w:after="0" w:before="0" w:line="232"/>
+            </w:pPr>
+            <w:r>
+              <w:rPr>
+                <w:rFonts w:ascii="Arial" w:cs="Arial" w:eastAsia="Arial" w:hAnsi="Arial"/>
+                <w:b w:val="false"/>
+                <w:bCs w:val="false"/>
+                <w:color w:val="1E1E1E"/>
+                <w:sz w:val="16"/>
+                <w:szCs w:val="16"/>
                 <w:rtl/>
               </w:rPr>
               <w:t xml:space="preserve">מגדירים את המינימום ההכרחי, משרטטים מסכים, קובעים צבעים, בונים את האפליקציה, ומעלים לכתובת ציבורית.</w:t>
@@ -3375,26 +3897,26 @@
           <w:tcPr>
             <w:tcW w:type="dxa" w:w="2340"/>
             <w:tcMar>
-              <w:top w:type="dxa" w:w="70"/>
-              <w:left w:type="dxa" w:w="110"/>
-              <w:bottom w:type="dxa" w:w="70"/>
-              <w:right w:type="dxa" w:w="110"/>
-            </w:tcMar>
-            <w:vAlign w:val="top"/>
-          </w:tcPr>
-          <w:p>
-            <w:pPr>
-              <w:bidi/>
-              <w:spacing w:after="0" w:before="0" w:line="250"/>
-            </w:pPr>
-            <w:r>
-              <w:rPr>
-                <w:rFonts w:ascii="Arial" w:cs="Arial" w:eastAsia="Arial" w:hAnsi="Arial"/>
-                <w:b w:val="false"/>
-                <w:bCs w:val="false"/>
-                <w:color w:val="1E1E1E"/>
-                <w:sz w:val="17"/>
-                <w:szCs w:val="17"/>
+              <w:top w:type="dxa" w:w="52"/>
+              <w:left w:type="dxa" w:w="100"/>
+              <w:bottom w:type="dxa" w:w="52"/>
+              <w:right w:type="dxa" w:w="100"/>
+            </w:tcMar>
+            <w:vAlign w:val="top"/>
+          </w:tcPr>
+          <w:p>
+            <w:pPr>
+              <w:bidi/>
+              <w:spacing w:after="0" w:before="0" w:line="232"/>
+            </w:pPr>
+            <w:r>
+              <w:rPr>
+                <w:rFonts w:ascii="Arial" w:cs="Arial" w:eastAsia="Arial" w:hAnsi="Arial"/>
+                <w:b w:val="false"/>
+                <w:bCs w:val="false"/>
+                <w:color w:val="1E1E1E"/>
+                <w:sz w:val="16"/>
+                <w:szCs w:val="16"/>
                 <w:rtl/>
               </w:rPr>
               <w:t xml:space="preserve">אפליקציה חיה באוויר, בכתובת שאפשר לשלוח למישהו.</w:t>
@@ -3408,26 +3930,26 @@
             <w:tcW w:type="dxa" w:w="1750"/>
             <w:shd w:fill="F6F5F3" w:color="auto" w:val="clear"/>
             <w:tcMar>
-              <w:top w:type="dxa" w:w="70"/>
-              <w:left w:type="dxa" w:w="110"/>
-              <w:bottom w:type="dxa" w:w="70"/>
-              <w:right w:type="dxa" w:w="110"/>
-            </w:tcMar>
-            <w:vAlign w:val="top"/>
-          </w:tcPr>
-          <w:p>
-            <w:pPr>
-              <w:bidi/>
-              <w:spacing w:after="30" w:before="0" w:line="250"/>
-            </w:pPr>
-            <w:r>
-              <w:rPr>
-                <w:rFonts w:ascii="Arial" w:cs="Arial" w:eastAsia="Arial" w:hAnsi="Arial"/>
-                <w:b/>
-                <w:bCs/>
-                <w:color w:val="1E1E1E"/>
-                <w:sz w:val="17"/>
-                <w:szCs w:val="17"/>
+              <w:top w:type="dxa" w:w="52"/>
+              <w:left w:type="dxa" w:w="100"/>
+              <w:bottom w:type="dxa" w:w="52"/>
+              <w:right w:type="dxa" w:w="100"/>
+            </w:tcMar>
+            <w:vAlign w:val="top"/>
+          </w:tcPr>
+          <w:p>
+            <w:pPr>
+              <w:bidi/>
+              <w:spacing w:after="26" w:before="0" w:line="232"/>
+            </w:pPr>
+            <w:r>
+              <w:rPr>
+                <w:rFonts w:ascii="Arial" w:cs="Arial" w:eastAsia="Arial" w:hAnsi="Arial"/>
+                <w:b/>
+                <w:bCs/>
+                <w:color w:val="1E1E1E"/>
+                <w:sz w:val="16"/>
+                <w:szCs w:val="16"/>
                 <w:rtl/>
               </w:rPr>
               <w:t xml:space="preserve">4. ביקורת</w:t>
@@ -3436,7 +3958,7 @@
           <w:p>
             <w:pPr>
               <w:bidi/>
-              <w:spacing w:after="0" w:before="0" w:line="250"/>
+              <w:spacing w:after="0" w:before="0" w:line="232"/>
             </w:pPr>
             <w:r>
               <w:rPr>
@@ -3444,8 +3966,8 @@
                 <w:b w:val="false"/>
                 <w:bCs w:val="false"/>
                 <w:color w:val="555555"/>
-                <w:sz w:val="17"/>
-                <w:szCs w:val="17"/>
+                <w:sz w:val="16"/>
+                <w:szCs w:val="16"/>
                 <w:rtl/>
               </w:rPr>
               <w:t xml:space="preserve">14-16 / 10-11</w:t>
@@ -3457,26 +3979,26 @@
             <w:tcW w:type="dxa" w:w="2750"/>
             <w:shd w:fill="F6F5F3" w:color="auto" w:val="clear"/>
             <w:tcMar>
-              <w:top w:type="dxa" w:w="70"/>
-              <w:left w:type="dxa" w:w="110"/>
-              <w:bottom w:type="dxa" w:w="70"/>
-              <w:right w:type="dxa" w:w="110"/>
-            </w:tcMar>
-            <w:vAlign w:val="top"/>
-          </w:tcPr>
-          <w:p>
-            <w:pPr>
-              <w:bidi/>
-              <w:spacing w:after="0" w:before="0" w:line="250"/>
-            </w:pPr>
-            <w:r>
-              <w:rPr>
-                <w:rFonts w:ascii="Arial" w:cs="Arial" w:eastAsia="Arial" w:hAnsi="Arial"/>
-                <w:b w:val="false"/>
-                <w:bCs w:val="false"/>
-                <w:color w:val="1E1E1E"/>
-                <w:sz w:val="17"/>
-                <w:szCs w:val="17"/>
+              <w:top w:type="dxa" w:w="52"/>
+              <w:left w:type="dxa" w:w="100"/>
+              <w:bottom w:type="dxa" w:w="52"/>
+              <w:right w:type="dxa" w:w="100"/>
+            </w:tcMar>
+            <w:vAlign w:val="top"/>
+          </w:tcPr>
+          <w:p>
+            <w:pPr>
+              <w:bidi/>
+              <w:spacing w:after="0" w:before="0" w:line="232"/>
+            </w:pPr>
+            <w:r>
+              <w:rPr>
+                <w:rFonts w:ascii="Arial" w:cs="Arial" w:eastAsia="Arial" w:hAnsi="Arial"/>
+                <w:b w:val="false"/>
+                <w:bCs w:val="false"/>
+                <w:color w:val="1E1E1E"/>
+                <w:sz w:val="16"/>
+                <w:szCs w:val="16"/>
                 <w:rtl/>
               </w:rPr>
               <w:t xml:space="preserve">עצירה לבדיקה: נגישות, אתיקה ואבטחה. לא מוסיפים כלום חדש, רק בודקים ומתקנים.</w:t>
@@ -3488,26 +4010,26 @@
             <w:tcW w:type="dxa" w:w="2900"/>
             <w:shd w:fill="F6F5F3" w:color="auto" w:val="clear"/>
             <w:tcMar>
-              <w:top w:type="dxa" w:w="70"/>
-              <w:left w:type="dxa" w:w="110"/>
-              <w:bottom w:type="dxa" w:w="70"/>
-              <w:right w:type="dxa" w:w="110"/>
-            </w:tcMar>
-            <w:vAlign w:val="top"/>
-          </w:tcPr>
-          <w:p>
-            <w:pPr>
-              <w:bidi/>
-              <w:spacing w:after="0" w:before="0" w:line="250"/>
-            </w:pPr>
-            <w:r>
-              <w:rPr>
-                <w:rFonts w:ascii="Arial" w:cs="Arial" w:eastAsia="Arial" w:hAnsi="Arial"/>
-                <w:b w:val="false"/>
-                <w:bCs w:val="false"/>
-                <w:color w:val="1E1E1E"/>
-                <w:sz w:val="17"/>
-                <w:szCs w:val="17"/>
+              <w:top w:type="dxa" w:w="52"/>
+              <w:left w:type="dxa" w:w="100"/>
+              <w:bottom w:type="dxa" w:w="52"/>
+              <w:right w:type="dxa" w:w="100"/>
+            </w:tcMar>
+            <w:vAlign w:val="top"/>
+          </w:tcPr>
+          <w:p>
+            <w:pPr>
+              <w:bidi/>
+              <w:spacing w:after="0" w:before="0" w:line="232"/>
+            </w:pPr>
+            <w:r>
+              <w:rPr>
+                <w:rFonts w:ascii="Arial" w:cs="Arial" w:eastAsia="Arial" w:hAnsi="Arial"/>
+                <w:b w:val="false"/>
+                <w:bCs w:val="false"/>
+                <w:color w:val="1E1E1E"/>
+                <w:sz w:val="16"/>
+                <w:szCs w:val="16"/>
                 <w:rtl/>
               </w:rPr>
               <w:t xml:space="preserve">מריצים בדיקה על האתר החי, מתקנים לפחות ממצא אחד, ומוודאים שכל פרט שנאסף באמת נחוץ.</w:t>
@@ -3519,26 +4041,26 @@
             <w:tcW w:type="dxa" w:w="2340"/>
             <w:shd w:fill="F6F5F3" w:color="auto" w:val="clear"/>
             <w:tcMar>
-              <w:top w:type="dxa" w:w="70"/>
-              <w:left w:type="dxa" w:w="110"/>
-              <w:bottom w:type="dxa" w:w="70"/>
-              <w:right w:type="dxa" w:w="110"/>
-            </w:tcMar>
-            <w:vAlign w:val="top"/>
-          </w:tcPr>
-          <w:p>
-            <w:pPr>
-              <w:bidi/>
-              <w:spacing w:after="0" w:before="0" w:line="250"/>
-            </w:pPr>
-            <w:r>
-              <w:rPr>
-                <w:rFonts w:ascii="Arial" w:cs="Arial" w:eastAsia="Arial" w:hAnsi="Arial"/>
-                <w:b w:val="false"/>
-                <w:bCs w:val="false"/>
-                <w:color w:val="1E1E1E"/>
-                <w:sz w:val="17"/>
-                <w:szCs w:val="17"/>
+              <w:top w:type="dxa" w:w="52"/>
+              <w:left w:type="dxa" w:w="100"/>
+              <w:bottom w:type="dxa" w:w="52"/>
+              <w:right w:type="dxa" w:w="100"/>
+            </w:tcMar>
+            <w:vAlign w:val="top"/>
+          </w:tcPr>
+          <w:p>
+            <w:pPr>
+              <w:bidi/>
+              <w:spacing w:after="0" w:before="0" w:line="232"/>
+            </w:pPr>
+            <w:r>
+              <w:rPr>
+                <w:rFonts w:ascii="Arial" w:cs="Arial" w:eastAsia="Arial" w:hAnsi="Arial"/>
+                <w:b w:val="false"/>
+                <w:bCs w:val="false"/>
+                <w:color w:val="1E1E1E"/>
+                <w:sz w:val="16"/>
+                <w:szCs w:val="16"/>
                 <w:rtl/>
               </w:rPr>
               <w:t xml:space="preserve">אותה מערכת אחרי בדיקה, עם רשימת ממצאים ותיקון שבוצע בפועל.</w:t>
@@ -3551,26 +4073,26 @@
           <w:tcPr>
             <w:tcW w:type="dxa" w:w="1750"/>
             <w:tcMar>
-              <w:top w:type="dxa" w:w="70"/>
-              <w:left w:type="dxa" w:w="110"/>
-              <w:bottom w:type="dxa" w:w="70"/>
-              <w:right w:type="dxa" w:w="110"/>
-            </w:tcMar>
-            <w:vAlign w:val="top"/>
-          </w:tcPr>
-          <w:p>
-            <w:pPr>
-              <w:bidi/>
-              <w:spacing w:after="30" w:before="0" w:line="250"/>
-            </w:pPr>
-            <w:r>
-              <w:rPr>
-                <w:rFonts w:ascii="Arial" w:cs="Arial" w:eastAsia="Arial" w:hAnsi="Arial"/>
-                <w:b/>
-                <w:bCs/>
-                <w:color w:val="1E1E1E"/>
-                <w:sz w:val="17"/>
-                <w:szCs w:val="17"/>
+              <w:top w:type="dxa" w:w="52"/>
+              <w:left w:type="dxa" w:w="100"/>
+              <w:bottom w:type="dxa" w:w="52"/>
+              <w:right w:type="dxa" w:w="100"/>
+            </w:tcMar>
+            <w:vAlign w:val="top"/>
+          </w:tcPr>
+          <w:p>
+            <w:pPr>
+              <w:bidi/>
+              <w:spacing w:after="26" w:before="0" w:line="232"/>
+            </w:pPr>
+            <w:r>
+              <w:rPr>
+                <w:rFonts w:ascii="Arial" w:cs="Arial" w:eastAsia="Arial" w:hAnsi="Arial"/>
+                <w:b/>
+                <w:bCs/>
+                <w:color w:val="1E1E1E"/>
+                <w:sz w:val="16"/>
+                <w:szCs w:val="16"/>
                 <w:rtl/>
               </w:rPr>
               <w:t xml:space="preserve">5. שכבת AI</w:t>
@@ -3579,7 +4101,7 @@
           <w:p>
             <w:pPr>
               <w:bidi/>
-              <w:spacing w:after="0" w:before="0" w:line="250"/>
+              <w:spacing w:after="0" w:before="0" w:line="232"/>
             </w:pPr>
             <w:r>
               <w:rPr>
@@ -3587,8 +4109,8 @@
                 <w:b w:val="false"/>
                 <w:bCs w:val="false"/>
                 <w:color w:val="555555"/>
-                <w:sz w:val="17"/>
-                <w:szCs w:val="17"/>
+                <w:sz w:val="16"/>
+                <w:szCs w:val="16"/>
                 <w:rtl/>
               </w:rPr>
               <w:t xml:space="preserve">17-21 / 12-14</w:t>
@@ -3599,26 +4121,26 @@
           <w:tcPr>
             <w:tcW w:type="dxa" w:w="2750"/>
             <w:tcMar>
-              <w:top w:type="dxa" w:w="70"/>
-              <w:left w:type="dxa" w:w="110"/>
-              <w:bottom w:type="dxa" w:w="70"/>
-              <w:right w:type="dxa" w:w="110"/>
-            </w:tcMar>
-            <w:vAlign w:val="top"/>
-          </w:tcPr>
-          <w:p>
-            <w:pPr>
-              <w:bidi/>
-              <w:spacing w:after="0" w:before="0" w:line="250"/>
-            </w:pPr>
-            <w:r>
-              <w:rPr>
-                <w:rFonts w:ascii="Arial" w:cs="Arial" w:eastAsia="Arial" w:hAnsi="Arial"/>
-                <w:b w:val="false"/>
-                <w:bCs w:val="false"/>
-                <w:color w:val="1E1E1E"/>
-                <w:sz w:val="17"/>
-                <w:szCs w:val="17"/>
+              <w:top w:type="dxa" w:w="52"/>
+              <w:left w:type="dxa" w:w="100"/>
+              <w:bottom w:type="dxa" w:w="52"/>
+              <w:right w:type="dxa" w:w="100"/>
+            </w:tcMar>
+            <w:vAlign w:val="top"/>
+          </w:tcPr>
+          <w:p>
+            <w:pPr>
+              <w:bidi/>
+              <w:spacing w:after="0" w:before="0" w:line="232"/>
+            </w:pPr>
+            <w:r>
+              <w:rPr>
+                <w:rFonts w:ascii="Arial" w:cs="Arial" w:eastAsia="Arial" w:hAnsi="Arial"/>
+                <w:b w:val="false"/>
+                <w:bCs w:val="false"/>
+                <w:color w:val="1E1E1E"/>
+                <w:sz w:val="16"/>
+                <w:szCs w:val="16"/>
                 <w:rtl/>
               </w:rPr>
               <w:t xml:space="preserve">בונים למערכת זיכרון, מחברים אותה למייל וליומן, ומוסיפים סוכן וצ׳אטבוט שמבצעים פעולה אמיתית.</w:t>
@@ -3629,26 +4151,26 @@
           <w:tcPr>
             <w:tcW w:type="dxa" w:w="2900"/>
             <w:tcMar>
-              <w:top w:type="dxa" w:w="70"/>
-              <w:left w:type="dxa" w:w="110"/>
-              <w:bottom w:type="dxa" w:w="70"/>
-              <w:right w:type="dxa" w:w="110"/>
-            </w:tcMar>
-            <w:vAlign w:val="top"/>
-          </w:tcPr>
-          <w:p>
-            <w:pPr>
-              <w:bidi/>
-              <w:spacing w:after="0" w:before="0" w:line="250"/>
-            </w:pPr>
-            <w:r>
-              <w:rPr>
-                <w:rFonts w:ascii="Arial" w:cs="Arial" w:eastAsia="Arial" w:hAnsi="Arial"/>
-                <w:b w:val="false"/>
-                <w:bCs w:val="false"/>
-                <w:color w:val="1E1E1E"/>
-                <w:sz w:val="17"/>
-                <w:szCs w:val="17"/>
+              <w:top w:type="dxa" w:w="52"/>
+              <w:left w:type="dxa" w:w="100"/>
+              <w:bottom w:type="dxa" w:w="52"/>
+              <w:right w:type="dxa" w:w="100"/>
+            </w:tcMar>
+            <w:vAlign w:val="top"/>
+          </w:tcPr>
+          <w:p>
+            <w:pPr>
+              <w:bidi/>
+              <w:spacing w:after="0" w:before="0" w:line="232"/>
+            </w:pPr>
+            <w:r>
+              <w:rPr>
+                <w:rFonts w:ascii="Arial" w:cs="Arial" w:eastAsia="Arial" w:hAnsi="Arial"/>
+                <w:b w:val="false"/>
+                <w:bCs w:val="false"/>
+                <w:color w:val="1E1E1E"/>
+                <w:sz w:val="16"/>
+                <w:szCs w:val="16"/>
                 <w:rtl/>
               </w:rPr>
               <w:t xml:space="preserve">טבלאות למידע שהמערכת צריכה לזכור, סוכן שמבצע פעולה על המערכת, וצ׳אטבוט באתר.</w:t>
@@ -3659,26 +4181,26 @@
           <w:tcPr>
             <w:tcW w:type="dxa" w:w="2340"/>
             <w:tcMar>
-              <w:top w:type="dxa" w:w="70"/>
-              <w:left w:type="dxa" w:w="110"/>
-              <w:bottom w:type="dxa" w:w="70"/>
-              <w:right w:type="dxa" w:w="110"/>
-            </w:tcMar>
-            <w:vAlign w:val="top"/>
-          </w:tcPr>
-          <w:p>
-            <w:pPr>
-              <w:bidi/>
-              <w:spacing w:after="0" w:before="0" w:line="250"/>
-            </w:pPr>
-            <w:r>
-              <w:rPr>
-                <w:rFonts w:ascii="Arial" w:cs="Arial" w:eastAsia="Arial" w:hAnsi="Arial"/>
-                <w:b w:val="false"/>
-                <w:bCs w:val="false"/>
-                <w:color w:val="1E1E1E"/>
-                <w:sz w:val="17"/>
-                <w:szCs w:val="17"/>
+              <w:top w:type="dxa" w:w="52"/>
+              <w:left w:type="dxa" w:w="100"/>
+              <w:bottom w:type="dxa" w:w="52"/>
+              <w:right w:type="dxa" w:w="100"/>
+            </w:tcMar>
+            <w:vAlign w:val="top"/>
+          </w:tcPr>
+          <w:p>
+            <w:pPr>
+              <w:bidi/>
+              <w:spacing w:after="0" w:before="0" w:line="232"/>
+            </w:pPr>
+            <w:r>
+              <w:rPr>
+                <w:rFonts w:ascii="Arial" w:cs="Arial" w:eastAsia="Arial" w:hAnsi="Arial"/>
+                <w:b w:val="false"/>
+                <w:bCs w:val="false"/>
+                <w:color w:val="1E1E1E"/>
+                <w:sz w:val="16"/>
+                <w:szCs w:val="16"/>
                 <w:rtl/>
               </w:rPr>
               <w:t xml:space="preserve">המערכת עושה משהו חכם לבד.</w:t>
@@ -3692,26 +4214,26 @@
             <w:tcW w:type="dxa" w:w="1750"/>
             <w:shd w:fill="F6F5F3" w:color="auto" w:val="clear"/>
             <w:tcMar>
-              <w:top w:type="dxa" w:w="70"/>
-              <w:left w:type="dxa" w:w="110"/>
-              <w:bottom w:type="dxa" w:w="70"/>
-              <w:right w:type="dxa" w:w="110"/>
-            </w:tcMar>
-            <w:vAlign w:val="top"/>
-          </w:tcPr>
-          <w:p>
-            <w:pPr>
-              <w:bidi/>
-              <w:spacing w:after="30" w:before="0" w:line="250"/>
-            </w:pPr>
-            <w:r>
-              <w:rPr>
-                <w:rFonts w:ascii="Arial" w:cs="Arial" w:eastAsia="Arial" w:hAnsi="Arial"/>
-                <w:b/>
-                <w:bCs/>
-                <w:color w:val="1E1E1E"/>
-                <w:sz w:val="17"/>
-                <w:szCs w:val="17"/>
+              <w:top w:type="dxa" w:w="52"/>
+              <w:left w:type="dxa" w:w="100"/>
+              <w:bottom w:type="dxa" w:w="52"/>
+              <w:right w:type="dxa" w:w="100"/>
+            </w:tcMar>
+            <w:vAlign w:val="top"/>
+          </w:tcPr>
+          <w:p>
+            <w:pPr>
+              <w:bidi/>
+              <w:spacing w:after="26" w:before="0" w:line="232"/>
+            </w:pPr>
+            <w:r>
+              <w:rPr>
+                <w:rFonts w:ascii="Arial" w:cs="Arial" w:eastAsia="Arial" w:hAnsi="Arial"/>
+                <w:b/>
+                <w:bCs/>
+                <w:color w:val="1E1E1E"/>
+                <w:sz w:val="16"/>
+                <w:szCs w:val="16"/>
                 <w:rtl/>
               </w:rPr>
               <w:t xml:space="preserve">6. אוטומציות</w:t>
@@ -3720,7 +4242,7 @@
           <w:p>
             <w:pPr>
               <w:bidi/>
-              <w:spacing w:after="0" w:before="0" w:line="250"/>
+              <w:spacing w:after="0" w:before="0" w:line="232"/>
             </w:pPr>
             <w:r>
               <w:rPr>
@@ -3728,8 +4250,8 @@
                 <w:b w:val="false"/>
                 <w:bCs w:val="false"/>
                 <w:color w:val="555555"/>
-                <w:sz w:val="17"/>
-                <w:szCs w:val="17"/>
+                <w:sz w:val="16"/>
+                <w:szCs w:val="16"/>
                 <w:rtl/>
               </w:rPr>
               <w:t xml:space="preserve">22-28 / 15-19</w:t>
@@ -3741,26 +4263,26 @@
             <w:tcW w:type="dxa" w:w="2750"/>
             <w:shd w:fill="F6F5F3" w:color="auto" w:val="clear"/>
             <w:tcMar>
-              <w:top w:type="dxa" w:w="70"/>
-              <w:left w:type="dxa" w:w="110"/>
-              <w:bottom w:type="dxa" w:w="70"/>
-              <w:right w:type="dxa" w:w="110"/>
-            </w:tcMar>
-            <w:vAlign w:val="top"/>
-          </w:tcPr>
-          <w:p>
-            <w:pPr>
-              <w:bidi/>
-              <w:spacing w:after="0" w:before="0" w:line="250"/>
-            </w:pPr>
-            <w:r>
-              <w:rPr>
-                <w:rFonts w:ascii="Arial" w:cs="Arial" w:eastAsia="Arial" w:hAnsi="Arial"/>
-                <w:b w:val="false"/>
-                <w:bCs w:val="false"/>
-                <w:color w:val="1E1E1E"/>
-                <w:sz w:val="17"/>
-                <w:szCs w:val="17"/>
+              <w:top w:type="dxa" w:w="52"/>
+              <w:left w:type="dxa" w:w="100"/>
+              <w:bottom w:type="dxa" w:w="52"/>
+              <w:right w:type="dxa" w:w="100"/>
+            </w:tcMar>
+            <w:vAlign w:val="top"/>
+          </w:tcPr>
+          <w:p>
+            <w:pPr>
+              <w:bidi/>
+              <w:spacing w:after="0" w:before="0" w:line="232"/>
+            </w:pPr>
+            <w:r>
+              <w:rPr>
+                <w:rFonts w:ascii="Arial" w:cs="Arial" w:eastAsia="Arial" w:hAnsi="Arial"/>
+                <w:b w:val="false"/>
+                <w:bCs w:val="false"/>
+                <w:color w:val="1E1E1E"/>
+                <w:sz w:val="16"/>
+                <w:szCs w:val="16"/>
                 <w:rtl/>
               </w:rPr>
               <w:t xml:space="preserve">מזהים מה נעשה ידנית וחוזר על עצמו, ובונים שרשרת שרצה לבד: משהו קורה, והמערכת ממשיכה מעצמה.</w:t>
@@ -3772,26 +4294,26 @@
             <w:tcW w:type="dxa" w:w="2900"/>
             <w:shd w:fill="F6F5F3" w:color="auto" w:val="clear"/>
             <w:tcMar>
-              <w:top w:type="dxa" w:w="70"/>
-              <w:left w:type="dxa" w:w="110"/>
-              <w:bottom w:type="dxa" w:w="70"/>
-              <w:right w:type="dxa" w:w="110"/>
-            </w:tcMar>
-            <w:vAlign w:val="top"/>
-          </w:tcPr>
-          <w:p>
-            <w:pPr>
-              <w:bidi/>
-              <w:spacing w:after="0" w:before="0" w:line="250"/>
-            </w:pPr>
-            <w:r>
-              <w:rPr>
-                <w:rFonts w:ascii="Arial" w:cs="Arial" w:eastAsia="Arial" w:hAnsi="Arial"/>
-                <w:b w:val="false"/>
-                <w:bCs w:val="false"/>
-                <w:color w:val="1E1E1E"/>
-                <w:sz w:val="17"/>
-                <w:szCs w:val="17"/>
+              <w:top w:type="dxa" w:w="52"/>
+              <w:left w:type="dxa" w:w="100"/>
+              <w:bottom w:type="dxa" w:w="52"/>
+              <w:right w:type="dxa" w:w="100"/>
+            </w:tcMar>
+            <w:vAlign w:val="top"/>
+          </w:tcPr>
+          <w:p>
+            <w:pPr>
+              <w:bidi/>
+              <w:spacing w:after="0" w:before="0" w:line="232"/>
+            </w:pPr>
+            <w:r>
+              <w:rPr>
+                <w:rFonts w:ascii="Arial" w:cs="Arial" w:eastAsia="Arial" w:hAnsi="Arial"/>
+                <w:b w:val="false"/>
+                <w:bCs w:val="false"/>
+                <w:color w:val="1E1E1E"/>
+                <w:sz w:val="16"/>
+                <w:szCs w:val="16"/>
                 <w:rtl/>
               </w:rPr>
               <w:t xml:space="preserve">ממפים את התהליך על עמוד אחד, ובונים שני תרחישי אוטומציה פעילים שאחד מהם מופעל מטריגר אמיתי.</w:t>
@@ -3803,26 +4325,26 @@
             <w:tcW w:type="dxa" w:w="2340"/>
             <w:shd w:fill="F6F5F3" w:color="auto" w:val="clear"/>
             <w:tcMar>
-              <w:top w:type="dxa" w:w="70"/>
-              <w:left w:type="dxa" w:w="110"/>
-              <w:bottom w:type="dxa" w:w="70"/>
-              <w:right w:type="dxa" w:w="110"/>
-            </w:tcMar>
-            <w:vAlign w:val="top"/>
-          </w:tcPr>
-          <w:p>
-            <w:pPr>
-              <w:bidi/>
-              <w:spacing w:after="0" w:before="0" w:line="250"/>
-            </w:pPr>
-            <w:r>
-              <w:rPr>
-                <w:rFonts w:ascii="Arial" w:cs="Arial" w:eastAsia="Arial" w:hAnsi="Arial"/>
-                <w:b w:val="false"/>
-                <w:bCs w:val="false"/>
-                <w:color w:val="1E1E1E"/>
-                <w:sz w:val="17"/>
-                <w:szCs w:val="17"/>
+              <w:top w:type="dxa" w:w="52"/>
+              <w:left w:type="dxa" w:w="100"/>
+              <w:bottom w:type="dxa" w:w="52"/>
+              <w:right w:type="dxa" w:w="100"/>
+            </w:tcMar>
+            <w:vAlign w:val="top"/>
+          </w:tcPr>
+          <w:p>
+            <w:pPr>
+              <w:bidi/>
+              <w:spacing w:after="0" w:before="0" w:line="232"/>
+            </w:pPr>
+            <w:r>
+              <w:rPr>
+                <w:rFonts w:ascii="Arial" w:cs="Arial" w:eastAsia="Arial" w:hAnsi="Arial"/>
+                <w:b w:val="false"/>
+                <w:bCs w:val="false"/>
+                <w:color w:val="1E1E1E"/>
+                <w:sz w:val="16"/>
+                <w:szCs w:val="16"/>
                 <w:rtl/>
               </w:rPr>
               <w:t xml:space="preserve">לפחות אוטומציה אחת שרצה בפועל, בלי מגע יד.</w:t>
@@ -3835,26 +4357,26 @@
           <w:tcPr>
             <w:tcW w:type="dxa" w:w="1750"/>
             <w:tcMar>
-              <w:top w:type="dxa" w:w="70"/>
-              <w:left w:type="dxa" w:w="110"/>
-              <w:bottom w:type="dxa" w:w="70"/>
-              <w:right w:type="dxa" w:w="110"/>
-            </w:tcMar>
-            <w:vAlign w:val="top"/>
-          </w:tcPr>
-          <w:p>
-            <w:pPr>
-              <w:bidi/>
-              <w:spacing w:after="30" w:before="0" w:line="250"/>
-            </w:pPr>
-            <w:r>
-              <w:rPr>
-                <w:rFonts w:ascii="Arial" w:cs="Arial" w:eastAsia="Arial" w:hAnsi="Arial"/>
-                <w:b/>
-                <w:bCs/>
-                <w:color w:val="1E1E1E"/>
-                <w:sz w:val="17"/>
-                <w:szCs w:val="17"/>
+              <w:top w:type="dxa" w:w="52"/>
+              <w:left w:type="dxa" w:w="100"/>
+              <w:bottom w:type="dxa" w:w="52"/>
+              <w:right w:type="dxa" w:w="100"/>
+            </w:tcMar>
+            <w:vAlign w:val="top"/>
+          </w:tcPr>
+          <w:p>
+            <w:pPr>
+              <w:bidi/>
+              <w:spacing w:after="26" w:before="0" w:line="232"/>
+            </w:pPr>
+            <w:r>
+              <w:rPr>
+                <w:rFonts w:ascii="Arial" w:cs="Arial" w:eastAsia="Arial" w:hAnsi="Arial"/>
+                <w:b/>
+                <w:bCs/>
+                <w:color w:val="1E1E1E"/>
+                <w:sz w:val="16"/>
+                <w:szCs w:val="16"/>
                 <w:rtl/>
               </w:rPr>
               <w:t xml:space="preserve">7. הצגת גמר</w:t>
@@ -3863,7 +4385,7 @@
           <w:p>
             <w:pPr>
               <w:bidi/>
-              <w:spacing w:after="0" w:before="0" w:line="250"/>
+              <w:spacing w:after="0" w:before="0" w:line="232"/>
             </w:pPr>
             <w:r>
               <w:rPr>
@@ -3871,8 +4393,8 @@
                 <w:b w:val="false"/>
                 <w:bCs w:val="false"/>
                 <w:color w:val="555555"/>
-                <w:sz w:val="17"/>
-                <w:szCs w:val="17"/>
+                <w:sz w:val="16"/>
+                <w:szCs w:val="16"/>
                 <w:rtl/>
               </w:rPr>
               <w:t xml:space="preserve">29 / 20</w:t>
@@ -3883,26 +4405,26 @@
           <w:tcPr>
             <w:tcW w:type="dxa" w:w="2750"/>
             <w:tcMar>
-              <w:top w:type="dxa" w:w="70"/>
-              <w:left w:type="dxa" w:w="110"/>
-              <w:bottom w:type="dxa" w:w="70"/>
-              <w:right w:type="dxa" w:w="110"/>
-            </w:tcMar>
-            <w:vAlign w:val="top"/>
-          </w:tcPr>
-          <w:p>
-            <w:pPr>
-              <w:bidi/>
-              <w:spacing w:after="0" w:before="0" w:line="250"/>
-            </w:pPr>
-            <w:r>
-              <w:rPr>
-                <w:rFonts w:ascii="Arial" w:cs="Arial" w:eastAsia="Arial" w:hAnsi="Arial"/>
-                <w:b w:val="false"/>
-                <w:bCs w:val="false"/>
-                <w:color w:val="1E1E1E"/>
-                <w:sz w:val="17"/>
-                <w:szCs w:val="17"/>
+              <w:top w:type="dxa" w:w="52"/>
+              <w:left w:type="dxa" w:w="100"/>
+              <w:bottom w:type="dxa" w:w="52"/>
+              <w:right w:type="dxa" w:w="100"/>
+            </w:tcMar>
+            <w:vAlign w:val="top"/>
+          </w:tcPr>
+          <w:p>
+            <w:pPr>
+              <w:bidi/>
+              <w:spacing w:after="0" w:before="0" w:line="232"/>
+            </w:pPr>
+            <w:r>
+              <w:rPr>
+                <w:rFonts w:ascii="Arial" w:cs="Arial" w:eastAsia="Arial" w:hAnsi="Arial"/>
+                <w:b w:val="false"/>
+                <w:bCs w:val="false"/>
+                <w:color w:val="1E1E1E"/>
+                <w:sz w:val="16"/>
+                <w:szCs w:val="16"/>
                 <w:rtl/>
               </w:rPr>
               <w:t xml:space="preserve">כל אחד מציג את המערכת שלו בהדגמה חיה של כעשר דקות. מראים, לא מספרים.</w:t>
@@ -3913,26 +4435,26 @@
           <w:tcPr>
             <w:tcW w:type="dxa" w:w="2900"/>
             <w:tcMar>
-              <w:top w:type="dxa" w:w="70"/>
-              <w:left w:type="dxa" w:w="110"/>
-              <w:bottom w:type="dxa" w:w="70"/>
-              <w:right w:type="dxa" w:w="110"/>
-            </w:tcMar>
-            <w:vAlign w:val="top"/>
-          </w:tcPr>
-          <w:p>
-            <w:pPr>
-              <w:bidi/>
-              <w:spacing w:after="0" w:before="0" w:line="250"/>
-            </w:pPr>
-            <w:r>
-              <w:rPr>
-                <w:rFonts w:ascii="Arial" w:cs="Arial" w:eastAsia="Arial" w:hAnsi="Arial"/>
-                <w:b w:val="false"/>
-                <w:bCs w:val="false"/>
-                <w:color w:val="1E1E1E"/>
-                <w:sz w:val="17"/>
-                <w:szCs w:val="17"/>
+              <w:top w:type="dxa" w:w="52"/>
+              <w:left w:type="dxa" w:w="100"/>
+              <w:bottom w:type="dxa" w:w="52"/>
+              <w:right w:type="dxa" w:w="100"/>
+            </w:tcMar>
+            <w:vAlign w:val="top"/>
+          </w:tcPr>
+          <w:p>
+            <w:pPr>
+              <w:bidi/>
+              <w:spacing w:after="0" w:before="0" w:line="232"/>
+            </w:pPr>
+            <w:r>
+              <w:rPr>
+                <w:rFonts w:ascii="Arial" w:cs="Arial" w:eastAsia="Arial" w:hAnsi="Arial"/>
+                <w:b w:val="false"/>
+                <w:bCs w:val="false"/>
+                <w:color w:val="1E1E1E"/>
+                <w:sz w:val="16"/>
+                <w:szCs w:val="16"/>
                 <w:rtl/>
               </w:rPr>
               <w:t xml:space="preserve">בודקים שהקישור עובד מטלפון ומדפדפן אחר, ומתרגלים את ההדגמה פעם אחת עם שעון.</w:t>
@@ -3943,26 +4465,26 @@
           <w:tcPr>
             <w:tcW w:type="dxa" w:w="2340"/>
             <w:tcMar>
-              <w:top w:type="dxa" w:w="70"/>
-              <w:left w:type="dxa" w:w="110"/>
-              <w:bottom w:type="dxa" w:w="70"/>
-              <w:right w:type="dxa" w:w="110"/>
-            </w:tcMar>
-            <w:vAlign w:val="top"/>
-          </w:tcPr>
-          <w:p>
-            <w:pPr>
-              <w:bidi/>
-              <w:spacing w:after="0" w:before="0" w:line="250"/>
-            </w:pPr>
-            <w:r>
-              <w:rPr>
-                <w:rFonts w:ascii="Arial" w:cs="Arial" w:eastAsia="Arial" w:hAnsi="Arial"/>
-                <w:b w:val="false"/>
-                <w:bCs w:val="false"/>
-                <w:color w:val="1E1E1E"/>
-                <w:sz w:val="17"/>
-                <w:szCs w:val="17"/>
+              <w:top w:type="dxa" w:w="52"/>
+              <w:left w:type="dxa" w:w="100"/>
+              <w:bottom w:type="dxa" w:w="52"/>
+              <w:right w:type="dxa" w:w="100"/>
+            </w:tcMar>
+            <w:vAlign w:val="top"/>
+          </w:tcPr>
+          <w:p>
+            <w:pPr>
+              <w:bidi/>
+              <w:spacing w:after="0" w:before="0" w:line="232"/>
+            </w:pPr>
+            <w:r>
+              <w:rPr>
+                <w:rFonts w:ascii="Arial" w:cs="Arial" w:eastAsia="Arial" w:hAnsi="Arial"/>
+                <w:b w:val="false"/>
+                <w:bCs w:val="false"/>
+                <w:color w:val="1E1E1E"/>
+                <w:sz w:val="16"/>
+                <w:szCs w:val="16"/>
                 <w:rtl/>
               </w:rPr>
               <w:t xml:space="preserve">הצגה חיה, וקישור עובד שנשאר אחריכם.</w:t>
@@ -3999,10 +4521,10 @@
             <w:tcW w:type="dxa" w:w="9740"/>
             <w:shd w:fill="E7EAF4" w:color="auto" w:val="clear"/>
             <w:tcMar>
-              <w:top w:type="dxa" w:w="70"/>
-              <w:left w:type="dxa" w:w="110"/>
-              <w:bottom w:type="dxa" w:w="70"/>
-              <w:right w:type="dxa" w:w="110"/>
+              <w:top w:type="dxa" w:w="52"/>
+              <w:left w:type="dxa" w:w="100"/>
+              <w:bottom w:type="dxa" w:w="52"/>
+              <w:right w:type="dxa" w:w="100"/>
             </w:tcMar>
             <w:vAlign w:val="top"/>
           </w:tcPr>
@@ -4037,6 +4559,154 @@
         </w:tc>
       </w:tr>
     </w:tbl>
+    <w:p>
+      <w:pPr>
+        <w:pStyle w:val="Heading1"/>
+        <w:pBdr>
+          <w:bottom w:val="single" w:color="E4002B" w:sz="10" w:space="4"/>
+        </w:pBdr>
+        <w:bidi/>
+        <w:spacing w:after="110" w:before="260"/>
+      </w:pPr>
+      <w:r>
+        <w:rPr>
+          <w:rFonts w:ascii="Arial" w:cs="Arial" w:eastAsia="Arial" w:hAnsi="Arial"/>
+          <w:b/>
+          <w:bCs/>
+          <w:color w:val="1B2D6B"/>
+          <w:sz w:val="27"/>
+          <w:szCs w:val="27"/>
+          <w:rtl/>
+        </w:rPr>
+        <w:t xml:space="preserve">מה להכין מראש, פעם אחת</w:t>
+      </w:r>
+    </w:p>
+    <w:p>
+      <w:pPr>
+        <w:pStyle w:val="ListParagraph"/>
+        <w:numPr>
+          <w:ilvl w:val="0"/>
+          <w:numId w:val="2"/>
+        </w:numPr>
+        <w:bidi/>
+        <w:spacing w:after="42" w:line="255"/>
+      </w:pPr>
+      <w:r>
+        <w:rPr>
+          <w:rFonts w:ascii="Arial" w:cs="Arial" w:eastAsia="Arial" w:hAnsi="Arial"/>
+          <w:color w:val="1E1E1E"/>
+          <w:sz w:val="19"/>
+          <w:szCs w:val="19"/>
+          <w:rtl/>
+        </w:rPr>
+        <w:t xml:space="preserve">חשבון ג׳ימייל ייעודי לקורס, לא האישי. כל הרישומים לשירותים יעברו דרכו</w:t>
+      </w:r>
+    </w:p>
+    <w:p>
+      <w:pPr>
+        <w:pStyle w:val="ListParagraph"/>
+        <w:numPr>
+          <w:ilvl w:val="0"/>
+          <w:numId w:val="2"/>
+        </w:numPr>
+        <w:bidi/>
+        <w:spacing w:after="42" w:line="255"/>
+      </w:pPr>
+      <w:r>
+        <w:rPr>
+          <w:rFonts w:ascii="Arial" w:cs="Arial" w:eastAsia="Arial" w:hAnsi="Arial"/>
+          <w:color w:val="1E1E1E"/>
+          <w:sz w:val="19"/>
+          <w:szCs w:val="19"/>
+          <w:rtl/>
+        </w:rPr>
+        <w:t xml:space="preserve">חשבון באחד ממודלי השפה: ChatGPT, Claude או Gemini</w:t>
+      </w:r>
+    </w:p>
+    <w:p>
+      <w:pPr>
+        <w:pStyle w:val="ListParagraph"/>
+        <w:numPr>
+          <w:ilvl w:val="0"/>
+          <w:numId w:val="2"/>
+        </w:numPr>
+        <w:bidi/>
+        <w:spacing w:after="42" w:line="255"/>
+      </w:pPr>
+      <w:r>
+        <w:rPr>
+          <w:rFonts w:ascii="Arial" w:cs="Arial" w:eastAsia="Arial" w:hAnsi="Arial"/>
+          <w:color w:val="1E1E1E"/>
+          <w:sz w:val="19"/>
+          <w:szCs w:val="19"/>
+          <w:rtl/>
+        </w:rPr>
+        <w:t xml:space="preserve">לפני מודול 3: חשבונות בכלי השרטוט ובכלי הבנייה שתבחרו, והתקנת Git לפני מפגש ההעלאה לאוויר</w:t>
+      </w:r>
+    </w:p>
+    <w:p>
+      <w:pPr>
+        <w:pStyle w:val="ListParagraph"/>
+        <w:numPr>
+          <w:ilvl w:val="0"/>
+          <w:numId w:val="2"/>
+        </w:numPr>
+        <w:bidi/>
+        <w:spacing w:after="42" w:line="255"/>
+      </w:pPr>
+      <w:r>
+        <w:rPr>
+          <w:rFonts w:ascii="Arial" w:cs="Arial" w:eastAsia="Arial" w:hAnsi="Arial"/>
+          <w:color w:val="1E1E1E"/>
+          <w:sz w:val="19"/>
+          <w:szCs w:val="19"/>
+          <w:rtl/>
+        </w:rPr>
+        <w:t xml:space="preserve">לפני מודול 4: תוספי בדיקת הנגישות בדפדפן, ורשימה של הפרטים שהמערכת שלכם אוספת</w:t>
+      </w:r>
+    </w:p>
+    <w:p>
+      <w:pPr>
+        <w:pStyle w:val="ListParagraph"/>
+        <w:numPr>
+          <w:ilvl w:val="0"/>
+          <w:numId w:val="2"/>
+        </w:numPr>
+        <w:bidi/>
+        <w:spacing w:after="42" w:line="255"/>
+      </w:pPr>
+      <w:r>
+        <w:rPr>
+          <w:rFonts w:ascii="Arial" w:cs="Arial" w:eastAsia="Arial" w:hAnsi="Arial"/>
+          <w:color w:val="1E1E1E"/>
+          <w:sz w:val="19"/>
+          <w:szCs w:val="19"/>
+          <w:rtl/>
+        </w:rPr>
+        <w:t xml:space="preserve">לפני מודול 6: חשבון חינמי בכלי האוטומציה, זה לוקח כעשר דקות</w:t>
+      </w:r>
+    </w:p>
+    <w:p>
+      <w:pPr>
+        <w:pStyle w:val="ListParagraph"/>
+        <w:numPr>
+          <w:ilvl w:val="0"/>
+          <w:numId w:val="2"/>
+        </w:numPr>
+        <w:bidi/>
+        <w:spacing w:after="42" w:line="255"/>
+      </w:pPr>
+      <w:r>
+        <w:rPr>
+          <w:rFonts w:ascii="Arial" w:cs="Arial" w:eastAsia="Arial" w:hAnsi="Arial"/>
+          <w:color w:val="1E1E1E"/>
+          <w:sz w:val="19"/>
+          <w:szCs w:val="19"/>
+          <w:rtl/>
+        </w:rPr>
+        <w:t xml:space="preserve">תיקייה אחת לכל הפרויקט, וקובץ אחד בשם "קישורים" עם כל הכתובות והחשבונות</w:t>
+      </w:r>
+    </w:p>
     <w:p>
       <w:pPr>
         <w:pStyle w:val="Heading1"/>
@@ -4104,10 +4774,10 @@
             <w:tcW w:type="dxa" w:w="750"/>
             <w:shd w:fill="1B2D6B" w:color="auto" w:val="clear"/>
             <w:tcMar>
-              <w:top w:type="dxa" w:w="70"/>
-              <w:left w:type="dxa" w:w="110"/>
-              <w:bottom w:type="dxa" w:w="70"/>
-              <w:right w:type="dxa" w:w="110"/>
+              <w:top w:type="dxa" w:w="52"/>
+              <w:left w:type="dxa" w:w="100"/>
+              <w:bottom w:type="dxa" w:w="52"/>
+              <w:right w:type="dxa" w:w="100"/>
             </w:tcMar>
             <w:vAlign w:val="top"/>
           </w:tcPr>
@@ -4135,10 +4805,10 @@
             <w:tcW w:type="dxa" w:w="3200"/>
             <w:shd w:fill="1B2D6B" w:color="auto" w:val="clear"/>
             <w:tcMar>
-              <w:top w:type="dxa" w:w="70"/>
-              <w:left w:type="dxa" w:w="110"/>
-              <w:bottom w:type="dxa" w:w="70"/>
-              <w:right w:type="dxa" w:w="110"/>
+              <w:top w:type="dxa" w:w="52"/>
+              <w:left w:type="dxa" w:w="100"/>
+              <w:bottom w:type="dxa" w:w="52"/>
+              <w:right w:type="dxa" w:w="100"/>
             </w:tcMar>
             <w:vAlign w:val="top"/>
           </w:tcPr>
@@ -4166,10 +4836,10 @@
             <w:tcW w:type="dxa" w:w="2000"/>
             <w:shd w:fill="1B2D6B" w:color="auto" w:val="clear"/>
             <w:tcMar>
-              <w:top w:type="dxa" w:w="70"/>
-              <w:left w:type="dxa" w:w="110"/>
-              <w:bottom w:type="dxa" w:w="70"/>
-              <w:right w:type="dxa" w:w="110"/>
+              <w:top w:type="dxa" w:w="52"/>
+              <w:left w:type="dxa" w:w="100"/>
+              <w:bottom w:type="dxa" w:w="52"/>
+              <w:right w:type="dxa" w:w="100"/>
             </w:tcMar>
             <w:vAlign w:val="top"/>
           </w:tcPr>
@@ -4197,10 +4867,10 @@
             <w:tcW w:type="dxa" w:w="2790"/>
             <w:shd w:fill="1B2D6B" w:color="auto" w:val="clear"/>
             <w:tcMar>
-              <w:top w:type="dxa" w:w="70"/>
-              <w:left w:type="dxa" w:w="110"/>
-              <w:bottom w:type="dxa" w:w="70"/>
-              <w:right w:type="dxa" w:w="110"/>
+              <w:top w:type="dxa" w:w="52"/>
+              <w:left w:type="dxa" w:w="100"/>
+              <w:bottom w:type="dxa" w:w="52"/>
+              <w:right w:type="dxa" w:w="100"/>
             </w:tcMar>
             <w:vAlign w:val="top"/>
           </w:tcPr>
@@ -4228,10 +4898,10 @@
             <w:tcW w:type="dxa" w:w="1000"/>
             <w:shd w:fill="1B2D6B" w:color="auto" w:val="clear"/>
             <w:tcMar>
-              <w:top w:type="dxa" w:w="70"/>
-              <w:left w:type="dxa" w:w="110"/>
-              <w:bottom w:type="dxa" w:w="70"/>
-              <w:right w:type="dxa" w:w="110"/>
+              <w:top w:type="dxa" w:w="52"/>
+              <w:left w:type="dxa" w:w="100"/>
+              <w:bottom w:type="dxa" w:w="52"/>
+              <w:right w:type="dxa" w:w="100"/>
             </w:tcMar>
             <w:vAlign w:val="top"/>
           </w:tcPr>
@@ -4260,10 +4930,10 @@
           <w:tcPr>
             <w:tcW w:type="dxa" w:w="750"/>
             <w:tcMar>
-              <w:top w:type="dxa" w:w="70"/>
-              <w:left w:type="dxa" w:w="110"/>
-              <w:bottom w:type="dxa" w:w="70"/>
-              <w:right w:type="dxa" w:w="110"/>
+              <w:top w:type="dxa" w:w="52"/>
+              <w:left w:type="dxa" w:w="100"/>
+              <w:bottom w:type="dxa" w:w="52"/>
+              <w:right w:type="dxa" w:w="100"/>
             </w:tcMar>
             <w:vAlign w:val="top"/>
           </w:tcPr>
@@ -4290,10 +4960,10 @@
           <w:tcPr>
             <w:tcW w:type="dxa" w:w="3200"/>
             <w:tcMar>
-              <w:top w:type="dxa" w:w="70"/>
-              <w:left w:type="dxa" w:w="110"/>
-              <w:bottom w:type="dxa" w:w="70"/>
-              <w:right w:type="dxa" w:w="110"/>
+              <w:top w:type="dxa" w:w="52"/>
+              <w:left w:type="dxa" w:w="100"/>
+              <w:bottom w:type="dxa" w:w="52"/>
+              <w:right w:type="dxa" w:w="100"/>
             </w:tcMar>
             <w:vAlign w:val="top"/>
           </w:tcPr>
@@ -4320,10 +4990,10 @@
           <w:tcPr>
             <w:tcW w:type="dxa" w:w="2000"/>
             <w:tcMar>
-              <w:top w:type="dxa" w:w="70"/>
-              <w:left w:type="dxa" w:w="110"/>
-              <w:bottom w:type="dxa" w:w="70"/>
-              <w:right w:type="dxa" w:w="110"/>
+              <w:top w:type="dxa" w:w="52"/>
+              <w:left w:type="dxa" w:w="100"/>
+              <w:bottom w:type="dxa" w:w="52"/>
+              <w:right w:type="dxa" w:w="100"/>
             </w:tcMar>
             <w:vAlign w:val="top"/>
           </w:tcPr>
@@ -4350,10 +5020,10 @@
           <w:tcPr>
             <w:tcW w:type="dxa" w:w="2790"/>
             <w:tcMar>
-              <w:top w:type="dxa" w:w="70"/>
-              <w:left w:type="dxa" w:w="110"/>
-              <w:bottom w:type="dxa" w:w="70"/>
-              <w:right w:type="dxa" w:w="110"/>
+              <w:top w:type="dxa" w:w="52"/>
+              <w:left w:type="dxa" w:w="100"/>
+              <w:bottom w:type="dxa" w:w="52"/>
+              <w:right w:type="dxa" w:w="100"/>
             </w:tcMar>
             <w:vAlign w:val="top"/>
           </w:tcPr>
@@ -4380,10 +5050,10 @@
           <w:tcPr>
             <w:tcW w:type="dxa" w:w="1000"/>
             <w:tcMar>
-              <w:top w:type="dxa" w:w="70"/>
-              <w:left w:type="dxa" w:w="110"/>
-              <w:bottom w:type="dxa" w:w="70"/>
-              <w:right w:type="dxa" w:w="110"/>
+              <w:top w:type="dxa" w:w="52"/>
+              <w:left w:type="dxa" w:w="100"/>
+              <w:bottom w:type="dxa" w:w="52"/>
+              <w:right w:type="dxa" w:w="100"/>
             </w:tcMar>
             <w:vAlign w:val="top"/>
           </w:tcPr>
@@ -4413,10 +5083,10 @@
             <w:tcW w:type="dxa" w:w="750"/>
             <w:shd w:fill="F6F5F3" w:color="auto" w:val="clear"/>
             <w:tcMar>
-              <w:top w:type="dxa" w:w="70"/>
-              <w:left w:type="dxa" w:w="110"/>
-              <w:bottom w:type="dxa" w:w="70"/>
-              <w:right w:type="dxa" w:w="110"/>
+              <w:top w:type="dxa" w:w="52"/>
+              <w:left w:type="dxa" w:w="100"/>
+              <w:bottom w:type="dxa" w:w="52"/>
+              <w:right w:type="dxa" w:w="100"/>
             </w:tcMar>
             <w:vAlign w:val="top"/>
           </w:tcPr>
@@ -4444,10 +5114,10 @@
             <w:tcW w:type="dxa" w:w="3200"/>
             <w:shd w:fill="F6F5F3" w:color="auto" w:val="clear"/>
             <w:tcMar>
-              <w:top w:type="dxa" w:w="70"/>
-              <w:left w:type="dxa" w:w="110"/>
-              <w:bottom w:type="dxa" w:w="70"/>
-              <w:right w:type="dxa" w:w="110"/>
+              <w:top w:type="dxa" w:w="52"/>
+              <w:left w:type="dxa" w:w="100"/>
+              <w:bottom w:type="dxa" w:w="52"/>
+              <w:right w:type="dxa" w:w="100"/>
             </w:tcMar>
             <w:vAlign w:val="top"/>
           </w:tcPr>
@@ -4475,10 +5145,10 @@
             <w:tcW w:type="dxa" w:w="2000"/>
             <w:shd w:fill="F6F5F3" w:color="auto" w:val="clear"/>
             <w:tcMar>
-              <w:top w:type="dxa" w:w="70"/>
-              <w:left w:type="dxa" w:w="110"/>
-              <w:bottom w:type="dxa" w:w="70"/>
-              <w:right w:type="dxa" w:w="110"/>
+              <w:top w:type="dxa" w:w="52"/>
+              <w:left w:type="dxa" w:w="100"/>
+              <w:bottom w:type="dxa" w:w="52"/>
+              <w:right w:type="dxa" w:w="100"/>
             </w:tcMar>
             <w:vAlign w:val="top"/>
           </w:tcPr>
@@ -4506,10 +5176,10 @@
             <w:tcW w:type="dxa" w:w="2790"/>
             <w:shd w:fill="F6F5F3" w:color="auto" w:val="clear"/>
             <w:tcMar>
-              <w:top w:type="dxa" w:w="70"/>
-              <w:left w:type="dxa" w:w="110"/>
-              <w:bottom w:type="dxa" w:w="70"/>
-              <w:right w:type="dxa" w:w="110"/>
+              <w:top w:type="dxa" w:w="52"/>
+              <w:left w:type="dxa" w:w="100"/>
+              <w:bottom w:type="dxa" w:w="52"/>
+              <w:right w:type="dxa" w:w="100"/>
             </w:tcMar>
             <w:vAlign w:val="top"/>
           </w:tcPr>
@@ -4537,10 +5207,10 @@
             <w:tcW w:type="dxa" w:w="1000"/>
             <w:shd w:fill="F6F5F3" w:color="auto" w:val="clear"/>
             <w:tcMar>
-              <w:top w:type="dxa" w:w="70"/>
-              <w:left w:type="dxa" w:w="110"/>
-              <w:bottom w:type="dxa" w:w="70"/>
-              <w:right w:type="dxa" w:w="110"/>
+              <w:top w:type="dxa" w:w="52"/>
+              <w:left w:type="dxa" w:w="100"/>
+              <w:bottom w:type="dxa" w:w="52"/>
+              <w:right w:type="dxa" w:w="100"/>
             </w:tcMar>
             <w:vAlign w:val="top"/>
           </w:tcPr>
@@ -4569,10 +5239,10 @@
           <w:tcPr>
             <w:tcW w:type="dxa" w:w="750"/>
             <w:tcMar>
-              <w:top w:type="dxa" w:w="70"/>
-              <w:left w:type="dxa" w:w="110"/>
-              <w:bottom w:type="dxa" w:w="70"/>
-              <w:right w:type="dxa" w:w="110"/>
+              <w:top w:type="dxa" w:w="52"/>
+              <w:left w:type="dxa" w:w="100"/>
+              <w:bottom w:type="dxa" w:w="52"/>
+              <w:right w:type="dxa" w:w="100"/>
             </w:tcMar>
             <w:vAlign w:val="top"/>
           </w:tcPr>
@@ -4599,10 +5269,10 @@
           <w:tcPr>
             <w:tcW w:type="dxa" w:w="3200"/>
             <w:tcMar>
-              <w:top w:type="dxa" w:w="70"/>
-              <w:left w:type="dxa" w:w="110"/>
-              <w:bottom w:type="dxa" w:w="70"/>
-              <w:right w:type="dxa" w:w="110"/>
+              <w:top w:type="dxa" w:w="52"/>
+              <w:left w:type="dxa" w:w="100"/>
+              <w:bottom w:type="dxa" w:w="52"/>
+              <w:right w:type="dxa" w:w="100"/>
             </w:tcMar>
             <w:vAlign w:val="top"/>
           </w:tcPr>
@@ -4629,10 +5299,10 @@
           <w:tcPr>
             <w:tcW w:type="dxa" w:w="2000"/>
             <w:tcMar>
-              <w:top w:type="dxa" w:w="70"/>
-              <w:left w:type="dxa" w:w="110"/>
-              <w:bottom w:type="dxa" w:w="70"/>
-              <w:right w:type="dxa" w:w="110"/>
+              <w:top w:type="dxa" w:w="52"/>
+              <w:left w:type="dxa" w:w="100"/>
+              <w:bottom w:type="dxa" w:w="52"/>
+              <w:right w:type="dxa" w:w="100"/>
             </w:tcMar>
             <w:vAlign w:val="top"/>
           </w:tcPr>
@@ -4659,10 +5329,10 @@
           <w:tcPr>
             <w:tcW w:type="dxa" w:w="2790"/>
             <w:tcMar>
-              <w:top w:type="dxa" w:w="70"/>
-              <w:left w:type="dxa" w:w="110"/>
-              <w:bottom w:type="dxa" w:w="70"/>
-              <w:right w:type="dxa" w:w="110"/>
+              <w:top w:type="dxa" w:w="52"/>
+              <w:left w:type="dxa" w:w="100"/>
+              <w:bottom w:type="dxa" w:w="52"/>
+              <w:right w:type="dxa" w:w="100"/>
             </w:tcMar>
             <w:vAlign w:val="top"/>
           </w:tcPr>
@@ -4689,10 +5359,10 @@
           <w:tcPr>
             <w:tcW w:type="dxa" w:w="1000"/>
             <w:tcMar>
-              <w:top w:type="dxa" w:w="70"/>
-              <w:left w:type="dxa" w:w="110"/>
-              <w:bottom w:type="dxa" w:w="70"/>
-              <w:right w:type="dxa" w:w="110"/>
+              <w:top w:type="dxa" w:w="52"/>
+              <w:left w:type="dxa" w:w="100"/>
+              <w:bottom w:type="dxa" w:w="52"/>
+              <w:right w:type="dxa" w:w="100"/>
             </w:tcMar>
             <w:vAlign w:val="top"/>
           </w:tcPr>
@@ -4745,10 +5415,10 @@
             <w:tcW w:type="dxa" w:w="9740"/>
             <w:shd w:fill="E7EAF4" w:color="auto" w:val="clear"/>
             <w:tcMar>
-              <w:top w:type="dxa" w:w="70"/>
-              <w:left w:type="dxa" w:w="110"/>
-              <w:bottom w:type="dxa" w:w="70"/>
-              <w:right w:type="dxa" w:w="110"/>
+              <w:top w:type="dxa" w:w="52"/>
+              <w:left w:type="dxa" w:w="100"/>
+              <w:bottom w:type="dxa" w:w="52"/>
+              <w:right w:type="dxa" w:w="100"/>
             </w:tcMar>
             <w:vAlign w:val="top"/>
           </w:tcPr>
@@ -4811,10 +5481,10 @@
             <w:tcW w:type="dxa" w:w="9740"/>
             <w:shd w:fill="E7EAF4" w:color="auto" w:val="clear"/>
             <w:tcMar>
-              <w:top w:type="dxa" w:w="70"/>
-              <w:left w:type="dxa" w:w="110"/>
-              <w:bottom w:type="dxa" w:w="70"/>
-              <w:right w:type="dxa" w:w="110"/>
+              <w:top w:type="dxa" w:w="52"/>
+              <w:left w:type="dxa" w:w="100"/>
+              <w:bottom w:type="dxa" w:w="52"/>
+              <w:right w:type="dxa" w:w="100"/>
             </w:tcMar>
             <w:vAlign w:val="top"/>
           </w:tcPr>
@@ -4877,10 +5547,10 @@
             <w:tcW w:type="dxa" w:w="9740"/>
             <w:shd w:fill="E7EAF4" w:color="auto" w:val="clear"/>
             <w:tcMar>
-              <w:top w:type="dxa" w:w="70"/>
-              <w:left w:type="dxa" w:w="110"/>
-              <w:bottom w:type="dxa" w:w="70"/>
-              <w:right w:type="dxa" w:w="110"/>
+              <w:top w:type="dxa" w:w="52"/>
+              <w:left w:type="dxa" w:w="100"/>
+              <w:bottom w:type="dxa" w:w="52"/>
+              <w:right w:type="dxa" w:w="100"/>
             </w:tcMar>
             <w:vAlign w:val="top"/>
           </w:tcPr>
@@ -4956,7 +5626,7 @@
           <w:szCs w:val="27"/>
           <w:rtl/>
         </w:rPr>
-        <w:t xml:space="preserve">איך לעבוד עם AI לאורך הקורס</w:t>
+        <w:t xml:space="preserve">מילון מונחים, בעברית פשוטה</w:t>
       </w:r>
     </w:p>
     <w:p>
@@ -4972,7 +5642,7 @@
           <w:szCs w:val="19"/>
           <w:rtl/>
         </w:rPr>
-        <w:t xml:space="preserve">הטעות הנפוצה היא לבקש הכל בבת אחת ולקוות. השיטה שמלמדים בקורס: לפני שהכלי מבצע, הוא כותב תוכנית קצרה בשלושה עד חמישה צעדים ומחכה לאישור, ואז מבצע צעד אחד בכל פעם ועוצר לבדיקה. זה נשמע איטי וזה מהיר בהרבה, כי טעות נתפסת בתכנון ולא אחרי שנבנו עשרה מסכים.</w:t>
+        <w:t xml:space="preserve">המונחים כאן מופיעים לאורך הקורס. אין צורך לשנן אותם מראש, ולכן הם בסוף ולא בתחילת המדריך. חזרו לכאן כשמונח מופיע ולא ברור. המילון המלא נמצא באתר הקורס.</w:t>
       </w:r>
     </w:p>
     <w:tbl>
@@ -4989,8 +5659,8 @@
         </w:tblBorders>
       </w:tblPr>
       <w:tblGrid>
-        <w:gridCol w:w="1700"/>
-        <w:gridCol w:w="8040"/>
+        <w:gridCol w:w="2000"/>
+        <w:gridCol w:w="7740"/>
       </w:tblGrid>
       <w:tr>
         <w:trPr>
@@ -4998,13 +5668,13 @@
         </w:trPr>
         <w:tc>
           <w:tcPr>
-            <w:tcW w:type="dxa" w:w="1700"/>
+            <w:tcW w:type="dxa" w:w="2000"/>
             <w:shd w:fill="1B2D6B" w:color="auto" w:val="clear"/>
             <w:tcMar>
-              <w:top w:type="dxa" w:w="70"/>
-              <w:left w:type="dxa" w:w="110"/>
-              <w:bottom w:type="dxa" w:w="70"/>
-              <w:right w:type="dxa" w:w="110"/>
+              <w:top w:type="dxa" w:w="52"/>
+              <w:left w:type="dxa" w:w="100"/>
+              <w:bottom w:type="dxa" w:w="52"/>
+              <w:right w:type="dxa" w:w="100"/>
             </w:tcMar>
             <w:vAlign w:val="top"/>
           </w:tcPr>
@@ -5023,19 +5693,19 @@
                 <w:szCs w:val="18"/>
                 <w:rtl/>
               </w:rPr>
-              <w:t xml:space="preserve">מתי</w:t>
-            </w:r>
-          </w:p>
-        </w:tc>
-        <w:tc>
-          <w:tcPr>
-            <w:tcW w:type="dxa" w:w="8040"/>
+              <w:t xml:space="preserve">מונח</w:t>
+            </w:r>
+          </w:p>
+        </w:tc>
+        <w:tc>
+          <w:tcPr>
+            <w:tcW w:type="dxa" w:w="7740"/>
             <w:shd w:fill="1B2D6B" w:color="auto" w:val="clear"/>
             <w:tcMar>
-              <w:top w:type="dxa" w:w="70"/>
-              <w:left w:type="dxa" w:w="110"/>
-              <w:bottom w:type="dxa" w:w="70"/>
-              <w:right w:type="dxa" w:w="110"/>
+              <w:top w:type="dxa" w:w="52"/>
+              <w:left w:type="dxa" w:w="100"/>
+              <w:bottom w:type="dxa" w:w="52"/>
+              <w:right w:type="dxa" w:w="100"/>
             </w:tcMar>
             <w:vAlign w:val="top"/>
           </w:tcPr>
@@ -5054,7 +5724,7 @@
                 <w:szCs w:val="18"/>
                 <w:rtl/>
               </w:rPr>
-              <w:t xml:space="preserve">הפרומפט. החליפו את מה שבסוגריים</w:t>
+              <w:t xml:space="preserve">מה זה אומר</w:t>
             </w:r>
           </w:p>
         </w:tc>
@@ -5062,61 +5732,61 @@
       <w:tr>
         <w:tc>
           <w:tcPr>
-            <w:tcW w:type="dxa" w:w="1700"/>
-            <w:tcMar>
-              <w:top w:type="dxa" w:w="70"/>
-              <w:left w:type="dxa" w:w="110"/>
-              <w:bottom w:type="dxa" w:w="70"/>
-              <w:right w:type="dxa" w:w="110"/>
-            </w:tcMar>
-            <w:vAlign w:val="top"/>
-          </w:tcPr>
-          <w:p>
-            <w:pPr>
-              <w:bidi/>
-              <w:spacing w:after="0" w:before="0" w:line="250"/>
-            </w:pPr>
-            <w:r>
-              <w:rPr>
-                <w:rFonts w:ascii="Arial" w:cs="Arial" w:eastAsia="Arial" w:hAnsi="Arial"/>
-                <w:b/>
-                <w:bCs/>
-                <w:color w:val="1E1E1E"/>
-                <w:sz w:val="17"/>
-                <w:szCs w:val="17"/>
-                <w:rtl/>
-              </w:rPr>
-              <w:t xml:space="preserve">א · לפני המפגש</w:t>
-            </w:r>
-          </w:p>
-        </w:tc>
-        <w:tc>
-          <w:tcPr>
-            <w:tcW w:type="dxa" w:w="8040"/>
-            <w:tcMar>
-              <w:top w:type="dxa" w:w="70"/>
-              <w:left w:type="dxa" w:w="110"/>
-              <w:bottom w:type="dxa" w:w="70"/>
-              <w:right w:type="dxa" w:w="110"/>
-            </w:tcMar>
-            <w:vAlign w:val="top"/>
-          </w:tcPr>
-          <w:p>
-            <w:pPr>
-              <w:bidi/>
-              <w:spacing w:after="0" w:before="0" w:line="250"/>
-            </w:pPr>
-            <w:r>
-              <w:rPr>
-                <w:rFonts w:ascii="Arial" w:cs="Arial" w:eastAsia="Arial" w:hAnsi="Arial"/>
-                <w:b w:val="false"/>
-                <w:bCs w:val="false"/>
-                <w:color w:val="1E1E1E"/>
-                <w:sz w:val="17"/>
-                <w:szCs w:val="17"/>
-                <w:rtl/>
-              </w:rPr>
-              <w:t xml:space="preserve">אני לומד בקורס מיישם AI ואוטומציה. נושא הפרויקט שלי: [נושא הפרויקט]. המפגש הקרוב עוסק ב-[נושא המפגש], והכלים שנלמד בו הם [רשימת הכלים]. הכן לי רשימת הכנה קצרה: מה כדאי שיהיה מוכן מראש, אילו חשבונות לפתוח, ושלוש שאלות ששווה שאשאל את המרצה במפגש.</w:t>
+            <w:tcW w:type="dxa" w:w="2000"/>
+            <w:tcMar>
+              <w:top w:type="dxa" w:w="52"/>
+              <w:left w:type="dxa" w:w="100"/>
+              <w:bottom w:type="dxa" w:w="52"/>
+              <w:right w:type="dxa" w:w="100"/>
+            </w:tcMar>
+            <w:vAlign w:val="top"/>
+          </w:tcPr>
+          <w:p>
+            <w:pPr>
+              <w:bidi/>
+              <w:spacing w:after="0" w:before="0" w:line="232"/>
+            </w:pPr>
+            <w:r>
+              <w:rPr>
+                <w:rFonts w:ascii="Arial" w:cs="Arial" w:eastAsia="Arial" w:hAnsi="Arial"/>
+                <w:b/>
+                <w:bCs/>
+                <w:color w:val="1E1E1E"/>
+                <w:sz w:val="16"/>
+                <w:szCs w:val="16"/>
+                <w:rtl/>
+              </w:rPr>
+              <w:t xml:space="preserve">אפיון</w:t>
+            </w:r>
+          </w:p>
+        </w:tc>
+        <w:tc>
+          <w:tcPr>
+            <w:tcW w:type="dxa" w:w="7740"/>
+            <w:tcMar>
+              <w:top w:type="dxa" w:w="52"/>
+              <w:left w:type="dxa" w:w="100"/>
+              <w:bottom w:type="dxa" w:w="52"/>
+              <w:right w:type="dxa" w:w="100"/>
+            </w:tcMar>
+            <w:vAlign w:val="top"/>
+          </w:tcPr>
+          <w:p>
+            <w:pPr>
+              <w:bidi/>
+              <w:spacing w:after="0" w:before="0" w:line="232"/>
+            </w:pPr>
+            <w:r>
+              <w:rPr>
+                <w:rFonts w:ascii="Arial" w:cs="Arial" w:eastAsia="Arial" w:hAnsi="Arial"/>
+                <w:b w:val="false"/>
+                <w:bCs w:val="false"/>
+                <w:color w:val="1E1E1E"/>
+                <w:sz w:val="16"/>
+                <w:szCs w:val="16"/>
+                <w:rtl/>
+              </w:rPr>
+              <w:t xml:space="preserve">ההחלטה מראש מה המערכת עושה, מה היא לא עושה, ובאיזה סדר הדברים קורים. השלב שלפני הבנייה</w:t>
             </w:r>
           </w:p>
         </w:tc>
@@ -5124,63 +5794,63 @@
       <w:tr>
         <w:tc>
           <w:tcPr>
-            <w:tcW w:type="dxa" w:w="1700"/>
+            <w:tcW w:type="dxa" w:w="2000"/>
             <w:shd w:fill="F6F5F3" w:color="auto" w:val="clear"/>
             <w:tcMar>
-              <w:top w:type="dxa" w:w="70"/>
-              <w:left w:type="dxa" w:w="110"/>
-              <w:bottom w:type="dxa" w:w="70"/>
-              <w:right w:type="dxa" w:w="110"/>
-            </w:tcMar>
-            <w:vAlign w:val="top"/>
-          </w:tcPr>
-          <w:p>
-            <w:pPr>
-              <w:bidi/>
-              <w:spacing w:after="0" w:before="0" w:line="250"/>
-            </w:pPr>
-            <w:r>
-              <w:rPr>
-                <w:rFonts w:ascii="Arial" w:cs="Arial" w:eastAsia="Arial" w:hAnsi="Arial"/>
-                <w:b/>
-                <w:bCs/>
-                <w:color w:val="1E1E1E"/>
-                <w:sz w:val="17"/>
-                <w:szCs w:val="17"/>
-                <w:rtl/>
-              </w:rPr>
-              <w:t xml:space="preserve">ב · בזמן העבודה</w:t>
-            </w:r>
-          </w:p>
-        </w:tc>
-        <w:tc>
-          <w:tcPr>
-            <w:tcW w:type="dxa" w:w="8040"/>
+              <w:top w:type="dxa" w:w="52"/>
+              <w:left w:type="dxa" w:w="100"/>
+              <w:bottom w:type="dxa" w:w="52"/>
+              <w:right w:type="dxa" w:w="100"/>
+            </w:tcMar>
+            <w:vAlign w:val="top"/>
+          </w:tcPr>
+          <w:p>
+            <w:pPr>
+              <w:bidi/>
+              <w:spacing w:after="0" w:before="0" w:line="232"/>
+            </w:pPr>
+            <w:r>
+              <w:rPr>
+                <w:rFonts w:ascii="Arial" w:cs="Arial" w:eastAsia="Arial" w:hAnsi="Arial"/>
+                <w:b/>
+                <w:bCs/>
+                <w:color w:val="1E1E1E"/>
+                <w:sz w:val="16"/>
+                <w:szCs w:val="16"/>
+                <w:rtl/>
+              </w:rPr>
+              <w:t xml:space="preserve">MVP</w:t>
+            </w:r>
+          </w:p>
+        </w:tc>
+        <w:tc>
+          <w:tcPr>
+            <w:tcW w:type="dxa" w:w="7740"/>
             <w:shd w:fill="F6F5F3" w:color="auto" w:val="clear"/>
             <w:tcMar>
-              <w:top w:type="dxa" w:w="70"/>
-              <w:left w:type="dxa" w:w="110"/>
-              <w:bottom w:type="dxa" w:w="70"/>
-              <w:right w:type="dxa" w:w="110"/>
-            </w:tcMar>
-            <w:vAlign w:val="top"/>
-          </w:tcPr>
-          <w:p>
-            <w:pPr>
-              <w:bidi/>
-              <w:spacing w:after="0" w:before="0" w:line="250"/>
-            </w:pPr>
-            <w:r>
-              <w:rPr>
-                <w:rFonts w:ascii="Arial" w:cs="Arial" w:eastAsia="Arial" w:hAnsi="Arial"/>
-                <w:b w:val="false"/>
-                <w:bCs w:val="false"/>
-                <w:color w:val="1E1E1E"/>
-                <w:sz w:val="17"/>
-                <w:szCs w:val="17"/>
-                <w:rtl/>
-              </w:rPr>
-              <w:t xml:space="preserve">נושא הפרויקט שלי: [נושא הפרויקט]. מה שכבר בניתי: [מצב הפרויקט]. המשימה הנוכחית: [המשימה מהמפגש]. לפני שאתה מבצע, כתוב לי תוכנית קצרה בשלושה עד חמישה צעדים והמתן לאישור שלי. אחרי שאאשר, בצע צעד אחד בכל פעם ועצור לבדיקה. אל תחרוג ממה שביקשתי.</w:t>
+              <w:top w:type="dxa" w:w="52"/>
+              <w:left w:type="dxa" w:w="100"/>
+              <w:bottom w:type="dxa" w:w="52"/>
+              <w:right w:type="dxa" w:w="100"/>
+            </w:tcMar>
+            <w:vAlign w:val="top"/>
+          </w:tcPr>
+          <w:p>
+            <w:pPr>
+              <w:bidi/>
+              <w:spacing w:after="0" w:before="0" w:line="232"/>
+            </w:pPr>
+            <w:r>
+              <w:rPr>
+                <w:rFonts w:ascii="Arial" w:cs="Arial" w:eastAsia="Arial" w:hAnsi="Arial"/>
+                <w:b w:val="false"/>
+                <w:bCs w:val="false"/>
+                <w:color w:val="1E1E1E"/>
+                <w:sz w:val="16"/>
+                <w:szCs w:val="16"/>
+                <w:rtl/>
+              </w:rPr>
+              <w:t xml:space="preserve">המינימום ההכרחי. הגרסה הקטנה ביותר שכבר שימושית למישהו. תמיד אפשר להוסיף אחר כך</w:t>
             </w:r>
           </w:p>
         </w:tc>
@@ -5188,61 +5858,61 @@
       <w:tr>
         <w:tc>
           <w:tcPr>
-            <w:tcW w:type="dxa" w:w="1700"/>
-            <w:tcMar>
-              <w:top w:type="dxa" w:w="70"/>
-              <w:left w:type="dxa" w:w="110"/>
-              <w:bottom w:type="dxa" w:w="70"/>
-              <w:right w:type="dxa" w:w="110"/>
-            </w:tcMar>
-            <w:vAlign w:val="top"/>
-          </w:tcPr>
-          <w:p>
-            <w:pPr>
-              <w:bidi/>
-              <w:spacing w:after="0" w:before="0" w:line="250"/>
-            </w:pPr>
-            <w:r>
-              <w:rPr>
-                <w:rFonts w:ascii="Arial" w:cs="Arial" w:eastAsia="Arial" w:hAnsi="Arial"/>
-                <w:b/>
-                <w:bCs/>
-                <w:color w:val="1E1E1E"/>
-                <w:sz w:val="17"/>
-                <w:szCs w:val="17"/>
-                <w:rtl/>
-              </w:rPr>
-              <w:t xml:space="preserve">ג · כשנתקעים</w:t>
-            </w:r>
-          </w:p>
-        </w:tc>
-        <w:tc>
-          <w:tcPr>
-            <w:tcW w:type="dxa" w:w="8040"/>
-            <w:tcMar>
-              <w:top w:type="dxa" w:w="70"/>
-              <w:left w:type="dxa" w:w="110"/>
-              <w:bottom w:type="dxa" w:w="70"/>
-              <w:right w:type="dxa" w:w="110"/>
-            </w:tcMar>
-            <w:vAlign w:val="top"/>
-          </w:tcPr>
-          <w:p>
-            <w:pPr>
-              <w:bidi/>
-              <w:spacing w:after="0" w:before="0" w:line="250"/>
-            </w:pPr>
-            <w:r>
-              <w:rPr>
-                <w:rFonts w:ascii="Arial" w:cs="Arial" w:eastAsia="Arial" w:hAnsi="Arial"/>
-                <w:b w:val="false"/>
-                <w:bCs w:val="false"/>
-                <w:color w:val="1E1E1E"/>
-                <w:sz w:val="17"/>
-                <w:szCs w:val="17"/>
-                <w:rtl/>
-              </w:rPr>
-              <w:t xml:space="preserve">נתקעתי. נושא הפרויקט שלי: [נושא הפרויקט]. מה ניסיתי: [תיאור]. מה קרה בפועל: [התקלה או הודעת השגיאה]. אל תיתן לי פתרון קוד. אבחן את שורש הבעיה במונחים פשוטים, הצע שלוש דרכי פעולה מהפשוטה למורכבת, וציין לכל אחת מתי עדיף פשוט לפנות למרצה.</w:t>
+            <w:tcW w:type="dxa" w:w="2000"/>
+            <w:tcMar>
+              <w:top w:type="dxa" w:w="52"/>
+              <w:left w:type="dxa" w:w="100"/>
+              <w:bottom w:type="dxa" w:w="52"/>
+              <w:right w:type="dxa" w:w="100"/>
+            </w:tcMar>
+            <w:vAlign w:val="top"/>
+          </w:tcPr>
+          <w:p>
+            <w:pPr>
+              <w:bidi/>
+              <w:spacing w:after="0" w:before="0" w:line="232"/>
+            </w:pPr>
+            <w:r>
+              <w:rPr>
+                <w:rFonts w:ascii="Arial" w:cs="Arial" w:eastAsia="Arial" w:hAnsi="Arial"/>
+                <w:b/>
+                <w:bCs/>
+                <w:color w:val="1E1E1E"/>
+                <w:sz w:val="16"/>
+                <w:szCs w:val="16"/>
+                <w:rtl/>
+              </w:rPr>
+              <w:t xml:space="preserve">תרשים זרימה</w:t>
+            </w:r>
+          </w:p>
+        </w:tc>
+        <w:tc>
+          <w:tcPr>
+            <w:tcW w:type="dxa" w:w="7740"/>
+            <w:tcMar>
+              <w:top w:type="dxa" w:w="52"/>
+              <w:left w:type="dxa" w:w="100"/>
+              <w:bottom w:type="dxa" w:w="52"/>
+              <w:right w:type="dxa" w:w="100"/>
+            </w:tcMar>
+            <w:vAlign w:val="top"/>
+          </w:tcPr>
+          <w:p>
+            <w:pPr>
+              <w:bidi/>
+              <w:spacing w:after="0" w:before="0" w:line="232"/>
+            </w:pPr>
+            <w:r>
+              <w:rPr>
+                <w:rFonts w:ascii="Arial" w:cs="Arial" w:eastAsia="Arial" w:hAnsi="Arial"/>
+                <w:b w:val="false"/>
+                <w:bCs w:val="false"/>
+                <w:color w:val="1E1E1E"/>
+                <w:sz w:val="16"/>
+                <w:szCs w:val="16"/>
+                <w:rtl/>
+              </w:rPr>
+              <w:t xml:space="preserve">שרטוט המסלול שהמשתמש עובר, מהרגע שנכנס ועד שקיבל את מה שרצה</w:t>
             </w:r>
           </w:p>
         </w:tc>
@@ -5250,129 +5920,945 @@
       <w:tr>
         <w:tc>
           <w:tcPr>
-            <w:tcW w:type="dxa" w:w="1700"/>
+            <w:tcW w:type="dxa" w:w="2000"/>
             <w:shd w:fill="F6F5F3" w:color="auto" w:val="clear"/>
             <w:tcMar>
-              <w:top w:type="dxa" w:w="70"/>
-              <w:left w:type="dxa" w:w="110"/>
-              <w:bottom w:type="dxa" w:w="70"/>
-              <w:right w:type="dxa" w:w="110"/>
-            </w:tcMar>
-            <w:vAlign w:val="top"/>
-          </w:tcPr>
-          <w:p>
-            <w:pPr>
-              <w:bidi/>
-              <w:spacing w:after="0" w:before="0" w:line="250"/>
-            </w:pPr>
-            <w:r>
-              <w:rPr>
-                <w:rFonts w:ascii="Arial" w:cs="Arial" w:eastAsia="Arial" w:hAnsi="Arial"/>
-                <w:b/>
-                <w:bCs/>
-                <w:color w:val="1E1E1E"/>
-                <w:sz w:val="17"/>
-                <w:szCs w:val="17"/>
-                <w:rtl/>
-              </w:rPr>
-              <w:t xml:space="preserve">ד · בסוף כל מודול</w:t>
-            </w:r>
-          </w:p>
-        </w:tc>
-        <w:tc>
-          <w:tcPr>
-            <w:tcW w:type="dxa" w:w="8040"/>
+              <w:top w:type="dxa" w:w="52"/>
+              <w:left w:type="dxa" w:w="100"/>
+              <w:bottom w:type="dxa" w:w="52"/>
+              <w:right w:type="dxa" w:w="100"/>
+            </w:tcMar>
+            <w:vAlign w:val="top"/>
+          </w:tcPr>
+          <w:p>
+            <w:pPr>
+              <w:bidi/>
+              <w:spacing w:after="0" w:before="0" w:line="232"/>
+            </w:pPr>
+            <w:r>
+              <w:rPr>
+                <w:rFonts w:ascii="Arial" w:cs="Arial" w:eastAsia="Arial" w:hAnsi="Arial"/>
+                <w:b/>
+                <w:bCs/>
+                <w:color w:val="1E1E1E"/>
+                <w:sz w:val="16"/>
+                <w:szCs w:val="16"/>
+                <w:rtl/>
+              </w:rPr>
+              <w:t xml:space="preserve">Wireframe</w:t>
+            </w:r>
+          </w:p>
+        </w:tc>
+        <w:tc>
+          <w:tcPr>
+            <w:tcW w:type="dxa" w:w="7740"/>
             <w:shd w:fill="F6F5F3" w:color="auto" w:val="clear"/>
             <w:tcMar>
-              <w:top w:type="dxa" w:w="70"/>
-              <w:left w:type="dxa" w:w="110"/>
-              <w:bottom w:type="dxa" w:w="70"/>
-              <w:right w:type="dxa" w:w="110"/>
-            </w:tcMar>
-            <w:vAlign w:val="top"/>
-          </w:tcPr>
-          <w:p>
-            <w:pPr>
-              <w:bidi/>
-              <w:spacing w:after="0" w:before="0" w:line="250"/>
-            </w:pPr>
-            <w:r>
-              <w:rPr>
-                <w:rFonts w:ascii="Arial" w:cs="Arial" w:eastAsia="Arial" w:hAnsi="Arial"/>
-                <w:b w:val="false"/>
-                <w:bCs w:val="false"/>
-                <w:color w:val="1E1E1E"/>
-                <w:sz w:val="17"/>
-                <w:szCs w:val="17"/>
-                <w:rtl/>
-              </w:rPr>
-              <w:t xml:space="preserve">סיימתי את [שם המודול] בפרויקט [נושא הפרויקט]. מה שבניתי בו: [תיאור ההישגים והקישורים]. סכם לי בשלוש שורות: ההחלטה המרכזית שקיבלתי, דבר אחד שהפתיע אותי, ודבר אחד שאעשה אחרת בשלב הבא. בנוסף, כתוב פסקה קצרה שאוכל להדביק בפורטפוליו.</w:t>
+              <w:top w:type="dxa" w:w="52"/>
+              <w:left w:type="dxa" w:w="100"/>
+              <w:bottom w:type="dxa" w:w="52"/>
+              <w:right w:type="dxa" w:w="100"/>
+            </w:tcMar>
+            <w:vAlign w:val="top"/>
+          </w:tcPr>
+          <w:p>
+            <w:pPr>
+              <w:bidi/>
+              <w:spacing w:after="0" w:before="0" w:line="232"/>
+            </w:pPr>
+            <w:r>
+              <w:rPr>
+                <w:rFonts w:ascii="Arial" w:cs="Arial" w:eastAsia="Arial" w:hAnsi="Arial"/>
+                <w:b w:val="false"/>
+                <w:bCs w:val="false"/>
+                <w:color w:val="1E1E1E"/>
+                <w:sz w:val="16"/>
+                <w:szCs w:val="16"/>
+                <w:rtl/>
+              </w:rPr>
+              <w:t xml:space="preserve">שלד מסך. ריבועים וקווים שמראים מה יהיה איפה, לפני צבעים ועיצוב</w:t>
             </w:r>
           </w:p>
         </w:tc>
       </w:tr>
-    </w:tbl>
-    <w:p>
-      <w:pPr>
-        <w:bidi/>
-        <w:spacing w:after="100"/>
-      </w:pPr>
-    </w:p>
-    <w:tbl>
-      <w:tblPr>
-        <w:bidiVisual/>
-        <w:tblW w:type="dxa" w:w="9740"/>
-        <w:tblBorders>
-          <w:top w:val="single" w:color="1B2D6B" w:sz="4"/>
-          <w:left w:val="single" w:color="1B2D6B" w:sz="4"/>
-          <w:bottom w:val="single" w:color="1B2D6B" w:sz="4"/>
-          <w:right w:val="single" w:color="1B2D6B" w:sz="4"/>
-          <w:insideH w:val="none"/>
-          <w:insideV w:val="none"/>
-        </w:tblBorders>
-      </w:tblPr>
-      <w:tblGrid>
-        <w:gridCol w:w="9740"/>
-      </w:tblGrid>
       <w:tr>
         <w:tc>
           <w:tcPr>
-            <w:tcW w:type="dxa" w:w="9740"/>
-            <w:shd w:fill="E7EAF4" w:color="auto" w:val="clear"/>
-            <w:tcMar>
-              <w:top w:type="dxa" w:w="70"/>
-              <w:left w:type="dxa" w:w="110"/>
-              <w:bottom w:type="dxa" w:w="70"/>
-              <w:right w:type="dxa" w:w="110"/>
-            </w:tcMar>
-            <w:vAlign w:val="top"/>
-          </w:tcPr>
-          <w:p>
-            <w:pPr>
-              <w:bidi/>
-              <w:spacing w:after="0" w:before="0" w:line="255"/>
-            </w:pPr>
-            <w:r>
-              <w:rPr>
-                <w:rFonts w:ascii="Arial" w:cs="Arial" w:eastAsia="Arial" w:hAnsi="Arial"/>
-                <w:b/>
-                <w:bCs/>
-                <w:color w:val="1B2D6B"/>
-                <w:sz w:val="18"/>
-                <w:szCs w:val="18"/>
-                <w:rtl/>
-              </w:rPr>
-              <w:t xml:space="preserve"> </w:t>
-            </w:r>
-            <w:r>
-              <w:rPr>
-                <w:rFonts w:ascii="Arial" w:cs="Arial" w:eastAsia="Arial" w:hAnsi="Arial"/>
-                <w:color w:val="1E1E1E"/>
-                <w:sz w:val="18"/>
-                <w:szCs w:val="18"/>
-                <w:rtl/>
-              </w:rPr>
-              <w:t xml:space="preserve">כשנתקעים: לעצור, לתאר את הבעיה בכתב במשפט אחד (מה ניסיתי, מה ציפיתי, מה קרה), ולהשתמש בתבנית ג׳. אם עברו ארבעים דקות בלי התקדמות, לפנות למרצה. הקורס בנוי עם רשת ביטחון, וזה בדיוק בשבילכם.</w:t>
+            <w:tcW w:type="dxa" w:w="2000"/>
+            <w:tcMar>
+              <w:top w:type="dxa" w:w="52"/>
+              <w:left w:type="dxa" w:w="100"/>
+              <w:bottom w:type="dxa" w:w="52"/>
+              <w:right w:type="dxa" w:w="100"/>
+            </w:tcMar>
+            <w:vAlign w:val="top"/>
+          </w:tcPr>
+          <w:p>
+            <w:pPr>
+              <w:bidi/>
+              <w:spacing w:after="0" w:before="0" w:line="232"/>
+            </w:pPr>
+            <w:r>
+              <w:rPr>
+                <w:rFonts w:ascii="Arial" w:cs="Arial" w:eastAsia="Arial" w:hAnsi="Arial"/>
+                <w:b/>
+                <w:bCs/>
+                <w:color w:val="1E1E1E"/>
+                <w:sz w:val="16"/>
+                <w:szCs w:val="16"/>
+                <w:rtl/>
+              </w:rPr>
+              <w:t xml:space="preserve">UI ו-UX</w:t>
+            </w:r>
+          </w:p>
+        </w:tc>
+        <w:tc>
+          <w:tcPr>
+            <w:tcW w:type="dxa" w:w="7740"/>
+            <w:tcMar>
+              <w:top w:type="dxa" w:w="52"/>
+              <w:left w:type="dxa" w:w="100"/>
+              <w:bottom w:type="dxa" w:w="52"/>
+              <w:right w:type="dxa" w:w="100"/>
+            </w:tcMar>
+            <w:vAlign w:val="top"/>
+          </w:tcPr>
+          <w:p>
+            <w:pPr>
+              <w:bidi/>
+              <w:spacing w:after="0" w:before="0" w:line="232"/>
+            </w:pPr>
+            <w:r>
+              <w:rPr>
+                <w:rFonts w:ascii="Arial" w:cs="Arial" w:eastAsia="Arial" w:hAnsi="Arial"/>
+                <w:b w:val="false"/>
+                <w:bCs w:val="false"/>
+                <w:color w:val="1E1E1E"/>
+                <w:sz w:val="16"/>
+                <w:szCs w:val="16"/>
+                <w:rtl/>
+              </w:rPr>
+              <w:t xml:space="preserve">UI הוא מה שרואים על המסך: כפתורים, טפסים וצבעים. UX הוא כמה קל וברור להשיג את מה שבאתם בשבילו</w:t>
+            </w:r>
+          </w:p>
+        </w:tc>
+      </w:tr>
+      <w:tr>
+        <w:tc>
+          <w:tcPr>
+            <w:tcW w:type="dxa" w:w="2000"/>
+            <w:shd w:fill="F6F5F3" w:color="auto" w:val="clear"/>
+            <w:tcMar>
+              <w:top w:type="dxa" w:w="52"/>
+              <w:left w:type="dxa" w:w="100"/>
+              <w:bottom w:type="dxa" w:w="52"/>
+              <w:right w:type="dxa" w:w="100"/>
+            </w:tcMar>
+            <w:vAlign w:val="top"/>
+          </w:tcPr>
+          <w:p>
+            <w:pPr>
+              <w:bidi/>
+              <w:spacing w:after="0" w:before="0" w:line="232"/>
+            </w:pPr>
+            <w:r>
+              <w:rPr>
+                <w:rFonts w:ascii="Arial" w:cs="Arial" w:eastAsia="Arial" w:hAnsi="Arial"/>
+                <w:b/>
+                <w:bCs/>
+                <w:color w:val="1E1E1E"/>
+                <w:sz w:val="16"/>
+                <w:szCs w:val="16"/>
+                <w:rtl/>
+              </w:rPr>
+              <w:t xml:space="preserve">פרומפט</w:t>
+            </w:r>
+          </w:p>
+        </w:tc>
+        <w:tc>
+          <w:tcPr>
+            <w:tcW w:type="dxa" w:w="7740"/>
+            <w:shd w:fill="F6F5F3" w:color="auto" w:val="clear"/>
+            <w:tcMar>
+              <w:top w:type="dxa" w:w="52"/>
+              <w:left w:type="dxa" w:w="100"/>
+              <w:bottom w:type="dxa" w:w="52"/>
+              <w:right w:type="dxa" w:w="100"/>
+            </w:tcMar>
+            <w:vAlign w:val="top"/>
+          </w:tcPr>
+          <w:p>
+            <w:pPr>
+              <w:bidi/>
+              <w:spacing w:after="0" w:before="0" w:line="232"/>
+            </w:pPr>
+            <w:r>
+              <w:rPr>
+                <w:rFonts w:ascii="Arial" w:cs="Arial" w:eastAsia="Arial" w:hAnsi="Arial"/>
+                <w:b w:val="false"/>
+                <w:bCs w:val="false"/>
+                <w:color w:val="1E1E1E"/>
+                <w:sz w:val="16"/>
+                <w:szCs w:val="16"/>
+                <w:rtl/>
+              </w:rPr>
+              <w:t xml:space="preserve">הבקשה שאתם כותבים ל-AI. ככל שהיא מדויקת ומכילה יותר הקשר, התשובה טובה יותר</w:t>
+            </w:r>
+          </w:p>
+        </w:tc>
+      </w:tr>
+      <w:tr>
+        <w:tc>
+          <w:tcPr>
+            <w:tcW w:type="dxa" w:w="2000"/>
+            <w:tcMar>
+              <w:top w:type="dxa" w:w="52"/>
+              <w:left w:type="dxa" w:w="100"/>
+              <w:bottom w:type="dxa" w:w="52"/>
+              <w:right w:type="dxa" w:w="100"/>
+            </w:tcMar>
+            <w:vAlign w:val="top"/>
+          </w:tcPr>
+          <w:p>
+            <w:pPr>
+              <w:bidi/>
+              <w:spacing w:after="0" w:before="0" w:line="232"/>
+            </w:pPr>
+            <w:r>
+              <w:rPr>
+                <w:rFonts w:ascii="Arial" w:cs="Arial" w:eastAsia="Arial" w:hAnsi="Arial"/>
+                <w:b/>
+                <w:bCs/>
+                <w:color w:val="1E1E1E"/>
+                <w:sz w:val="16"/>
+                <w:szCs w:val="16"/>
+                <w:rtl/>
+              </w:rPr>
+              <w:t xml:space="preserve">הקשר (Context)</w:t>
+            </w:r>
+          </w:p>
+        </w:tc>
+        <w:tc>
+          <w:tcPr>
+            <w:tcW w:type="dxa" w:w="7740"/>
+            <w:tcMar>
+              <w:top w:type="dxa" w:w="52"/>
+              <w:left w:type="dxa" w:w="100"/>
+              <w:bottom w:type="dxa" w:w="52"/>
+              <w:right w:type="dxa" w:w="100"/>
+            </w:tcMar>
+            <w:vAlign w:val="top"/>
+          </w:tcPr>
+          <w:p>
+            <w:pPr>
+              <w:bidi/>
+              <w:spacing w:after="0" w:before="0" w:line="232"/>
+            </w:pPr>
+            <w:r>
+              <w:rPr>
+                <w:rFonts w:ascii="Arial" w:cs="Arial" w:eastAsia="Arial" w:hAnsi="Arial"/>
+                <w:b w:val="false"/>
+                <w:bCs w:val="false"/>
+                <w:color w:val="1E1E1E"/>
+                <w:sz w:val="16"/>
+                <w:szCs w:val="16"/>
+                <w:rtl/>
+              </w:rPr>
+              <w:t xml:space="preserve">המידע שנתתם ל-AI מסביב לבקשה: מי אתם, מה הפרויקט, מה כבר קרה, ומה הפורמט הרצוי</w:t>
+            </w:r>
+          </w:p>
+        </w:tc>
+      </w:tr>
+      <w:tr>
+        <w:tc>
+          <w:tcPr>
+            <w:tcW w:type="dxa" w:w="2000"/>
+            <w:shd w:fill="F6F5F3" w:color="auto" w:val="clear"/>
+            <w:tcMar>
+              <w:top w:type="dxa" w:w="52"/>
+              <w:left w:type="dxa" w:w="100"/>
+              <w:bottom w:type="dxa" w:w="52"/>
+              <w:right w:type="dxa" w:w="100"/>
+            </w:tcMar>
+            <w:vAlign w:val="top"/>
+          </w:tcPr>
+          <w:p>
+            <w:pPr>
+              <w:bidi/>
+              <w:spacing w:after="0" w:before="0" w:line="232"/>
+            </w:pPr>
+            <w:r>
+              <w:rPr>
+                <w:rFonts w:ascii="Arial" w:cs="Arial" w:eastAsia="Arial" w:hAnsi="Arial"/>
+                <w:b/>
+                <w:bCs/>
+                <w:color w:val="1E1E1E"/>
+                <w:sz w:val="16"/>
+                <w:szCs w:val="16"/>
+                <w:rtl/>
+              </w:rPr>
+              <w:t xml:space="preserve">מודל שפה (LLM)</w:t>
+            </w:r>
+          </w:p>
+        </w:tc>
+        <w:tc>
+          <w:tcPr>
+            <w:tcW w:type="dxa" w:w="7740"/>
+            <w:shd w:fill="F6F5F3" w:color="auto" w:val="clear"/>
+            <w:tcMar>
+              <w:top w:type="dxa" w:w="52"/>
+              <w:left w:type="dxa" w:w="100"/>
+              <w:bottom w:type="dxa" w:w="52"/>
+              <w:right w:type="dxa" w:w="100"/>
+            </w:tcMar>
+            <w:vAlign w:val="top"/>
+          </w:tcPr>
+          <w:p>
+            <w:pPr>
+              <w:bidi/>
+              <w:spacing w:after="0" w:before="0" w:line="232"/>
+            </w:pPr>
+            <w:r>
+              <w:rPr>
+                <w:rFonts w:ascii="Arial" w:cs="Arial" w:eastAsia="Arial" w:hAnsi="Arial"/>
+                <w:b w:val="false"/>
+                <w:bCs w:val="false"/>
+                <w:color w:val="1E1E1E"/>
+                <w:sz w:val="16"/>
+                <w:szCs w:val="16"/>
+                <w:rtl/>
+              </w:rPr>
+              <w:t xml:space="preserve">המנוע שמאחורי ChatGPT, Claude ו-Gemini. אומן על כמות עצומה של טקסט וחוזה מה המילים הבאות</w:t>
+            </w:r>
+          </w:p>
+        </w:tc>
+      </w:tr>
+      <w:tr>
+        <w:tc>
+          <w:tcPr>
+            <w:tcW w:type="dxa" w:w="2000"/>
+            <w:tcMar>
+              <w:top w:type="dxa" w:w="52"/>
+              <w:left w:type="dxa" w:w="100"/>
+              <w:bottom w:type="dxa" w:w="52"/>
+              <w:right w:type="dxa" w:w="100"/>
+            </w:tcMar>
+            <w:vAlign w:val="top"/>
+          </w:tcPr>
+          <w:p>
+            <w:pPr>
+              <w:bidi/>
+              <w:spacing w:after="0" w:before="0" w:line="232"/>
+            </w:pPr>
+            <w:r>
+              <w:rPr>
+                <w:rFonts w:ascii="Arial" w:cs="Arial" w:eastAsia="Arial" w:hAnsi="Arial"/>
+                <w:b/>
+                <w:bCs/>
+                <w:color w:val="1E1E1E"/>
+                <w:sz w:val="16"/>
+                <w:szCs w:val="16"/>
+                <w:rtl/>
+              </w:rPr>
+              <w:t xml:space="preserve">Vibe Coding ו-No-Code</w:t>
+            </w:r>
+          </w:p>
+        </w:tc>
+        <w:tc>
+          <w:tcPr>
+            <w:tcW w:type="dxa" w:w="7740"/>
+            <w:tcMar>
+              <w:top w:type="dxa" w:w="52"/>
+              <w:left w:type="dxa" w:w="100"/>
+              <w:bottom w:type="dxa" w:w="52"/>
+              <w:right w:type="dxa" w:w="100"/>
+            </w:tcMar>
+            <w:vAlign w:val="top"/>
+          </w:tcPr>
+          <w:p>
+            <w:pPr>
+              <w:bidi/>
+              <w:spacing w:after="0" w:before="0" w:line="232"/>
+            </w:pPr>
+            <w:r>
+              <w:rPr>
+                <w:rFonts w:ascii="Arial" w:cs="Arial" w:eastAsia="Arial" w:hAnsi="Arial"/>
+                <w:b w:val="false"/>
+                <w:bCs w:val="false"/>
+                <w:color w:val="1E1E1E"/>
+                <w:sz w:val="16"/>
+                <w:szCs w:val="16"/>
+                <w:rtl/>
+              </w:rPr>
+              <w:t xml:space="preserve">בנייה בלי לכתוב קוד: או שמתארים במילים מה רוצים והכלי כותב, או שבונים בגרירה ולחיצה</w:t>
+            </w:r>
+          </w:p>
+        </w:tc>
+      </w:tr>
+      <w:tr>
+        <w:tc>
+          <w:tcPr>
+            <w:tcW w:type="dxa" w:w="2000"/>
+            <w:shd w:fill="F6F5F3" w:color="auto" w:val="clear"/>
+            <w:tcMar>
+              <w:top w:type="dxa" w:w="52"/>
+              <w:left w:type="dxa" w:w="100"/>
+              <w:bottom w:type="dxa" w:w="52"/>
+              <w:right w:type="dxa" w:w="100"/>
+            </w:tcMar>
+            <w:vAlign w:val="top"/>
+          </w:tcPr>
+          <w:p>
+            <w:pPr>
+              <w:bidi/>
+              <w:spacing w:after="0" w:before="0" w:line="232"/>
+            </w:pPr>
+            <w:r>
+              <w:rPr>
+                <w:rFonts w:ascii="Arial" w:cs="Arial" w:eastAsia="Arial" w:hAnsi="Arial"/>
+                <w:b/>
+                <w:bCs/>
+                <w:color w:val="1E1E1E"/>
+                <w:sz w:val="16"/>
+                <w:szCs w:val="16"/>
+                <w:rtl/>
+              </w:rPr>
+              <w:t xml:space="preserve">בסיס נתונים</w:t>
+            </w:r>
+          </w:p>
+        </w:tc>
+        <w:tc>
+          <w:tcPr>
+            <w:tcW w:type="dxa" w:w="7740"/>
+            <w:shd w:fill="F6F5F3" w:color="auto" w:val="clear"/>
+            <w:tcMar>
+              <w:top w:type="dxa" w:w="52"/>
+              <w:left w:type="dxa" w:w="100"/>
+              <w:bottom w:type="dxa" w:w="52"/>
+              <w:right w:type="dxa" w:w="100"/>
+            </w:tcMar>
+            <w:vAlign w:val="top"/>
+          </w:tcPr>
+          <w:p>
+            <w:pPr>
+              <w:bidi/>
+              <w:spacing w:after="0" w:before="0" w:line="232"/>
+            </w:pPr>
+            <w:r>
+              <w:rPr>
+                <w:rFonts w:ascii="Arial" w:cs="Arial" w:eastAsia="Arial" w:hAnsi="Arial"/>
+                <w:b w:val="false"/>
+                <w:bCs w:val="false"/>
+                <w:color w:val="1E1E1E"/>
+                <w:sz w:val="16"/>
+                <w:szCs w:val="16"/>
+                <w:rtl/>
+              </w:rPr>
+              <w:t xml:space="preserve">הזיכרון של המערכת. המקום שבו נשמרים הלקוחות, הפניות, המוצרים או ההרשמות</w:t>
+            </w:r>
+          </w:p>
+        </w:tc>
+      </w:tr>
+      <w:tr>
+        <w:tc>
+          <w:tcPr>
+            <w:tcW w:type="dxa" w:w="2000"/>
+            <w:tcMar>
+              <w:top w:type="dxa" w:w="52"/>
+              <w:left w:type="dxa" w:w="100"/>
+              <w:bottom w:type="dxa" w:w="52"/>
+              <w:right w:type="dxa" w:w="100"/>
+            </w:tcMar>
+            <w:vAlign w:val="top"/>
+          </w:tcPr>
+          <w:p>
+            <w:pPr>
+              <w:bidi/>
+              <w:spacing w:after="0" w:before="0" w:line="232"/>
+            </w:pPr>
+            <w:r>
+              <w:rPr>
+                <w:rFonts w:ascii="Arial" w:cs="Arial" w:eastAsia="Arial" w:hAnsi="Arial"/>
+                <w:b/>
+                <w:bCs/>
+                <w:color w:val="1E1E1E"/>
+                <w:sz w:val="16"/>
+                <w:szCs w:val="16"/>
+                <w:rtl/>
+              </w:rPr>
+              <w:t xml:space="preserve">סוכן AI</w:t>
+            </w:r>
+          </w:p>
+        </w:tc>
+        <w:tc>
+          <w:tcPr>
+            <w:tcW w:type="dxa" w:w="7740"/>
+            <w:tcMar>
+              <w:top w:type="dxa" w:w="52"/>
+              <w:left w:type="dxa" w:w="100"/>
+              <w:bottom w:type="dxa" w:w="52"/>
+              <w:right w:type="dxa" w:w="100"/>
+            </w:tcMar>
+            <w:vAlign w:val="top"/>
+          </w:tcPr>
+          <w:p>
+            <w:pPr>
+              <w:bidi/>
+              <w:spacing w:after="0" w:before="0" w:line="232"/>
+            </w:pPr>
+            <w:r>
+              <w:rPr>
+                <w:rFonts w:ascii="Arial" w:cs="Arial" w:eastAsia="Arial" w:hAnsi="Arial"/>
+                <w:b w:val="false"/>
+                <w:bCs w:val="false"/>
+                <w:color w:val="1E1E1E"/>
+                <w:sz w:val="16"/>
+                <w:szCs w:val="16"/>
+                <w:rtl/>
+              </w:rPr>
+              <w:t xml:space="preserve">עוזר שהגדרתם לו תפקיד קבוע: מה הוא, מה יודע, מה עליו לעשות, ומה אסור לו. בלי הגבולות האלה הוא ימציא</w:t>
+            </w:r>
+          </w:p>
+        </w:tc>
+      </w:tr>
+      <w:tr>
+        <w:tc>
+          <w:tcPr>
+            <w:tcW w:type="dxa" w:w="2000"/>
+            <w:shd w:fill="F6F5F3" w:color="auto" w:val="clear"/>
+            <w:tcMar>
+              <w:top w:type="dxa" w:w="52"/>
+              <w:left w:type="dxa" w:w="100"/>
+              <w:bottom w:type="dxa" w:w="52"/>
+              <w:right w:type="dxa" w:w="100"/>
+            </w:tcMar>
+            <w:vAlign w:val="top"/>
+          </w:tcPr>
+          <w:p>
+            <w:pPr>
+              <w:bidi/>
+              <w:spacing w:after="0" w:before="0" w:line="232"/>
+            </w:pPr>
+            <w:r>
+              <w:rPr>
+                <w:rFonts w:ascii="Arial" w:cs="Arial" w:eastAsia="Arial" w:hAnsi="Arial"/>
+                <w:b/>
+                <w:bCs/>
+                <w:color w:val="1E1E1E"/>
+                <w:sz w:val="16"/>
+                <w:szCs w:val="16"/>
+                <w:rtl/>
+              </w:rPr>
+              <w:t xml:space="preserve">צ׳אטבוט</w:t>
+            </w:r>
+          </w:p>
+        </w:tc>
+        <w:tc>
+          <w:tcPr>
+            <w:tcW w:type="dxa" w:w="7740"/>
+            <w:shd w:fill="F6F5F3" w:color="auto" w:val="clear"/>
+            <w:tcMar>
+              <w:top w:type="dxa" w:w="52"/>
+              <w:left w:type="dxa" w:w="100"/>
+              <w:bottom w:type="dxa" w:w="52"/>
+              <w:right w:type="dxa" w:w="100"/>
+            </w:tcMar>
+            <w:vAlign w:val="top"/>
+          </w:tcPr>
+          <w:p>
+            <w:pPr>
+              <w:bidi/>
+              <w:spacing w:after="0" w:before="0" w:line="232"/>
+            </w:pPr>
+            <w:r>
+              <w:rPr>
+                <w:rFonts w:ascii="Arial" w:cs="Arial" w:eastAsia="Arial" w:hAnsi="Arial"/>
+                <w:b w:val="false"/>
+                <w:bCs w:val="false"/>
+                <w:color w:val="1E1E1E"/>
+                <w:sz w:val="16"/>
+                <w:szCs w:val="16"/>
+                <w:rtl/>
+              </w:rPr>
+              <w:t xml:space="preserve">סוכן שמדבר עם המשתמש בשיחה, במקום שהמשתמש ימלא טופס</w:t>
+            </w:r>
+          </w:p>
+        </w:tc>
+      </w:tr>
+      <w:tr>
+        <w:tc>
+          <w:tcPr>
+            <w:tcW w:type="dxa" w:w="2000"/>
+            <w:tcMar>
+              <w:top w:type="dxa" w:w="52"/>
+              <w:left w:type="dxa" w:w="100"/>
+              <w:bottom w:type="dxa" w:w="52"/>
+              <w:right w:type="dxa" w:w="100"/>
+            </w:tcMar>
+            <w:vAlign w:val="top"/>
+          </w:tcPr>
+          <w:p>
+            <w:pPr>
+              <w:bidi/>
+              <w:spacing w:after="0" w:before="0" w:line="232"/>
+            </w:pPr>
+            <w:r>
+              <w:rPr>
+                <w:rFonts w:ascii="Arial" w:cs="Arial" w:eastAsia="Arial" w:hAnsi="Arial"/>
+                <w:b/>
+                <w:bCs/>
+                <w:color w:val="1E1E1E"/>
+                <w:sz w:val="16"/>
+                <w:szCs w:val="16"/>
+                <w:rtl/>
+              </w:rPr>
+              <w:t xml:space="preserve">אוטומציה</w:t>
+            </w:r>
+          </w:p>
+        </w:tc>
+        <w:tc>
+          <w:tcPr>
+            <w:tcW w:type="dxa" w:w="7740"/>
+            <w:tcMar>
+              <w:top w:type="dxa" w:w="52"/>
+              <w:left w:type="dxa" w:w="100"/>
+              <w:bottom w:type="dxa" w:w="52"/>
+              <w:right w:type="dxa" w:w="100"/>
+            </w:tcMar>
+            <w:vAlign w:val="top"/>
+          </w:tcPr>
+          <w:p>
+            <w:pPr>
+              <w:bidi/>
+              <w:spacing w:after="0" w:before="0" w:line="232"/>
+            </w:pPr>
+            <w:r>
+              <w:rPr>
+                <w:rFonts w:ascii="Arial" w:cs="Arial" w:eastAsia="Arial" w:hAnsi="Arial"/>
+                <w:b w:val="false"/>
+                <w:bCs w:val="false"/>
+                <w:color w:val="1E1E1E"/>
+                <w:sz w:val="16"/>
+                <w:szCs w:val="16"/>
+                <w:rtl/>
+              </w:rPr>
+              <w:t xml:space="preserve">שרשרת פעולות שרצה לבד: משהו קורה, והמערכת ממשיכה בלי שאף אחד לוחץ</w:t>
+            </w:r>
+          </w:p>
+        </w:tc>
+      </w:tr>
+      <w:tr>
+        <w:tc>
+          <w:tcPr>
+            <w:tcW w:type="dxa" w:w="2000"/>
+            <w:shd w:fill="F6F5F3" w:color="auto" w:val="clear"/>
+            <w:tcMar>
+              <w:top w:type="dxa" w:w="52"/>
+              <w:left w:type="dxa" w:w="100"/>
+              <w:bottom w:type="dxa" w:w="52"/>
+              <w:right w:type="dxa" w:w="100"/>
+            </w:tcMar>
+            <w:vAlign w:val="top"/>
+          </w:tcPr>
+          <w:p>
+            <w:pPr>
+              <w:bidi/>
+              <w:spacing w:after="0" w:before="0" w:line="232"/>
+            </w:pPr>
+            <w:r>
+              <w:rPr>
+                <w:rFonts w:ascii="Arial" w:cs="Arial" w:eastAsia="Arial" w:hAnsi="Arial"/>
+                <w:b/>
+                <w:bCs/>
+                <w:color w:val="1E1E1E"/>
+                <w:sz w:val="16"/>
+                <w:szCs w:val="16"/>
+                <w:rtl/>
+              </w:rPr>
+              <w:t xml:space="preserve">טריגר</w:t>
+            </w:r>
+          </w:p>
+        </w:tc>
+        <w:tc>
+          <w:tcPr>
+            <w:tcW w:type="dxa" w:w="7740"/>
+            <w:shd w:fill="F6F5F3" w:color="auto" w:val="clear"/>
+            <w:tcMar>
+              <w:top w:type="dxa" w:w="52"/>
+              <w:left w:type="dxa" w:w="100"/>
+              <w:bottom w:type="dxa" w:w="52"/>
+              <w:right w:type="dxa" w:w="100"/>
+            </w:tcMar>
+            <w:vAlign w:val="top"/>
+          </w:tcPr>
+          <w:p>
+            <w:pPr>
+              <w:bidi/>
+              <w:spacing w:after="0" w:before="0" w:line="232"/>
+            </w:pPr>
+            <w:r>
+              <w:rPr>
+                <w:rFonts w:ascii="Arial" w:cs="Arial" w:eastAsia="Arial" w:hAnsi="Arial"/>
+                <w:b w:val="false"/>
+                <w:bCs w:val="false"/>
+                <w:color w:val="1E1E1E"/>
+                <w:sz w:val="16"/>
+                <w:szCs w:val="16"/>
+                <w:rtl/>
+              </w:rPr>
+              <w:t xml:space="preserve">מה שמפעיל את השרשרת. למשל שליחת טופס באתר, שעה קבועה ביום, או מייל שנכנס</w:t>
+            </w:r>
+          </w:p>
+        </w:tc>
+      </w:tr>
+      <w:tr>
+        <w:tc>
+          <w:tcPr>
+            <w:tcW w:type="dxa" w:w="2000"/>
+            <w:tcMar>
+              <w:top w:type="dxa" w:w="52"/>
+              <w:left w:type="dxa" w:w="100"/>
+              <w:bottom w:type="dxa" w:w="52"/>
+              <w:right w:type="dxa" w:w="100"/>
+            </w:tcMar>
+            <w:vAlign w:val="top"/>
+          </w:tcPr>
+          <w:p>
+            <w:pPr>
+              <w:bidi/>
+              <w:spacing w:after="0" w:before="0" w:line="232"/>
+            </w:pPr>
+            <w:r>
+              <w:rPr>
+                <w:rFonts w:ascii="Arial" w:cs="Arial" w:eastAsia="Arial" w:hAnsi="Arial"/>
+                <w:b/>
+                <w:bCs/>
+                <w:color w:val="1E1E1E"/>
+                <w:sz w:val="16"/>
+                <w:szCs w:val="16"/>
+                <w:rtl/>
+              </w:rPr>
+              <w:t xml:space="preserve">העלאה לאוויר</w:t>
+            </w:r>
+          </w:p>
+        </w:tc>
+        <w:tc>
+          <w:tcPr>
+            <w:tcW w:type="dxa" w:w="7740"/>
+            <w:tcMar>
+              <w:top w:type="dxa" w:w="52"/>
+              <w:left w:type="dxa" w:w="100"/>
+              <w:bottom w:type="dxa" w:w="52"/>
+              <w:right w:type="dxa" w:w="100"/>
+            </w:tcMar>
+            <w:vAlign w:val="top"/>
+          </w:tcPr>
+          <w:p>
+            <w:pPr>
+              <w:bidi/>
+              <w:spacing w:after="0" w:before="0" w:line="232"/>
+            </w:pPr>
+            <w:r>
+              <w:rPr>
+                <w:rFonts w:ascii="Arial" w:cs="Arial" w:eastAsia="Arial" w:hAnsi="Arial"/>
+                <w:b w:val="false"/>
+                <w:bCs w:val="false"/>
+                <w:color w:val="1E1E1E"/>
+                <w:sz w:val="16"/>
+                <w:szCs w:val="16"/>
+                <w:rtl/>
+              </w:rPr>
+              <w:t xml:space="preserve">הפיכת המערכת שבניתם לזמינה בכתובת אינטרנט ציבורית שכל אחד יכול להיכנס אליה</w:t>
+            </w:r>
+          </w:p>
+        </w:tc>
+      </w:tr>
+      <w:tr>
+        <w:tc>
+          <w:tcPr>
+            <w:tcW w:type="dxa" w:w="2000"/>
+            <w:shd w:fill="F6F5F3" w:color="auto" w:val="clear"/>
+            <w:tcMar>
+              <w:top w:type="dxa" w:w="52"/>
+              <w:left w:type="dxa" w:w="100"/>
+              <w:bottom w:type="dxa" w:w="52"/>
+              <w:right w:type="dxa" w:w="100"/>
+            </w:tcMar>
+            <w:vAlign w:val="top"/>
+          </w:tcPr>
+          <w:p>
+            <w:pPr>
+              <w:bidi/>
+              <w:spacing w:after="0" w:before="0" w:line="232"/>
+            </w:pPr>
+            <w:r>
+              <w:rPr>
+                <w:rFonts w:ascii="Arial" w:cs="Arial" w:eastAsia="Arial" w:hAnsi="Arial"/>
+                <w:b/>
+                <w:bCs/>
+                <w:color w:val="1E1E1E"/>
+                <w:sz w:val="16"/>
+                <w:szCs w:val="16"/>
+                <w:rtl/>
+              </w:rPr>
+              <w:t xml:space="preserve">Git ו-GitHub</w:t>
+            </w:r>
+          </w:p>
+        </w:tc>
+        <w:tc>
+          <w:tcPr>
+            <w:tcW w:type="dxa" w:w="7740"/>
+            <w:shd w:fill="F6F5F3" w:color="auto" w:val="clear"/>
+            <w:tcMar>
+              <w:top w:type="dxa" w:w="52"/>
+              <w:left w:type="dxa" w:w="100"/>
+              <w:bottom w:type="dxa" w:w="52"/>
+              <w:right w:type="dxa" w:w="100"/>
+            </w:tcMar>
+            <w:vAlign w:val="top"/>
+          </w:tcPr>
+          <w:p>
+            <w:pPr>
+              <w:bidi/>
+              <w:spacing w:after="0" w:before="0" w:line="232"/>
+            </w:pPr>
+            <w:r>
+              <w:rPr>
+                <w:rFonts w:ascii="Arial" w:cs="Arial" w:eastAsia="Arial" w:hAnsi="Arial"/>
+                <w:b w:val="false"/>
+                <w:bCs w:val="false"/>
+                <w:color w:val="1E1E1E"/>
+                <w:sz w:val="16"/>
+                <w:szCs w:val="16"/>
+                <w:rtl/>
+              </w:rPr>
+              <w:t xml:space="preserve">שמירת גרסאות של הפרויקט ואחסון שלהן ברשת. אפשר לחזור אחורה כשמשהו נשבר, וגם לפרסם את האתר</w:t>
+            </w:r>
+          </w:p>
+        </w:tc>
+      </w:tr>
+      <w:tr>
+        <w:tc>
+          <w:tcPr>
+            <w:tcW w:type="dxa" w:w="2000"/>
+            <w:tcMar>
+              <w:top w:type="dxa" w:w="52"/>
+              <w:left w:type="dxa" w:w="100"/>
+              <w:bottom w:type="dxa" w:w="52"/>
+              <w:right w:type="dxa" w:w="100"/>
+            </w:tcMar>
+            <w:vAlign w:val="top"/>
+          </w:tcPr>
+          <w:p>
+            <w:pPr>
+              <w:bidi/>
+              <w:spacing w:after="0" w:before="0" w:line="232"/>
+            </w:pPr>
+            <w:r>
+              <w:rPr>
+                <w:rFonts w:ascii="Arial" w:cs="Arial" w:eastAsia="Arial" w:hAnsi="Arial"/>
+                <w:b/>
+                <w:bCs/>
+                <w:color w:val="1E1E1E"/>
+                <w:sz w:val="16"/>
+                <w:szCs w:val="16"/>
+                <w:rtl/>
+              </w:rPr>
+              <w:t xml:space="preserve">נגישות</w:t>
+            </w:r>
+          </w:p>
+        </w:tc>
+        <w:tc>
+          <w:tcPr>
+            <w:tcW w:type="dxa" w:w="7740"/>
+            <w:tcMar>
+              <w:top w:type="dxa" w:w="52"/>
+              <w:left w:type="dxa" w:w="100"/>
+              <w:bottom w:type="dxa" w:w="52"/>
+              <w:right w:type="dxa" w:w="100"/>
+            </w:tcMar>
+            <w:vAlign w:val="top"/>
+          </w:tcPr>
+          <w:p>
+            <w:pPr>
+              <w:bidi/>
+              <w:spacing w:after="0" w:before="0" w:line="232"/>
+            </w:pPr>
+            <w:r>
+              <w:rPr>
+                <w:rFonts w:ascii="Arial" w:cs="Arial" w:eastAsia="Arial" w:hAnsi="Arial"/>
+                <w:b w:val="false"/>
+                <w:bCs w:val="false"/>
+                <w:color w:val="1E1E1E"/>
+                <w:sz w:val="16"/>
+                <w:szCs w:val="16"/>
+                <w:rtl/>
+              </w:rPr>
+              <w:t xml:space="preserve">התאמת המערכת כך שגם אנשים עם מוגבלות יוכלו להשתמש בה: ניגודיות, טקסט קריא ותיאור לתמונות</w:t>
+            </w:r>
+          </w:p>
+        </w:tc>
+      </w:tr>
+      <w:tr>
+        <w:tc>
+          <w:tcPr>
+            <w:tcW w:type="dxa" w:w="2000"/>
+            <w:shd w:fill="F6F5F3" w:color="auto" w:val="clear"/>
+            <w:tcMar>
+              <w:top w:type="dxa" w:w="52"/>
+              <w:left w:type="dxa" w:w="100"/>
+              <w:bottom w:type="dxa" w:w="52"/>
+              <w:right w:type="dxa" w:w="100"/>
+            </w:tcMar>
+            <w:vAlign w:val="top"/>
+          </w:tcPr>
+          <w:p>
+            <w:pPr>
+              <w:bidi/>
+              <w:spacing w:after="0" w:before="0" w:line="232"/>
+            </w:pPr>
+            <w:r>
+              <w:rPr>
+                <w:rFonts w:ascii="Arial" w:cs="Arial" w:eastAsia="Arial" w:hAnsi="Arial"/>
+                <w:b/>
+                <w:bCs/>
+                <w:color w:val="1E1E1E"/>
+                <w:sz w:val="16"/>
+                <w:szCs w:val="16"/>
+                <w:rtl/>
+              </w:rPr>
+              <w:t xml:space="preserve">פורטפוליו</w:t>
+            </w:r>
+          </w:p>
+        </w:tc>
+        <w:tc>
+          <w:tcPr>
+            <w:tcW w:type="dxa" w:w="7740"/>
+            <w:shd w:fill="F6F5F3" w:color="auto" w:val="clear"/>
+            <w:tcMar>
+              <w:top w:type="dxa" w:w="52"/>
+              <w:left w:type="dxa" w:w="100"/>
+              <w:bottom w:type="dxa" w:w="52"/>
+              <w:right w:type="dxa" w:w="100"/>
+            </w:tcMar>
+            <w:vAlign w:val="top"/>
+          </w:tcPr>
+          <w:p>
+            <w:pPr>
+              <w:bidi/>
+              <w:spacing w:after="0" w:before="0" w:line="232"/>
+            </w:pPr>
+            <w:r>
+              <w:rPr>
+                <w:rFonts w:ascii="Arial" w:cs="Arial" w:eastAsia="Arial" w:hAnsi="Arial"/>
+                <w:b w:val="false"/>
+                <w:bCs w:val="false"/>
+                <w:color w:val="1E1E1E"/>
+                <w:sz w:val="16"/>
+                <w:szCs w:val="16"/>
+                <w:rtl/>
+              </w:rPr>
+              <w:t xml:space="preserve">תיק העבודות. אוסף מה שבניתם, עם קישורים חיים, שאפשר לשלוח למעסיק או ללקוח</w:t>
             </w:r>
           </w:p>
         </w:tc>
@@ -5452,10 +6938,10 @@
             <w:tcW w:type="dxa" w:w="2200"/>
             <w:shd w:fill="1B2D6B" w:color="auto" w:val="clear"/>
             <w:tcMar>
-              <w:top w:type="dxa" w:w="70"/>
-              <w:left w:type="dxa" w:w="110"/>
-              <w:bottom w:type="dxa" w:w="70"/>
-              <w:right w:type="dxa" w:w="110"/>
+              <w:top w:type="dxa" w:w="52"/>
+              <w:left w:type="dxa" w:w="100"/>
+              <w:bottom w:type="dxa" w:w="52"/>
+              <w:right w:type="dxa" w:w="100"/>
             </w:tcMar>
             <w:vAlign w:val="top"/>
           </w:tcPr>
@@ -5483,10 +6969,10 @@
             <w:tcW w:type="dxa" w:w="2900"/>
             <w:shd w:fill="1B2D6B" w:color="auto" w:val="clear"/>
             <w:tcMar>
-              <w:top w:type="dxa" w:w="70"/>
-              <w:left w:type="dxa" w:w="110"/>
-              <w:bottom w:type="dxa" w:w="70"/>
-              <w:right w:type="dxa" w:w="110"/>
+              <w:top w:type="dxa" w:w="52"/>
+              <w:left w:type="dxa" w:w="100"/>
+              <w:bottom w:type="dxa" w:w="52"/>
+              <w:right w:type="dxa" w:w="100"/>
             </w:tcMar>
             <w:vAlign w:val="top"/>
           </w:tcPr>
@@ -5514,10 +7000,10 @@
             <w:tcW w:type="dxa" w:w="2600"/>
             <w:shd w:fill="1B2D6B" w:color="auto" w:val="clear"/>
             <w:tcMar>
-              <w:top w:type="dxa" w:w="70"/>
-              <w:left w:type="dxa" w:w="110"/>
-              <w:bottom w:type="dxa" w:w="70"/>
-              <w:right w:type="dxa" w:w="110"/>
+              <w:top w:type="dxa" w:w="52"/>
+              <w:left w:type="dxa" w:w="100"/>
+              <w:bottom w:type="dxa" w:w="52"/>
+              <w:right w:type="dxa" w:w="100"/>
             </w:tcMar>
             <w:vAlign w:val="top"/>
           </w:tcPr>
@@ -5545,10 +7031,10 @@
             <w:tcW w:type="dxa" w:w="2040"/>
             <w:shd w:fill="1B2D6B" w:color="auto" w:val="clear"/>
             <w:tcMar>
-              <w:top w:type="dxa" w:w="70"/>
-              <w:left w:type="dxa" w:w="110"/>
-              <w:bottom w:type="dxa" w:w="70"/>
-              <w:right w:type="dxa" w:w="110"/>
+              <w:top w:type="dxa" w:w="52"/>
+              <w:left w:type="dxa" w:w="100"/>
+              <w:bottom w:type="dxa" w:w="52"/>
+              <w:right w:type="dxa" w:w="100"/>
             </w:tcMar>
             <w:vAlign w:val="top"/>
           </w:tcPr>
@@ -5577,10 +7063,10 @@
           <w:tcPr>
             <w:tcW w:type="dxa" w:w="2200"/>
             <w:tcMar>
-              <w:top w:type="dxa" w:w="70"/>
-              <w:left w:type="dxa" w:w="110"/>
-              <w:bottom w:type="dxa" w:w="70"/>
-              <w:right w:type="dxa" w:w="110"/>
+              <w:top w:type="dxa" w:w="52"/>
+              <w:left w:type="dxa" w:w="100"/>
+              <w:bottom w:type="dxa" w:w="52"/>
+              <w:right w:type="dxa" w:w="100"/>
             </w:tcMar>
             <w:vAlign w:val="top"/>
           </w:tcPr>
@@ -5607,10 +7093,10 @@
           <w:tcPr>
             <w:tcW w:type="dxa" w:w="2900"/>
             <w:tcMar>
-              <w:top w:type="dxa" w:w="70"/>
-              <w:left w:type="dxa" w:w="110"/>
-              <w:bottom w:type="dxa" w:w="70"/>
-              <w:right w:type="dxa" w:w="110"/>
+              <w:top w:type="dxa" w:w="52"/>
+              <w:left w:type="dxa" w:w="100"/>
+              <w:bottom w:type="dxa" w:w="52"/>
+              <w:right w:type="dxa" w:w="100"/>
             </w:tcMar>
             <w:vAlign w:val="top"/>
           </w:tcPr>
@@ -5637,10 +7123,10 @@
           <w:tcPr>
             <w:tcW w:type="dxa" w:w="2600"/>
             <w:tcMar>
-              <w:top w:type="dxa" w:w="70"/>
-              <w:left w:type="dxa" w:w="110"/>
-              <w:bottom w:type="dxa" w:w="70"/>
-              <w:right w:type="dxa" w:w="110"/>
+              <w:top w:type="dxa" w:w="52"/>
+              <w:left w:type="dxa" w:w="100"/>
+              <w:bottom w:type="dxa" w:w="52"/>
+              <w:right w:type="dxa" w:w="100"/>
             </w:tcMar>
             <w:vAlign w:val="top"/>
           </w:tcPr>
@@ -5667,10 +7153,10 @@
           <w:tcPr>
             <w:tcW w:type="dxa" w:w="2040"/>
             <w:tcMar>
-              <w:top w:type="dxa" w:w="70"/>
-              <w:left w:type="dxa" w:w="110"/>
-              <w:bottom w:type="dxa" w:w="70"/>
-              <w:right w:type="dxa" w:w="110"/>
+              <w:top w:type="dxa" w:w="52"/>
+              <w:left w:type="dxa" w:w="100"/>
+              <w:bottom w:type="dxa" w:w="52"/>
+              <w:right w:type="dxa" w:w="100"/>
             </w:tcMar>
             <w:vAlign w:val="top"/>
           </w:tcPr>
@@ -5700,10 +7186,10 @@
             <w:tcW w:type="dxa" w:w="2200"/>
             <w:shd w:fill="F6F5F3" w:color="auto" w:val="clear"/>
             <w:tcMar>
-              <w:top w:type="dxa" w:w="70"/>
-              <w:left w:type="dxa" w:w="110"/>
-              <w:bottom w:type="dxa" w:w="70"/>
-              <w:right w:type="dxa" w:w="110"/>
+              <w:top w:type="dxa" w:w="52"/>
+              <w:left w:type="dxa" w:w="100"/>
+              <w:bottom w:type="dxa" w:w="52"/>
+              <w:right w:type="dxa" w:w="100"/>
             </w:tcMar>
             <w:vAlign w:val="top"/>
           </w:tcPr>
@@ -5731,10 +7217,10 @@
             <w:tcW w:type="dxa" w:w="2900"/>
             <w:shd w:fill="F6F5F3" w:color="auto" w:val="clear"/>
             <w:tcMar>
-              <w:top w:type="dxa" w:w="70"/>
-              <w:left w:type="dxa" w:w="110"/>
-              <w:bottom w:type="dxa" w:w="70"/>
-              <w:right w:type="dxa" w:w="110"/>
+              <w:top w:type="dxa" w:w="52"/>
+              <w:left w:type="dxa" w:w="100"/>
+              <w:bottom w:type="dxa" w:w="52"/>
+              <w:right w:type="dxa" w:w="100"/>
             </w:tcMar>
             <w:vAlign w:val="top"/>
           </w:tcPr>
@@ -5762,10 +7248,10 @@
             <w:tcW w:type="dxa" w:w="2600"/>
             <w:shd w:fill="F6F5F3" w:color="auto" w:val="clear"/>
             <w:tcMar>
-              <w:top w:type="dxa" w:w="70"/>
-              <w:left w:type="dxa" w:w="110"/>
-              <w:bottom w:type="dxa" w:w="70"/>
-              <w:right w:type="dxa" w:w="110"/>
+              <w:top w:type="dxa" w:w="52"/>
+              <w:left w:type="dxa" w:w="100"/>
+              <w:bottom w:type="dxa" w:w="52"/>
+              <w:right w:type="dxa" w:w="100"/>
             </w:tcMar>
             <w:vAlign w:val="top"/>
           </w:tcPr>
@@ -5793,10 +7279,10 @@
             <w:tcW w:type="dxa" w:w="2040"/>
             <w:shd w:fill="F6F5F3" w:color="auto" w:val="clear"/>
             <w:tcMar>
-              <w:top w:type="dxa" w:w="70"/>
-              <w:left w:type="dxa" w:w="110"/>
-              <w:bottom w:type="dxa" w:w="70"/>
-              <w:right w:type="dxa" w:w="110"/>
+              <w:top w:type="dxa" w:w="52"/>
+              <w:left w:type="dxa" w:w="100"/>
+              <w:bottom w:type="dxa" w:w="52"/>
+              <w:right w:type="dxa" w:w="100"/>
             </w:tcMar>
             <w:vAlign w:val="top"/>
           </w:tcPr>
@@ -5825,10 +7311,10 @@
           <w:tcPr>
             <w:tcW w:type="dxa" w:w="2200"/>
             <w:tcMar>
-              <w:top w:type="dxa" w:w="70"/>
-              <w:left w:type="dxa" w:w="110"/>
-              <w:bottom w:type="dxa" w:w="70"/>
-              <w:right w:type="dxa" w:w="110"/>
+              <w:top w:type="dxa" w:w="52"/>
+              <w:left w:type="dxa" w:w="100"/>
+              <w:bottom w:type="dxa" w:w="52"/>
+              <w:right w:type="dxa" w:w="100"/>
             </w:tcMar>
             <w:vAlign w:val="top"/>
           </w:tcPr>
@@ -5855,10 +7341,10 @@
           <w:tcPr>
             <w:tcW w:type="dxa" w:w="2900"/>
             <w:tcMar>
-              <w:top w:type="dxa" w:w="70"/>
-              <w:left w:type="dxa" w:w="110"/>
-              <w:bottom w:type="dxa" w:w="70"/>
-              <w:right w:type="dxa" w:w="110"/>
+              <w:top w:type="dxa" w:w="52"/>
+              <w:left w:type="dxa" w:w="100"/>
+              <w:bottom w:type="dxa" w:w="52"/>
+              <w:right w:type="dxa" w:w="100"/>
             </w:tcMar>
             <w:vAlign w:val="top"/>
           </w:tcPr>
@@ -5885,10 +7371,10 @@
           <w:tcPr>
             <w:tcW w:type="dxa" w:w="2600"/>
             <w:tcMar>
-              <w:top w:type="dxa" w:w="70"/>
-              <w:left w:type="dxa" w:w="110"/>
-              <w:bottom w:type="dxa" w:w="70"/>
-              <w:right w:type="dxa" w:w="110"/>
+              <w:top w:type="dxa" w:w="52"/>
+              <w:left w:type="dxa" w:w="100"/>
+              <w:bottom w:type="dxa" w:w="52"/>
+              <w:right w:type="dxa" w:w="100"/>
             </w:tcMar>
             <w:vAlign w:val="top"/>
           </w:tcPr>
@@ -5915,10 +7401,10 @@
           <w:tcPr>
             <w:tcW w:type="dxa" w:w="2040"/>
             <w:tcMar>
-              <w:top w:type="dxa" w:w="70"/>
-              <w:left w:type="dxa" w:w="110"/>
-              <w:bottom w:type="dxa" w:w="70"/>
-              <w:right w:type="dxa" w:w="110"/>
+              <w:top w:type="dxa" w:w="52"/>
+              <w:left w:type="dxa" w:w="100"/>
+              <w:bottom w:type="dxa" w:w="52"/>
+              <w:right w:type="dxa" w:w="100"/>
             </w:tcMar>
             <w:vAlign w:val="top"/>
           </w:tcPr>
@@ -5948,10 +7434,10 @@
             <w:tcW w:type="dxa" w:w="2200"/>
             <w:shd w:fill="F6F5F3" w:color="auto" w:val="clear"/>
             <w:tcMar>
-              <w:top w:type="dxa" w:w="70"/>
-              <w:left w:type="dxa" w:w="110"/>
-              <w:bottom w:type="dxa" w:w="70"/>
-              <w:right w:type="dxa" w:w="110"/>
+              <w:top w:type="dxa" w:w="52"/>
+              <w:left w:type="dxa" w:w="100"/>
+              <w:bottom w:type="dxa" w:w="52"/>
+              <w:right w:type="dxa" w:w="100"/>
             </w:tcMar>
             <w:vAlign w:val="top"/>
           </w:tcPr>
@@ -5979,10 +7465,10 @@
             <w:tcW w:type="dxa" w:w="2900"/>
             <w:shd w:fill="F6F5F3" w:color="auto" w:val="clear"/>
             <w:tcMar>
-              <w:top w:type="dxa" w:w="70"/>
-              <w:left w:type="dxa" w:w="110"/>
-              <w:bottom w:type="dxa" w:w="70"/>
-              <w:right w:type="dxa" w:w="110"/>
+              <w:top w:type="dxa" w:w="52"/>
+              <w:left w:type="dxa" w:w="100"/>
+              <w:bottom w:type="dxa" w:w="52"/>
+              <w:right w:type="dxa" w:w="100"/>
             </w:tcMar>
             <w:vAlign w:val="top"/>
           </w:tcPr>
@@ -6010,10 +7496,10 @@
             <w:tcW w:type="dxa" w:w="2600"/>
             <w:shd w:fill="F6F5F3" w:color="auto" w:val="clear"/>
             <w:tcMar>
-              <w:top w:type="dxa" w:w="70"/>
-              <w:left w:type="dxa" w:w="110"/>
-              <w:bottom w:type="dxa" w:w="70"/>
-              <w:right w:type="dxa" w:w="110"/>
+              <w:top w:type="dxa" w:w="52"/>
+              <w:left w:type="dxa" w:w="100"/>
+              <w:bottom w:type="dxa" w:w="52"/>
+              <w:right w:type="dxa" w:w="100"/>
             </w:tcMar>
             <w:vAlign w:val="top"/>
           </w:tcPr>
@@ -6041,10 +7527,10 @@
             <w:tcW w:type="dxa" w:w="2040"/>
             <w:shd w:fill="F6F5F3" w:color="auto" w:val="clear"/>
             <w:tcMar>
-              <w:top w:type="dxa" w:w="70"/>
-              <w:left w:type="dxa" w:w="110"/>
-              <w:bottom w:type="dxa" w:w="70"/>
-              <w:right w:type="dxa" w:w="110"/>
+              <w:top w:type="dxa" w:w="52"/>
+              <w:left w:type="dxa" w:w="100"/>
+              <w:bottom w:type="dxa" w:w="52"/>
+              <w:right w:type="dxa" w:w="100"/>
             </w:tcMar>
             <w:vAlign w:val="top"/>
           </w:tcPr>
@@ -6073,10 +7559,10 @@
           <w:tcPr>
             <w:tcW w:type="dxa" w:w="2200"/>
             <w:tcMar>
-              <w:top w:type="dxa" w:w="70"/>
-              <w:left w:type="dxa" w:w="110"/>
-              <w:bottom w:type="dxa" w:w="70"/>
-              <w:right w:type="dxa" w:w="110"/>
+              <w:top w:type="dxa" w:w="52"/>
+              <w:left w:type="dxa" w:w="100"/>
+              <w:bottom w:type="dxa" w:w="52"/>
+              <w:right w:type="dxa" w:w="100"/>
             </w:tcMar>
             <w:vAlign w:val="top"/>
           </w:tcPr>
@@ -6103,10 +7589,10 @@
           <w:tcPr>
             <w:tcW w:type="dxa" w:w="2900"/>
             <w:tcMar>
-              <w:top w:type="dxa" w:w="70"/>
-              <w:left w:type="dxa" w:w="110"/>
-              <w:bottom w:type="dxa" w:w="70"/>
-              <w:right w:type="dxa" w:w="110"/>
+              <w:top w:type="dxa" w:w="52"/>
+              <w:left w:type="dxa" w:w="100"/>
+              <w:bottom w:type="dxa" w:w="52"/>
+              <w:right w:type="dxa" w:w="100"/>
             </w:tcMar>
             <w:vAlign w:val="top"/>
           </w:tcPr>
@@ -6133,10 +7619,10 @@
           <w:tcPr>
             <w:tcW w:type="dxa" w:w="2600"/>
             <w:tcMar>
-              <w:top w:type="dxa" w:w="70"/>
-              <w:left w:type="dxa" w:w="110"/>
-              <w:bottom w:type="dxa" w:w="70"/>
-              <w:right w:type="dxa" w:w="110"/>
+              <w:top w:type="dxa" w:w="52"/>
+              <w:left w:type="dxa" w:w="100"/>
+              <w:bottom w:type="dxa" w:w="52"/>
+              <w:right w:type="dxa" w:w="100"/>
             </w:tcMar>
             <w:vAlign w:val="top"/>
           </w:tcPr>
@@ -6163,10 +7649,10 @@
           <w:tcPr>
             <w:tcW w:type="dxa" w:w="2040"/>
             <w:tcMar>
-              <w:top w:type="dxa" w:w="70"/>
-              <w:left w:type="dxa" w:w="110"/>
-              <w:bottom w:type="dxa" w:w="70"/>
-              <w:right w:type="dxa" w:w="110"/>
+              <w:top w:type="dxa" w:w="52"/>
+              <w:left w:type="dxa" w:w="100"/>
+              <w:bottom w:type="dxa" w:w="52"/>
+              <w:right w:type="dxa" w:w="100"/>
             </w:tcMar>
             <w:vAlign w:val="top"/>
           </w:tcPr>
@@ -6196,10 +7682,10 @@
             <w:tcW w:type="dxa" w:w="2200"/>
             <w:shd w:fill="F6F5F3" w:color="auto" w:val="clear"/>
             <w:tcMar>
-              <w:top w:type="dxa" w:w="70"/>
-              <w:left w:type="dxa" w:w="110"/>
-              <w:bottom w:type="dxa" w:w="70"/>
-              <w:right w:type="dxa" w:w="110"/>
+              <w:top w:type="dxa" w:w="52"/>
+              <w:left w:type="dxa" w:w="100"/>
+              <w:bottom w:type="dxa" w:w="52"/>
+              <w:right w:type="dxa" w:w="100"/>
             </w:tcMar>
             <w:vAlign w:val="top"/>
           </w:tcPr>
@@ -6227,10 +7713,10 @@
             <w:tcW w:type="dxa" w:w="2900"/>
             <w:shd w:fill="F6F5F3" w:color="auto" w:val="clear"/>
             <w:tcMar>
-              <w:top w:type="dxa" w:w="70"/>
-              <w:left w:type="dxa" w:w="110"/>
-              <w:bottom w:type="dxa" w:w="70"/>
-              <w:right w:type="dxa" w:w="110"/>
+              <w:top w:type="dxa" w:w="52"/>
+              <w:left w:type="dxa" w:w="100"/>
+              <w:bottom w:type="dxa" w:w="52"/>
+              <w:right w:type="dxa" w:w="100"/>
             </w:tcMar>
             <w:vAlign w:val="top"/>
           </w:tcPr>
@@ -6258,10 +7744,10 @@
             <w:tcW w:type="dxa" w:w="2600"/>
             <w:shd w:fill="F6F5F3" w:color="auto" w:val="clear"/>
             <w:tcMar>
-              <w:top w:type="dxa" w:w="70"/>
-              <w:left w:type="dxa" w:w="110"/>
-              <w:bottom w:type="dxa" w:w="70"/>
-              <w:right w:type="dxa" w:w="110"/>
+              <w:top w:type="dxa" w:w="52"/>
+              <w:left w:type="dxa" w:w="100"/>
+              <w:bottom w:type="dxa" w:w="52"/>
+              <w:right w:type="dxa" w:w="100"/>
             </w:tcMar>
             <w:vAlign w:val="top"/>
           </w:tcPr>
@@ -6289,10 +7775,10 @@
             <w:tcW w:type="dxa" w:w="2040"/>
             <w:shd w:fill="F6F5F3" w:color="auto" w:val="clear"/>
             <w:tcMar>
-              <w:top w:type="dxa" w:w="70"/>
-              <w:left w:type="dxa" w:w="110"/>
-              <w:bottom w:type="dxa" w:w="70"/>
-              <w:right w:type="dxa" w:w="110"/>
+              <w:top w:type="dxa" w:w="52"/>
+              <w:left w:type="dxa" w:w="100"/>
+              <w:bottom w:type="dxa" w:w="52"/>
+              <w:right w:type="dxa" w:w="100"/>
             </w:tcMar>
             <w:vAlign w:val="top"/>
           </w:tcPr>
@@ -6321,10 +7807,10 @@
           <w:tcPr>
             <w:tcW w:type="dxa" w:w="2200"/>
             <w:tcMar>
-              <w:top w:type="dxa" w:w="70"/>
-              <w:left w:type="dxa" w:w="110"/>
-              <w:bottom w:type="dxa" w:w="70"/>
-              <w:right w:type="dxa" w:w="110"/>
+              <w:top w:type="dxa" w:w="52"/>
+              <w:left w:type="dxa" w:w="100"/>
+              <w:bottom w:type="dxa" w:w="52"/>
+              <w:right w:type="dxa" w:w="100"/>
             </w:tcMar>
             <w:vAlign w:val="top"/>
           </w:tcPr>
@@ -6351,10 +7837,10 @@
           <w:tcPr>
             <w:tcW w:type="dxa" w:w="2900"/>
             <w:tcMar>
-              <w:top w:type="dxa" w:w="70"/>
-              <w:left w:type="dxa" w:w="110"/>
-              <w:bottom w:type="dxa" w:w="70"/>
-              <w:right w:type="dxa" w:w="110"/>
+              <w:top w:type="dxa" w:w="52"/>
+              <w:left w:type="dxa" w:w="100"/>
+              <w:bottom w:type="dxa" w:w="52"/>
+              <w:right w:type="dxa" w:w="100"/>
             </w:tcMar>
             <w:vAlign w:val="top"/>
           </w:tcPr>
@@ -6381,10 +7867,10 @@
           <w:tcPr>
             <w:tcW w:type="dxa" w:w="2600"/>
             <w:tcMar>
-              <w:top w:type="dxa" w:w="70"/>
-              <w:left w:type="dxa" w:w="110"/>
-              <w:bottom w:type="dxa" w:w="70"/>
-              <w:right w:type="dxa" w:w="110"/>
+              <w:top w:type="dxa" w:w="52"/>
+              <w:left w:type="dxa" w:w="100"/>
+              <w:bottom w:type="dxa" w:w="52"/>
+              <w:right w:type="dxa" w:w="100"/>
             </w:tcMar>
             <w:vAlign w:val="top"/>
           </w:tcPr>
@@ -6411,10 +7897,10 @@
           <w:tcPr>
             <w:tcW w:type="dxa" w:w="2040"/>
             <w:tcMar>
-              <w:top w:type="dxa" w:w="70"/>
-              <w:left w:type="dxa" w:w="110"/>
-              <w:bottom w:type="dxa" w:w="70"/>
-              <w:right w:type="dxa" w:w="110"/>
+              <w:top w:type="dxa" w:w="52"/>
+              <w:left w:type="dxa" w:w="100"/>
+              <w:bottom w:type="dxa" w:w="52"/>
+              <w:right w:type="dxa" w:w="100"/>
             </w:tcMar>
             <w:vAlign w:val="top"/>
           </w:tcPr>
@@ -6537,10 +8023,10 @@
             <w:tcW w:type="dxa" w:w="9740"/>
             <w:shd w:fill="E7EAF4" w:color="auto" w:val="clear"/>
             <w:tcMar>
-              <w:top w:type="dxa" w:w="70"/>
-              <w:left w:type="dxa" w:w="110"/>
-              <w:bottom w:type="dxa" w:w="70"/>
-              <w:right w:type="dxa" w:w="110"/>
+              <w:top w:type="dxa" w:w="52"/>
+              <w:left w:type="dxa" w:w="100"/>
+              <w:bottom w:type="dxa" w:w="52"/>
+              <w:right w:type="dxa" w:w="100"/>
             </w:tcMar>
             <w:vAlign w:val="top"/>
           </w:tcPr>
@@ -6569,7 +8055,7 @@
                 <w:szCs w:val="18"/>
                 <w:rtl/>
               </w:rPr>
-              <w:t xml:space="preserve">מילון המונחים המלא, הפירוט של כל מפגש, ודוגמאות נוספות נמצאים באתר הקורס.</w:t>
+              <w:t xml:space="preserve">הפירוט המלא של כל מפגש, ארכיון מושגים עם חיפוש, ודוגמאות מורחבות, נמצאים באתר הקורס באזור "מדריך לסטודנט".</w:t>
             </w:r>
           </w:p>
         </w:tc>

--- a/jb53500/guide-rolling-project.docx
+++ b/jb53500/guide-rolling-project.docx
@@ -1778,7 +1778,7 @@
           <w:szCs w:val="19"/>
           <w:rtl/>
         </w:rPr>
-        <w:t xml:space="preserve">איזה תחום מעניין אתכם מספיק כדי לעסוק בו חמישה חודשים? שעמום הוא סיבה אמיתית לנשירה.</w:t>
+        <w:t xml:space="preserve">איזה תחום מעניין אתכם מספיק כדי לעסוק בו שלושה חודשים? שעמום הוא סיבה אמיתית לנשירה.</w:t>
       </w:r>
     </w:p>
     <w:p>
